--- a/ly thuyet do thi.docx
+++ b/ly thuyet do thi.docx
@@ -4,11 +4,23 @@
   <w:body>
     <w:p>
       <w:pPr>
-        <w:pStyle w:val="Tiu"/>
+        <w:pStyle w:val="Title"/>
         <w:rPr>
           <w:color w:val="auto"/>
         </w:rPr>
       </w:pPr>
+      <w:r>
+        <w:rPr>
+          <w:color w:val="auto"/>
+        </w:rPr>
+        <w:t>X</w:t>
+      </w:r>
+      <w:r>
+        <w:rPr>
+          <w:color w:val="auto"/>
+        </w:rPr>
+        <w:tab/>
+      </w:r>
       <w:r>
         <w:rPr>
           <w:color w:val="auto"/>
@@ -18,330 +30,3153 @@
     </w:p>
     <w:p>
       <w:pPr>
-        <w:pStyle w:val="u1"/>
-        <w:rPr>
-          <w:color w:val="auto"/>
-        </w:rPr>
-      </w:pPr>
-      <w:r>
-        <w:rPr>
-          <w:color w:val="auto"/>
-        </w:rPr>
-        <w:t>I. Khái niệm cơ bản</w:t>
+        <w:rPr>
+          <w:sz w:val="42"/>
+          <w:szCs w:val="42"/>
+        </w:rPr>
+      </w:pPr>
+      <w:r>
+        <w:rPr>
+          <w:sz w:val="42"/>
+          <w:szCs w:val="42"/>
+        </w:rPr>
+        <w:t xml:space="preserve">1 khái niệm cơ bản về đồ thị </w:t>
       </w:r>
     </w:p>
     <w:p>
-      <w:r>
-        <w:t>Đồ thị G = (V, E) gồm:</w:t>
+      <w:pPr>
+        <w:rPr>
+          <w:sz w:val="42"/>
+          <w:szCs w:val="42"/>
+        </w:rPr>
+      </w:pPr>
+      <w:r>
+        <w:rPr>
+          <w:sz w:val="42"/>
+          <w:szCs w:val="42"/>
+        </w:rPr>
+        <w:t xml:space="preserve">1.1Định nghĩa về đồ thị </w:t>
       </w:r>
     </w:p>
     <w:p>
-      <w:r>
-        <w:t>- V: tập đỉnh (vertices)</w:t>
+      <w:pPr>
+        <w:rPr>
+          <w:sz w:val="30"/>
+          <w:szCs w:val="30"/>
+        </w:rPr>
+      </w:pPr>
+      <w:r>
+        <w:rPr>
+          <w:sz w:val="30"/>
+          <w:szCs w:val="30"/>
+        </w:rPr>
+        <w:t xml:space="preserve">- </w:t>
+      </w:r>
+      <w:r>
+        <w:rPr>
+          <w:sz w:val="30"/>
+          <w:szCs w:val="30"/>
+        </w:rPr>
+        <w:t>Đồ thị (Graph) trong lập trình là một cấu trúc dữ liệu phi tuyến tính, biểu diễn mối quan hệ giữa các đối tượng. Nó bao gồm một tập hữu hạn các đỉnh (nodes/vertices - V) đại diện cho thực thể và các cạnh (edges - E) nối các đỉnh, biểu thị mối liên hệ. Đồ thị được định nghĩa chính thức là một cặp </w:t>
       </w:r>
     </w:p>
     <w:p>
-      <w:r>
-        <w:t>- E: tập cạnh (edges)</w:t>
+      <w:pPr>
+        <w:pStyle w:val="ListParagraph"/>
+        <w:numPr>
+          <w:ilvl w:val="1"/>
+          <w:numId w:val="10"/>
+        </w:numPr>
+        <w:pBdr>
+          <w:bottom w:val="single" w:sz="6" w:space="1" w:color="auto"/>
+        </w:pBdr>
+        <w:spacing w:after="160" w:line="300" w:lineRule="auto"/>
+        <w:rPr>
+          <w:sz w:val="42"/>
+          <w:szCs w:val="42"/>
+        </w:rPr>
+      </w:pPr>
+      <w:r>
+        <w:rPr>
+          <w:sz w:val="42"/>
+          <w:szCs w:val="42"/>
+        </w:rPr>
+        <w:t>tập đỉnh và tập cạnh</w:t>
       </w:r>
     </w:p>
     <w:p>
-      <w:r>
-        <w:t>Mỗi cạnh nối hai đỉnh.</w:t>
+      <w:pPr>
+        <w:pBdr>
+          <w:bottom w:val="single" w:sz="6" w:space="1" w:color="auto"/>
+        </w:pBdr>
+        <w:rPr>
+          <w:sz w:val="42"/>
+          <w:szCs w:val="42"/>
+        </w:rPr>
+      </w:pPr>
+      <w:r>
+        <w:rPr>
+          <w:sz w:val="42"/>
+          <w:szCs w:val="42"/>
+        </w:rPr>
+        <w:t>1 tập đỉnh (Vertices- v)</w:t>
       </w:r>
     </w:p>
     <w:p>
-      <w:r>
-        <w:t>Có thể có khuyên (loop) và cạnh bội.</w:t>
+      <w:pPr>
+        <w:pBdr>
+          <w:bottom w:val="single" w:sz="6" w:space="1" w:color="auto"/>
+        </w:pBdr>
+        <w:rPr>
+          <w:sz w:val="30"/>
+          <w:szCs w:val="30"/>
+        </w:rPr>
+      </w:pPr>
+      <w:r>
+        <w:rPr>
+          <w:b/>
+          <w:bCs/>
+          <w:sz w:val="30"/>
+          <w:szCs w:val="30"/>
+        </w:rPr>
+        <w:t>-</w:t>
+      </w:r>
+      <w:r>
+        <w:rPr>
+          <w:b/>
+          <w:bCs/>
+          <w:sz w:val="30"/>
+          <w:szCs w:val="30"/>
+        </w:rPr>
+        <w:t>Khái niệm</w:t>
+      </w:r>
+      <w:r>
+        <w:rPr>
+          <w:sz w:val="30"/>
+          <w:szCs w:val="30"/>
+        </w:rPr>
+        <w:t xml:space="preserve">: là tập hợp hữu hạn các nút(node) hoặc điểm trong đồ thị </w:t>
       </w:r>
     </w:p>
     <w:p>
       <w:pPr>
-        <w:pStyle w:val="u1"/>
-        <w:rPr>
-          <w:color w:val="auto"/>
-        </w:rPr>
-      </w:pPr>
-      <w:r>
-        <w:rPr>
-          <w:color w:val="auto"/>
-        </w:rPr>
-        <w:t>II. Phân loại đồ thị</w:t>
+        <w:pBdr>
+          <w:bottom w:val="single" w:sz="6" w:space="1" w:color="auto"/>
+        </w:pBdr>
+        <w:rPr>
+          <w:sz w:val="30"/>
+          <w:szCs w:val="30"/>
+        </w:rPr>
+      </w:pPr>
+      <w:r>
+        <w:rPr>
+          <w:b/>
+          <w:bCs/>
+          <w:sz w:val="30"/>
+          <w:szCs w:val="30"/>
+        </w:rPr>
+        <w:t>-</w:t>
+      </w:r>
+      <w:r>
+        <w:rPr>
+          <w:b/>
+          <w:bCs/>
+          <w:sz w:val="30"/>
+          <w:szCs w:val="30"/>
+        </w:rPr>
+        <w:t>Ví dụ:</w:t>
+      </w:r>
+      <w:r>
+        <w:rPr>
+          <w:sz w:val="30"/>
+          <w:szCs w:val="30"/>
+        </w:rPr>
+        <w:t> Trong mạng xã hội, mỗi người là một đỉnh. Trong bản đồ giao thông, các thành phố là đỉnh.</w:t>
       </w:r>
     </w:p>
     <w:p>
-      <w:r>
-        <w:t>1. Đồ thị vô hướng: cạnh không có chiều.</w:t>
+      <w:pPr>
+        <w:pBdr>
+          <w:bottom w:val="single" w:sz="6" w:space="1" w:color="auto"/>
+        </w:pBdr>
+        <w:rPr>
+          <w:szCs w:val="24"/>
+        </w:rPr>
+      </w:pPr>
+      <w:r>
+        <w:rPr>
+          <w:sz w:val="30"/>
+          <w:szCs w:val="30"/>
+        </w:rPr>
+        <w:t>-</w:t>
+      </w:r>
+      <w:r>
+        <w:rPr>
+          <w:sz w:val="30"/>
+          <w:szCs w:val="30"/>
+        </w:rPr>
+        <w:t>Ký hiệu</w:t>
+      </w:r>
+      <w:r>
+        <w:rPr>
+          <w:szCs w:val="24"/>
+        </w:rPr>
+        <w:t xml:space="preserve"> </w:t>
+      </w:r>
+      <w:r>
+        <w:rPr>
+          <w:noProof/>
+          <w:szCs w:val="24"/>
+        </w:rPr>
+        <w:drawing>
+          <wp:inline distT="0" distB="0" distL="0" distR="0" wp14:anchorId="6A24208B" wp14:editId="07016F4F">
+            <wp:extent cx="1686160" cy="400106"/>
+            <wp:effectExtent l="0" t="0" r="0" b="0"/>
+            <wp:docPr id="1121650475" name="Picture 1"/>
+            <wp:cNvGraphicFramePr>
+              <a:graphicFrameLocks xmlns:a="http://schemas.openxmlformats.org/drawingml/2006/main" noChangeAspect="1"/>
+            </wp:cNvGraphicFramePr>
+            <a:graphic xmlns:a="http://schemas.openxmlformats.org/drawingml/2006/main">
+              <a:graphicData uri="http://schemas.openxmlformats.org/drawingml/2006/picture">
+                <pic:pic xmlns:pic="http://schemas.openxmlformats.org/drawingml/2006/picture">
+                  <pic:nvPicPr>
+                    <pic:cNvPr id="1121650475" name=""/>
+                    <pic:cNvPicPr/>
+                  </pic:nvPicPr>
+                  <pic:blipFill>
+                    <a:blip r:embed="rId6"/>
+                    <a:stretch>
+                      <a:fillRect/>
+                    </a:stretch>
+                  </pic:blipFill>
+                  <pic:spPr>
+                    <a:xfrm>
+                      <a:off x="0" y="0"/>
+                      <a:ext cx="1686160" cy="400106"/>
+                    </a:xfrm>
+                    <a:prstGeom prst="rect">
+                      <a:avLst/>
+                    </a:prstGeom>
+                  </pic:spPr>
+                </pic:pic>
+              </a:graphicData>
+            </a:graphic>
+          </wp:inline>
+        </w:drawing>
       </w:r>
     </w:p>
     <w:p>
-      <w:r>
-        <w:t>2. Đồ thị có hướng: cạnh có chiều (u → v).</w:t>
+      <w:pPr>
+        <w:pStyle w:val="ListParagraph"/>
+        <w:numPr>
+          <w:ilvl w:val="0"/>
+          <w:numId w:val="10"/>
+        </w:numPr>
+        <w:pBdr>
+          <w:bottom w:val="single" w:sz="6" w:space="1" w:color="auto"/>
+        </w:pBdr>
+        <w:spacing w:after="160" w:line="300" w:lineRule="auto"/>
+        <w:rPr>
+          <w:sz w:val="42"/>
+          <w:szCs w:val="42"/>
+        </w:rPr>
+      </w:pPr>
+      <w:r>
+        <w:rPr>
+          <w:sz w:val="42"/>
+          <w:szCs w:val="42"/>
+        </w:rPr>
+        <w:t>tập cạnh (edges- E)</w:t>
       </w:r>
     </w:p>
     <w:p>
-      <w:r>
-        <w:t>3. Đồ thị có trọng số: mỗi cạnh có giá trị (weight).</w:t>
+      <w:pPr>
+        <w:pBdr>
+          <w:bottom w:val="single" w:sz="6" w:space="1" w:color="auto"/>
+        </w:pBdr>
+        <w:rPr>
+          <w:sz w:val="30"/>
+          <w:szCs w:val="30"/>
+        </w:rPr>
+      </w:pPr>
+      <w:r>
+        <w:rPr>
+          <w:b/>
+          <w:bCs/>
+          <w:sz w:val="30"/>
+          <w:szCs w:val="30"/>
+        </w:rPr>
+        <w:t>-</w:t>
+      </w:r>
+      <w:r>
+        <w:rPr>
+          <w:b/>
+          <w:bCs/>
+          <w:sz w:val="30"/>
+          <w:szCs w:val="30"/>
+        </w:rPr>
+        <w:t>Khái niệm:</w:t>
+      </w:r>
+      <w:r>
+        <w:rPr>
+          <w:sz w:val="30"/>
+          <w:szCs w:val="30"/>
+        </w:rPr>
+        <w:t> Là các cặp đỉnh nối liền nhau, biểu diễn mối liên hệ giữa các đỉnh.</w:t>
       </w:r>
     </w:p>
     <w:p>
       <w:pPr>
-        <w:pStyle w:val="u1"/>
-        <w:rPr>
-          <w:color w:val="auto"/>
-        </w:rPr>
-      </w:pPr>
-      <w:r>
-        <w:rPr>
-          <w:color w:val="auto"/>
-        </w:rPr>
-        <w:t>III. Bậc của đỉnh</w:t>
+        <w:pBdr>
+          <w:bottom w:val="single" w:sz="6" w:space="1" w:color="auto"/>
+        </w:pBdr>
+        <w:rPr>
+          <w:sz w:val="30"/>
+          <w:szCs w:val="30"/>
+        </w:rPr>
+      </w:pPr>
+      <w:r>
+        <w:rPr>
+          <w:sz w:val="30"/>
+          <w:szCs w:val="30"/>
+        </w:rPr>
+        <w:t>-</w:t>
+      </w:r>
+      <w:r>
+        <w:rPr>
+          <w:sz w:val="30"/>
+          <w:szCs w:val="30"/>
+        </w:rPr>
+        <w:t>Phân loại :</w:t>
       </w:r>
     </w:p>
     <w:p>
-      <w:r>
-        <w:t>Đồ thị vô hướng: deg(v) = số cạnh kề.</w:t>
+      <w:pPr>
+        <w:pBdr>
+          <w:bottom w:val="single" w:sz="6" w:space="1" w:color="auto"/>
+        </w:pBdr>
+        <w:rPr>
+          <w:sz w:val="30"/>
+          <w:szCs w:val="30"/>
+        </w:rPr>
+      </w:pPr>
+      <w:r>
+        <w:rPr>
+          <w:b/>
+          <w:bCs/>
+          <w:sz w:val="30"/>
+          <w:szCs w:val="30"/>
+        </w:rPr>
+        <w:lastRenderedPageBreak/>
+        <w:t>Cạnh vô hướng:</w:t>
+      </w:r>
+      <w:r>
+        <w:rPr>
+          <w:sz w:val="30"/>
+          <w:szCs w:val="30"/>
+        </w:rPr>
+        <w:t> Mối quan hệ 2 chiều.E là tập hợp các cặp không thứ tự {u,v}</w:t>
       </w:r>
     </w:p>
     <w:p>
-      <w:r>
-        <w:t>Khuyên tính 2 lần.</w:t>
+      <w:pPr>
+        <w:pBdr>
+          <w:bottom w:val="single" w:sz="6" w:space="1" w:color="auto"/>
+        </w:pBdr>
+        <w:rPr>
+          <w:sz w:val="30"/>
+          <w:szCs w:val="30"/>
+        </w:rPr>
+      </w:pPr>
+      <w:r>
+        <w:rPr>
+          <w:sz w:val="30"/>
+          <w:szCs w:val="30"/>
+        </w:rPr>
+        <w:t>Cạnh có hướng : mối quan hệ 1 chiều .E là tập hợp cặp có thứ tự (u,v)(cung-arc)</w:t>
       </w:r>
     </w:p>
     <w:p>
-      <w:r>
-        <w:t>Đồ thị có hướng:</w:t>
+      <w:pPr>
+        <w:pBdr>
+          <w:bottom w:val="single" w:sz="6" w:space="1" w:color="auto"/>
+        </w:pBdr>
+        <w:rPr>
+          <w:sz w:val="30"/>
+          <w:szCs w:val="30"/>
+        </w:rPr>
+      </w:pPr>
+      <w:r>
+        <w:rPr>
+          <w:sz w:val="30"/>
+          <w:szCs w:val="30"/>
+        </w:rPr>
+        <w:t>-</w:t>
+      </w:r>
+      <w:r>
+        <w:rPr>
+          <w:sz w:val="30"/>
+          <w:szCs w:val="30"/>
+        </w:rPr>
+        <w:t>Ví  dụ : Mối quan hệ bạn bè (vô hướng), đường một chiều</w:t>
       </w:r>
     </w:p>
     <w:p>
-      <w:r>
-        <w:t>- Bán bậc vào: deg-(v)</w:t>
+      <w:pPr>
+        <w:pStyle w:val="ListParagraph"/>
+        <w:ind w:left="1440" w:firstLine="720"/>
+        <w:rPr>
+          <w:sz w:val="42"/>
+          <w:szCs w:val="42"/>
+        </w:rPr>
+      </w:pPr>
+      <w:r>
+        <w:rPr>
+          <w:sz w:val="42"/>
+          <w:szCs w:val="42"/>
+        </w:rPr>
+        <w:t>2</w:t>
+      </w:r>
+      <w:r>
+        <w:rPr>
+          <w:sz w:val="42"/>
+          <w:szCs w:val="42"/>
+        </w:rPr>
+        <w:t xml:space="preserve"> phân loại đồ thị cơ  bản </w:t>
       </w:r>
     </w:p>
     <w:p>
-      <w:r>
-        <w:t>- Bán bậc ra: deg+(v)</w:t>
+      <w:pPr>
+        <w:rPr>
+          <w:sz w:val="42"/>
+          <w:szCs w:val="42"/>
+        </w:rPr>
+      </w:pPr>
+      <w:r>
+        <w:rPr>
+          <w:sz w:val="42"/>
+          <w:szCs w:val="42"/>
+        </w:rPr>
+        <w:t>2.1 Đồ thị vô hướng (</w:t>
+      </w:r>
+      <w:r>
+        <w:rPr>
+          <w:b/>
+          <w:bCs/>
+          <w:sz w:val="42"/>
+          <w:szCs w:val="42"/>
+        </w:rPr>
+        <w:t>undirected</w:t>
+      </w:r>
+      <w:r>
+        <w:rPr>
+          <w:b/>
+          <w:bCs/>
+          <w:sz w:val="42"/>
+          <w:szCs w:val="42"/>
+        </w:rPr>
+        <w:t xml:space="preserve"> Graph)</w:t>
       </w:r>
     </w:p>
     <w:p>
-      <w:r>
-        <w:t>deg(v) = deg-(v) + deg+(v)</w:t>
+      <w:pPr>
+        <w:rPr>
+          <w:noProof/>
+          <w:sz w:val="30"/>
+          <w:szCs w:val="30"/>
+        </w:rPr>
+      </w:pPr>
+      <w:r>
+        <w:rPr>
+          <w:sz w:val="30"/>
+          <w:szCs w:val="30"/>
+        </w:rPr>
+        <w:t>Một đồ thị là </w:t>
+      </w:r>
+      <w:r>
+        <w:rPr>
+          <w:b/>
+          <w:bCs/>
+          <w:sz w:val="30"/>
+          <w:szCs w:val="30"/>
+        </w:rPr>
+        <w:t>vô hướng (undirected)</w:t>
+      </w:r>
+      <w:r>
+        <w:rPr>
+          <w:sz w:val="30"/>
+          <w:szCs w:val="30"/>
+        </w:rPr>
+        <w:t> khi cạnh không được chỉ định hướng. Nếu đồ thị tồn tại một cạnh </w:t>
+      </w:r>
+      <m:oMath>
+        <m:r>
+          <w:rPr>
+            <w:rFonts w:ascii="Cambria Math" w:hAnsi="Cambria Math"/>
+            <w:sz w:val="30"/>
+            <w:szCs w:val="30"/>
+          </w:rPr>
+          <m:t>uv</m:t>
+        </m:r>
+      </m:oMath>
+      <w:r>
+        <w:rPr>
+          <w:sz w:val="30"/>
+          <w:szCs w:val="30"/>
+        </w:rPr>
+        <w:t>, ta có thể đi theo hướng </w:t>
+      </w:r>
+      <m:oMath>
+        <m:r>
+          <w:rPr>
+            <w:rFonts w:ascii="Cambria Math" w:hAnsi="Cambria Math"/>
+            <w:sz w:val="30"/>
+            <w:szCs w:val="30"/>
+          </w:rPr>
+          <m:t>u→v</m:t>
+        </m:r>
+      </m:oMath>
+      <w:r>
+        <w:rPr>
+          <w:sz w:val="30"/>
+          <w:szCs w:val="30"/>
+        </w:rPr>
+        <w:t> và hướng </w:t>
+      </w:r>
+      <m:oMath>
+        <m:r>
+          <w:rPr>
+            <w:rFonts w:ascii="Cambria Math" w:hAnsi="Cambria Math"/>
+            <w:sz w:val="30"/>
+            <w:szCs w:val="30"/>
+          </w:rPr>
+          <m:t>v→u</m:t>
+        </m:r>
+      </m:oMath>
+      <w:r>
+        <w:rPr>
+          <w:sz w:val="30"/>
+          <w:szCs w:val="30"/>
+        </w:rPr>
+        <w:t>. Khi này, việc viết 2 cạnh </w:t>
+      </w:r>
+      <m:oMath>
+        <m:r>
+          <w:rPr>
+            <w:rFonts w:ascii="Cambria Math" w:hAnsi="Cambria Math"/>
+            <w:sz w:val="30"/>
+            <w:szCs w:val="30"/>
+          </w:rPr>
+          <m:t>uv</m:t>
+        </m:r>
+      </m:oMath>
+      <w:r>
+        <w:rPr>
+          <w:sz w:val="30"/>
+          <w:szCs w:val="30"/>
+        </w:rPr>
+        <w:t> và </w:t>
+      </w:r>
+      <m:oMath>
+        <m:r>
+          <w:rPr>
+            <w:rFonts w:ascii="Cambria Math" w:hAnsi="Cambria Math"/>
+            <w:sz w:val="30"/>
+            <w:szCs w:val="30"/>
+          </w:rPr>
+          <m:t>vu</m:t>
+        </m:r>
+      </m:oMath>
+      <w:r>
+        <w:rPr>
+          <w:sz w:val="30"/>
+          <w:szCs w:val="30"/>
+        </w:rPr>
+        <w:t> là như nhau và ta chỉ cần viết 1 trong 2 cạnh.</w:t>
+      </w:r>
+      <w:r>
+        <w:rPr>
+          <w:noProof/>
+          <w:sz w:val="30"/>
+          <w:szCs w:val="30"/>
+        </w:rPr>
+        <w:t xml:space="preserve"> </w:t>
       </w:r>
     </w:p>
     <w:p>
       <w:pPr>
-        <w:pStyle w:val="u1"/>
-        <w:rPr>
-          <w:color w:val="auto"/>
-        </w:rPr>
-      </w:pPr>
-      <w:r>
-        <w:rPr>
-          <w:color w:val="auto"/>
-        </w:rPr>
-        <w:t>IV. Định lý bắt tay</w:t>
-      </w:r>
+        <w:rPr>
+          <w:szCs w:val="24"/>
+        </w:rPr>
+      </w:pPr>
     </w:p>
     <w:p>
-      <w:r>
-        <w:t>Tổng bậc các đỉnh = 2 * số cạnh.</w:t>
+      <w:pPr>
+        <w:rPr>
+          <w:sz w:val="42"/>
+          <w:szCs w:val="42"/>
+        </w:rPr>
+      </w:pPr>
+      <w:r>
+        <w:rPr>
+          <w:sz w:val="42"/>
+          <w:szCs w:val="42"/>
+        </w:rPr>
+        <w:t>2.2 Đồ thị có hướng (</w:t>
+      </w:r>
+      <w:r>
+        <w:rPr>
+          <w:b/>
+          <w:bCs/>
+          <w:sz w:val="42"/>
+          <w:szCs w:val="42"/>
+        </w:rPr>
+        <w:t>directed</w:t>
+      </w:r>
+      <w:r>
+        <w:rPr>
+          <w:b/>
+          <w:bCs/>
+          <w:sz w:val="42"/>
+          <w:szCs w:val="42"/>
+        </w:rPr>
+        <w:t xml:space="preserve"> Graph)</w:t>
       </w:r>
     </w:p>
     <w:p>
-      <w:r>
-        <w:t>Hệ quả: số đỉnh bậc lẻ luôn chẵn.</w:t>
+      <w:pPr>
+        <w:rPr>
+          <w:sz w:val="30"/>
+          <w:szCs w:val="30"/>
+        </w:rPr>
+      </w:pPr>
+      <w:r>
+        <w:rPr>
+          <w:sz w:val="30"/>
+          <w:szCs w:val="30"/>
+        </w:rPr>
+        <w:t>Một đồ thị là </w:t>
+      </w:r>
+      <w:r>
+        <w:rPr>
+          <w:b/>
+          <w:bCs/>
+          <w:sz w:val="30"/>
+          <w:szCs w:val="30"/>
+        </w:rPr>
+        <w:t>có hướng (directed)</w:t>
+      </w:r>
+      <w:r>
+        <w:rPr>
+          <w:sz w:val="30"/>
+          <w:szCs w:val="30"/>
+        </w:rPr>
+        <w:t> khi cạnh được chỉ định hướng. Điều này có nghĩa rằng nếu đồ thị tồn tại một cạnh </w:t>
+      </w:r>
+      <m:oMath>
+        <m:r>
+          <w:rPr>
+            <w:rFonts w:ascii="Cambria Math" w:hAnsi="Cambria Math"/>
+            <w:sz w:val="30"/>
+            <w:szCs w:val="30"/>
+          </w:rPr>
+          <m:t>uv</m:t>
+        </m:r>
+      </m:oMath>
+      <w:r>
+        <w:rPr>
+          <w:sz w:val="30"/>
+          <w:szCs w:val="30"/>
+        </w:rPr>
+        <w:t>, ta chỉ có thể đi theo hướng </w:t>
+      </w:r>
+      <m:oMath>
+        <m:r>
+          <w:rPr>
+            <w:rFonts w:ascii="Cambria Math" w:hAnsi="Cambria Math"/>
+            <w:sz w:val="30"/>
+            <w:szCs w:val="30"/>
+          </w:rPr>
+          <m:t>u→v</m:t>
+        </m:r>
+      </m:oMath>
+      <w:r>
+        <w:rPr>
+          <w:sz w:val="30"/>
+          <w:szCs w:val="30"/>
+        </w:rPr>
+        <w:t>. Khi này, 2 cạnh </w:t>
+      </w:r>
+      <m:oMath>
+        <m:r>
+          <w:rPr>
+            <w:rFonts w:ascii="Cambria Math" w:hAnsi="Cambria Math"/>
+            <w:sz w:val="30"/>
+            <w:szCs w:val="30"/>
+          </w:rPr>
+          <m:t>uv</m:t>
+        </m:r>
+      </m:oMath>
+      <w:r>
+        <w:rPr>
+          <w:sz w:val="30"/>
+          <w:szCs w:val="30"/>
+        </w:rPr>
+        <w:t> và </w:t>
+      </w:r>
+      <m:oMath>
+        <m:r>
+          <w:rPr>
+            <w:rFonts w:ascii="Cambria Math" w:hAnsi="Cambria Math"/>
+            <w:sz w:val="30"/>
+            <w:szCs w:val="30"/>
+          </w:rPr>
+          <m:t>vu</m:t>
+        </m:r>
+      </m:oMath>
+      <w:r>
+        <w:rPr>
+          <w:sz w:val="30"/>
+          <w:szCs w:val="30"/>
+        </w:rPr>
+        <w:t> phân biệt.</w:t>
       </w:r>
     </w:p>
     <w:p>
       <w:pPr>
-        <w:pStyle w:val="u1"/>
-        <w:rPr>
-          <w:color w:val="auto"/>
-        </w:rPr>
-      </w:pPr>
-      <w:r>
-        <w:rPr>
-          <w:color w:val="auto"/>
-        </w:rPr>
-        <w:t>V. Đường đi</w:t>
-      </w:r>
+        <w:rPr>
+          <w:sz w:val="30"/>
+          <w:szCs w:val="30"/>
+        </w:rPr>
+      </w:pPr>
     </w:p>
     <w:p>
-      <w:r>
-        <w:t>Đường đi: dãy các đỉnh liên tiếp có cạnh nối.</w:t>
+      <w:pPr>
+        <w:rPr>
+          <w:sz w:val="42"/>
+          <w:szCs w:val="42"/>
+        </w:rPr>
+      </w:pPr>
+      <w:r>
+        <w:rPr>
+          <w:sz w:val="42"/>
+          <w:szCs w:val="42"/>
+        </w:rPr>
+        <w:t xml:space="preserve">2.3 đồ thị có trọng số </w:t>
       </w:r>
     </w:p>
     <w:p>
-      <w:r>
-        <w:lastRenderedPageBreak/>
-        <w:t>Độ dài: số cạnh.</w:t>
+      <w:pPr>
+        <w:pBdr>
+          <w:bottom w:val="single" w:sz="6" w:space="1" w:color="auto"/>
+        </w:pBdr>
+        <w:rPr>
+          <w:color w:val="000000" w:themeColor="text1"/>
+          <w:sz w:val="30"/>
+          <w:szCs w:val="30"/>
+          <w14:shadow w14:blurRad="38100" w14:dist="19050" w14:dir="2700000" w14:sx="100000" w14:sy="100000" w14:kx="0" w14:ky="0" w14:algn="tl">
+            <w14:schemeClr w14:val="dk1">
+              <w14:alpha w14:val="60000"/>
+            </w14:schemeClr>
+          </w14:shadow>
+          <w14:textOutline w14:w="0" w14:cap="flat" w14:cmpd="sng" w14:algn="ctr">
+            <w14:noFill/>
+            <w14:prstDash w14:val="solid"/>
+            <w14:round/>
+          </w14:textOutline>
+        </w:rPr>
+      </w:pPr>
+      <w:hyperlink r:id="rId7" w:history="1">
+        <w:r>
+          <w:rPr>
+            <w:rStyle w:val="Hyperlink"/>
+            <w:color w:val="000000" w:themeColor="text1"/>
+            <w:sz w:val="30"/>
+            <w:szCs w:val="30"/>
+            <w14:shadow w14:blurRad="38100" w14:dist="19050" w14:dir="2700000" w14:sx="100000" w14:sy="100000" w14:kx="0" w14:ky="0" w14:algn="tl">
+              <w14:schemeClr w14:val="dk1">
+                <w14:alpha w14:val="60000"/>
+              </w14:schemeClr>
+            </w14:shadow>
+            <w14:textOutline w14:w="0" w14:cap="flat" w14:cmpd="sng" w14:algn="ctr">
+              <w14:noFill/>
+              <w14:prstDash w14:val="solid"/>
+              <w14:round/>
+            </w14:textOutline>
+          </w:rPr>
+          <w:t>Đồ thị có trọng số</w:t>
+        </w:r>
+      </w:hyperlink>
+      <w:r>
+        <w:rPr>
+          <w:color w:val="000000" w:themeColor="text1"/>
+          <w:sz w:val="30"/>
+          <w:szCs w:val="30"/>
+          <w14:shadow w14:blurRad="38100" w14:dist="19050" w14:dir="2700000" w14:sx="100000" w14:sy="100000" w14:kx="0" w14:ky="0" w14:algn="tl">
+            <w14:schemeClr w14:val="dk1">
+              <w14:alpha w14:val="60000"/>
+            </w14:schemeClr>
+          </w14:shadow>
+          <w14:textOutline w14:w="0" w14:cap="flat" w14:cmpd="sng" w14:algn="ctr">
+            <w14:noFill/>
+            <w14:prstDash w14:val="solid"/>
+            <w14:round/>
+          </w14:textOutline>
+        </w:rPr>
+        <w:t> (weighted graph) trong lập trình là cấu trúc dữ liệu đồ thị, trong đó mỗi cạnh được gán một giá trị số thực gọi là trọng số, thể hiện chi phí, khoảng cách, hoặc dung lượng. Đây là công cụ quan trọng để giải quyết các bài toán tối ưu hóa như tìm đường đi ngắn nhất (Dijkstra) hoặc cây bao trùm tối thiểu</w:t>
       </w:r>
     </w:p>
     <w:p>
-      <w:r>
-        <w:t>Đường đi đơn: không lặp đỉnh.</w:t>
-      </w:r>
+      <w:pPr>
+        <w:rPr>
+          <w:color w:val="000000" w:themeColor="text1"/>
+          <w:sz w:val="30"/>
+          <w:szCs w:val="30"/>
+          <w14:shadow w14:blurRad="38100" w14:dist="19050" w14:dir="2700000" w14:sx="100000" w14:sy="100000" w14:kx="0" w14:ky="0" w14:algn="tl">
+            <w14:schemeClr w14:val="dk1">
+              <w14:alpha w14:val="60000"/>
+            </w14:schemeClr>
+          </w14:shadow>
+          <w14:textOutline w14:w="0" w14:cap="flat" w14:cmpd="sng" w14:algn="ctr">
+            <w14:noFill/>
+            <w14:prstDash w14:val="solid"/>
+            <w14:round/>
+          </w14:textOutline>
+        </w:rPr>
+      </w:pPr>
     </w:p>
     <w:p>
       <w:pPr>
-        <w:pStyle w:val="u1"/>
-        <w:rPr>
-          <w:color w:val="auto"/>
-        </w:rPr>
-      </w:pPr>
-      <w:r>
-        <w:rPr>
-          <w:color w:val="auto"/>
-        </w:rPr>
-        <w:t>VI. Chu trình</w:t>
+        <w:pStyle w:val="ListParagraph"/>
+        <w:numPr>
+          <w:ilvl w:val="0"/>
+          <w:numId w:val="10"/>
+        </w:numPr>
+        <w:spacing w:after="160" w:line="300" w:lineRule="auto"/>
+        <w:rPr>
+          <w:color w:val="000000" w:themeColor="text1"/>
+          <w:sz w:val="42"/>
+          <w:szCs w:val="42"/>
+          <w14:shadow w14:blurRad="38100" w14:dist="19050" w14:dir="2700000" w14:sx="100000" w14:sy="100000" w14:kx="0" w14:ky="0" w14:algn="tl">
+            <w14:schemeClr w14:val="dk1">
+              <w14:alpha w14:val="60000"/>
+            </w14:schemeClr>
+          </w14:shadow>
+          <w14:textOutline w14:w="0" w14:cap="flat" w14:cmpd="sng" w14:algn="ctr">
+            <w14:noFill/>
+            <w14:prstDash w14:val="solid"/>
+            <w14:round/>
+          </w14:textOutline>
+        </w:rPr>
+      </w:pPr>
+      <w:r>
+        <w:rPr>
+          <w:color w:val="000000" w:themeColor="text1"/>
+          <w:sz w:val="42"/>
+          <w:szCs w:val="42"/>
+          <w14:shadow w14:blurRad="38100" w14:dist="19050" w14:dir="2700000" w14:sx="100000" w14:sy="100000" w14:kx="0" w14:ky="0" w14:algn="tl">
+            <w14:schemeClr w14:val="dk1">
+              <w14:alpha w14:val="60000"/>
+            </w14:schemeClr>
+          </w14:shadow>
+          <w14:textOutline w14:w="0" w14:cap="flat" w14:cmpd="sng" w14:algn="ctr">
+            <w14:noFill/>
+            <w14:prstDash w14:val="solid"/>
+            <w14:round/>
+          </w14:textOutline>
+        </w:rPr>
+        <w:t xml:space="preserve">Bậc của đỉnh </w:t>
       </w:r>
     </w:p>
     <w:p>
-      <w:r>
-        <w:t>Chu trình: đường đi khép kín.</w:t>
+      <w:pPr>
+        <w:rPr>
+          <w:color w:val="000000" w:themeColor="text1"/>
+          <w:sz w:val="42"/>
+          <w:szCs w:val="42"/>
+          <w14:shadow w14:blurRad="38100" w14:dist="19050" w14:dir="2700000" w14:sx="100000" w14:sy="100000" w14:kx="0" w14:ky="0" w14:algn="tl">
+            <w14:schemeClr w14:val="dk1">
+              <w14:alpha w14:val="60000"/>
+            </w14:schemeClr>
+          </w14:shadow>
+          <w14:textOutline w14:w="0" w14:cap="flat" w14:cmpd="sng" w14:algn="ctr">
+            <w14:noFill/>
+            <w14:prstDash w14:val="solid"/>
+            <w14:round/>
+          </w14:textOutline>
+        </w:rPr>
+      </w:pPr>
+      <w:r>
+        <w:rPr>
+          <w:color w:val="000000" w:themeColor="text1"/>
+          <w:sz w:val="42"/>
+          <w:szCs w:val="42"/>
+          <w14:shadow w14:blurRad="38100" w14:dist="19050" w14:dir="2700000" w14:sx="100000" w14:sy="100000" w14:kx="0" w14:ky="0" w14:algn="tl">
+            <w14:schemeClr w14:val="dk1">
+              <w14:alpha w14:val="60000"/>
+            </w14:schemeClr>
+          </w14:shadow>
+          <w14:textOutline w14:w="0" w14:cap="flat" w14:cmpd="sng" w14:algn="ctr">
+            <w14:noFill/>
+            <w14:prstDash w14:val="solid"/>
+            <w14:round/>
+          </w14:textOutline>
+        </w:rPr>
+        <w:t>3.1 Bậc của đỉnh trong đồ thị vô hướng</w:t>
       </w:r>
     </w:p>
     <w:p>
-      <w:r>
-        <w:t>Chu trình đơn: không lặp cạnh.</w:t>
+      <w:pPr>
+        <w:rPr>
+          <w:color w:val="000000" w:themeColor="text1"/>
+          <w:sz w:val="30"/>
+          <w:szCs w:val="30"/>
+          <w14:shadow w14:blurRad="38100" w14:dist="19050" w14:dir="2700000" w14:sx="100000" w14:sy="100000" w14:kx="0" w14:ky="0" w14:algn="tl">
+            <w14:schemeClr w14:val="dk1">
+              <w14:alpha w14:val="60000"/>
+            </w14:schemeClr>
+          </w14:shadow>
+          <w14:textOutline w14:w="0" w14:cap="flat" w14:cmpd="sng" w14:algn="ctr">
+            <w14:noFill/>
+            <w14:prstDash w14:val="solid"/>
+            <w14:round/>
+          </w14:textOutline>
+        </w:rPr>
+      </w:pPr>
+      <w:r>
+        <w:rPr>
+          <w:color w:val="000000" w:themeColor="text1"/>
+          <w:sz w:val="30"/>
+          <w:szCs w:val="30"/>
+          <w14:shadow w14:blurRad="38100" w14:dist="19050" w14:dir="2700000" w14:sx="100000" w14:sy="100000" w14:kx="0" w14:ky="0" w14:algn="tl">
+            <w14:schemeClr w14:val="dk1">
+              <w14:alpha w14:val="60000"/>
+            </w14:schemeClr>
+          </w14:shadow>
+          <w14:textOutline w14:w="0" w14:cap="flat" w14:cmpd="sng" w14:algn="ctr">
+            <w14:noFill/>
+            <w14:prstDash w14:val="solid"/>
+            <w14:round/>
+          </w14:textOutline>
+        </w:rPr>
+        <w:t xml:space="preserve"> Bậc của đỉnh (degree) trong đồ thị vô hướng là số lượng cạnh liên thuộc với đỉnh đó. Trong lập trình, bậc của đỉnh V (ký hiệu deg(v)được tính bằng cách đếm số cạnh nối trực tiếp đến đỉnh đó, với khuyên (cạnh nối đỉnh với chính nó) được tính là 2. Đỉnh bậc 0 là đỉnh cô lập; bậc 1 là đỉnh treo/lá</w:t>
       </w:r>
     </w:p>
     <w:p>
-      <w:r>
-        <w:t>Các loại: Euler, Hamilton.</w:t>
+      <w:pPr>
+        <w:rPr>
+          <w:color w:val="000000" w:themeColor="text1"/>
+          <w:sz w:val="42"/>
+          <w:szCs w:val="42"/>
+          <w14:shadow w14:blurRad="38100" w14:dist="19050" w14:dir="2700000" w14:sx="100000" w14:sy="100000" w14:kx="0" w14:ky="0" w14:algn="tl">
+            <w14:schemeClr w14:val="dk1">
+              <w14:alpha w14:val="60000"/>
+            </w14:schemeClr>
+          </w14:shadow>
+          <w14:textOutline w14:w="0" w14:cap="flat" w14:cmpd="sng" w14:algn="ctr">
+            <w14:noFill/>
+            <w14:prstDash w14:val="solid"/>
+            <w14:round/>
+          </w14:textOutline>
+        </w:rPr>
+      </w:pPr>
+      <w:r>
+        <w:rPr>
+          <w:color w:val="000000" w:themeColor="text1"/>
+          <w:sz w:val="42"/>
+          <w:szCs w:val="42"/>
+          <w14:shadow w14:blurRad="38100" w14:dist="19050" w14:dir="2700000" w14:sx="100000" w14:sy="100000" w14:kx="0" w14:ky="0" w14:algn="tl">
+            <w14:schemeClr w14:val="dk1">
+              <w14:alpha w14:val="60000"/>
+            </w14:schemeClr>
+          </w14:shadow>
+          <w14:textOutline w14:w="0" w14:cap="flat" w14:cmpd="sng" w14:algn="ctr">
+            <w14:noFill/>
+            <w14:prstDash w14:val="solid"/>
+            <w14:round/>
+          </w14:textOutline>
+        </w:rPr>
+        <w:t>3.2</w:t>
+      </w:r>
+      <w:r>
+        <w:rPr>
+          <w:color w:val="000000" w:themeColor="text1"/>
+          <w:sz w:val="42"/>
+          <w:szCs w:val="42"/>
+          <w14:shadow w14:blurRad="38100" w14:dist="19050" w14:dir="2700000" w14:sx="100000" w14:sy="100000" w14:kx="0" w14:ky="0" w14:algn="tl">
+            <w14:schemeClr w14:val="dk1">
+              <w14:alpha w14:val="60000"/>
+            </w14:schemeClr>
+          </w14:shadow>
+          <w14:textOutline w14:w="0" w14:cap="flat" w14:cmpd="sng" w14:algn="ctr">
+            <w14:noFill/>
+            <w14:prstDash w14:val="solid"/>
+            <w14:round/>
+          </w14:textOutline>
+        </w:rPr>
+        <w:t xml:space="preserve"> </w:t>
+      </w:r>
+      <w:r>
+        <w:rPr>
+          <w:color w:val="000000" w:themeColor="text1"/>
+          <w:sz w:val="42"/>
+          <w:szCs w:val="42"/>
+          <w14:shadow w14:blurRad="38100" w14:dist="19050" w14:dir="2700000" w14:sx="100000" w14:sy="100000" w14:kx="0" w14:ky="0" w14:algn="tl">
+            <w14:schemeClr w14:val="dk1">
+              <w14:alpha w14:val="60000"/>
+            </w14:schemeClr>
+          </w14:shadow>
+          <w14:textOutline w14:w="0" w14:cap="flat" w14:cmpd="sng" w14:algn="ctr">
+            <w14:noFill/>
+            <w14:prstDash w14:val="solid"/>
+            <w14:round/>
+          </w14:textOutline>
+        </w:rPr>
+        <w:t xml:space="preserve">bậc vào và bậc ra trong đồ thị có hướng </w:t>
       </w:r>
     </w:p>
     <w:p>
       <w:pPr>
-        <w:pStyle w:val="u1"/>
-        <w:rPr>
-          <w:color w:val="auto"/>
-        </w:rPr>
-      </w:pPr>
-      <w:r>
-        <w:rPr>
-          <w:color w:val="auto"/>
-        </w:rPr>
-        <w:t>VII. Tính liên thông</w:t>
+        <w:pBdr>
+          <w:bottom w:val="single" w:sz="6" w:space="1" w:color="auto"/>
+        </w:pBdr>
+        <w:rPr>
+          <w:sz w:val="30"/>
+          <w:szCs w:val="30"/>
+        </w:rPr>
+      </w:pPr>
+      <w:r>
+        <w:rPr>
+          <w:sz w:val="30"/>
+          <w:szCs w:val="30"/>
+        </w:rPr>
+        <w:t xml:space="preserve"> Bậc vào (in-degree,deg-(v)) và bậc ra (out-degree,deg+(v)) Là số lượng cạnh đi vào và đi ra khỏi một đỉnh, dùng để đo lường kết nối, phân tích cấu trúc, hoặc luồng dữ liệu. Trong lập trình, chúng được cài đặt bằng ma trận kề hoặc danh sách kề để xác định nút gốc (bậc vào 0) hoặc nút lá.</w:t>
       </w:r>
     </w:p>
     <w:p>
-      <w:r>
-        <w:t>Đồ thị liên thông: mọi đỉnh đều đi được tới nhau.</w:t>
+      <w:pPr>
+        <w:pStyle w:val="ListParagraph"/>
+        <w:numPr>
+          <w:ilvl w:val="0"/>
+          <w:numId w:val="10"/>
+        </w:numPr>
+        <w:spacing w:after="160" w:line="300" w:lineRule="auto"/>
+        <w:rPr>
+          <w:sz w:val="42"/>
+          <w:szCs w:val="42"/>
+        </w:rPr>
+      </w:pPr>
+      <w:r>
+        <w:rPr>
+          <w:sz w:val="42"/>
+          <w:szCs w:val="42"/>
+        </w:rPr>
+        <w:t xml:space="preserve">định lý bắt tay </w:t>
       </w:r>
     </w:p>
     <w:p>
-      <w:r>
-        <w:t>Thành phần liên thông: các phần tách biệt.</w:t>
+      <w:pPr>
+        <w:rPr>
+          <w:sz w:val="30"/>
+          <w:szCs w:val="30"/>
+        </w:rPr>
+      </w:pPr>
+      <w:r>
+        <w:rPr>
+          <w:sz w:val="30"/>
+          <w:szCs w:val="30"/>
+        </w:rPr>
+        <w:t>-Đ</w:t>
+      </w:r>
+      <w:r>
+        <w:rPr>
+          <w:sz w:val="30"/>
+          <w:szCs w:val="30"/>
+        </w:rPr>
+        <w:t>ịnh lý bắt tay(Handshaking Lemma) trong lý thuyết đồ thị (lập trình/tin học) khẳng định rằng tổng bậc của tất cả các đỉnh trong một đồ thị vô hướng luôn bằng hai lần số cạnh</w:t>
       </w:r>
     </w:p>
     <w:p>
-      <w:r>
-        <w:t>Đồ thị có hướng: liên thông mạnh / yếu.</w:t>
+      <w:pPr>
+        <w:rPr>
+          <w:sz w:val="30"/>
+          <w:szCs w:val="30"/>
+        </w:rPr>
+      </w:pPr>
+      <w:r>
+        <w:rPr>
+          <w:sz w:val="30"/>
+          <w:szCs w:val="30"/>
+        </w:rPr>
+        <w:sym w:font="Wingdings" w:char="F0E8"/>
+      </w:r>
+      <w:r>
+        <w:rPr>
+          <w:sz w:val="30"/>
+          <w:szCs w:val="30"/>
+        </w:rPr>
+        <w:t>Định lý này suy ra số đỉnh có bậc lẻ luôn là một số chẵn.</w:t>
       </w:r>
     </w:p>
     <w:p>
       <w:pPr>
-        <w:pStyle w:val="u1"/>
-        <w:rPr>
-          <w:color w:val="auto"/>
-        </w:rPr>
-      </w:pPr>
-      <w:r>
-        <w:rPr>
-          <w:color w:val="auto"/>
-        </w:rPr>
-        <w:t>VIII. Biểu diễn đồ thị</w:t>
+        <w:pBdr>
+          <w:bottom w:val="single" w:sz="6" w:space="1" w:color="auto"/>
+        </w:pBdr>
+        <w:rPr>
+          <w:sz w:val="42"/>
+          <w:szCs w:val="42"/>
+        </w:rPr>
+      </w:pPr>
+      <w:r>
+        <w:rPr>
+          <w:noProof/>
+          <w:sz w:val="42"/>
+          <w:szCs w:val="42"/>
+        </w:rPr>
+        <w:drawing>
+          <wp:inline distT="0" distB="0" distL="0" distR="0" wp14:anchorId="5D17D202" wp14:editId="75E08C49">
+            <wp:extent cx="5943600" cy="1348105"/>
+            <wp:effectExtent l="0" t="0" r="0" b="4445"/>
+            <wp:docPr id="427564204" name="Picture 1"/>
+            <wp:cNvGraphicFramePr>
+              <a:graphicFrameLocks xmlns:a="http://schemas.openxmlformats.org/drawingml/2006/main" noChangeAspect="1"/>
+            </wp:cNvGraphicFramePr>
+            <a:graphic xmlns:a="http://schemas.openxmlformats.org/drawingml/2006/main">
+              <a:graphicData uri="http://schemas.openxmlformats.org/drawingml/2006/picture">
+                <pic:pic xmlns:pic="http://schemas.openxmlformats.org/drawingml/2006/picture">
+                  <pic:nvPicPr>
+                    <pic:cNvPr id="427564204" name=""/>
+                    <pic:cNvPicPr/>
+                  </pic:nvPicPr>
+                  <pic:blipFill>
+                    <a:blip r:embed="rId8"/>
+                    <a:stretch>
+                      <a:fillRect/>
+                    </a:stretch>
+                  </pic:blipFill>
+                  <pic:spPr>
+                    <a:xfrm>
+                      <a:off x="0" y="0"/>
+                      <a:ext cx="5943600" cy="1348105"/>
+                    </a:xfrm>
+                    <a:prstGeom prst="rect">
+                      <a:avLst/>
+                    </a:prstGeom>
+                  </pic:spPr>
+                </pic:pic>
+              </a:graphicData>
+            </a:graphic>
+          </wp:inline>
+        </w:drawing>
       </w:r>
     </w:p>
     <w:p>
-      <w:r>
-        <w:t>1. Ma trận kề: A[i][j] = 1 nếu có cạnh.</w:t>
+      <w:pPr>
+        <w:rPr>
+          <w:sz w:val="42"/>
+          <w:szCs w:val="42"/>
+        </w:rPr>
+      </w:pPr>
+      <w:r>
+        <w:rPr>
+          <w:sz w:val="42"/>
+          <w:szCs w:val="42"/>
+        </w:rPr>
+        <w:lastRenderedPageBreak/>
+        <w:t xml:space="preserve">5 </w:t>
+      </w:r>
+      <w:r>
+        <w:rPr>
+          <w:sz w:val="42"/>
+          <w:szCs w:val="42"/>
+        </w:rPr>
+        <w:t xml:space="preserve">Đường đi trong đồ thị </w:t>
       </w:r>
     </w:p>
     <w:p>
-      <w:r>
-        <w:t>2. Danh sách kề: lưu các đỉnh kề.</w:t>
+      <w:pPr>
+        <w:rPr>
+          <w:sz w:val="42"/>
+          <w:szCs w:val="42"/>
+        </w:rPr>
+      </w:pPr>
+      <w:r>
+        <w:rPr>
+          <w:sz w:val="42"/>
+          <w:szCs w:val="42"/>
+        </w:rPr>
+        <w:t>5.1.</w:t>
+      </w:r>
+      <w:r>
+        <w:rPr>
+          <w:b/>
+          <w:bCs/>
+          <w:sz w:val="42"/>
+          <w:szCs w:val="42"/>
+        </w:rPr>
+        <w:t xml:space="preserve"> Khái niệm đường đi</w:t>
       </w:r>
     </w:p>
     <w:p>
-      <w:r>
-        <w:t>3. Danh sách cạnh: lưu (u, v, w).</w:t>
+      <w:pPr>
+        <w:rPr>
+          <w:sz w:val="30"/>
+          <w:szCs w:val="30"/>
+        </w:rPr>
+      </w:pPr>
+      <w:r>
+        <w:rPr>
+          <w:sz w:val="30"/>
+          <w:szCs w:val="30"/>
+        </w:rPr>
+        <w:t>là một dãy các đỉnh và cạnh nối tiếp nhau, bắt đầu từ một đỉnh và kết thúc tại một đỉnh khác, sao cho các cạnh trong dãy là đôi một khác nhau. Đường đi mô tả cách di chuyển giữa các nút (đỉnh) thông qua các liên kết (cạnh) trong cấu trúc đồ thị</w:t>
       </w:r>
     </w:p>
     <w:p>
       <w:pPr>
-        <w:pStyle w:val="u1"/>
-        <w:rPr>
-          <w:color w:val="auto"/>
-        </w:rPr>
-      </w:pPr>
-      <w:r>
-        <w:rPr>
-          <w:color w:val="auto"/>
-        </w:rPr>
-        <w:t>IX. Duyệt đồ thị</w:t>
+        <w:rPr>
+          <w:b/>
+          <w:bCs/>
+          <w:sz w:val="42"/>
+          <w:szCs w:val="42"/>
+        </w:rPr>
+      </w:pPr>
+      <w:r>
+        <w:rPr>
+          <w:b/>
+          <w:bCs/>
+          <w:sz w:val="42"/>
+          <w:szCs w:val="42"/>
+        </w:rPr>
+        <w:t>5.2. Độ dài đường đi</w:t>
       </w:r>
     </w:p>
     <w:p>
-      <w:r>
-        <w:t>BFS: dùng queue, duyệt theo lớp.</w:t>
+      <w:pPr>
+        <w:rPr>
+          <w:sz w:val="30"/>
+          <w:szCs w:val="30"/>
+        </w:rPr>
+      </w:pPr>
+      <w:r>
+        <w:rPr>
+          <w:sz w:val="30"/>
+          <w:szCs w:val="30"/>
+        </w:rPr>
+        <w:t> là tổng trọng số các cạnh trên đường đi đó (đồ thị có trọng số) hoặc tổng số cạnh (đồ thị không trọng số). Các thuật toán phổ biến bao gồm BFS cho đồ thị không trọng số, </w:t>
+      </w:r>
+      <w:hyperlink r:id="rId9" w:history="1">
+        <w:r>
+          <w:rPr>
+            <w:rStyle w:val="Hyperlink"/>
+            <w:sz w:val="30"/>
+            <w:szCs w:val="30"/>
+          </w:rPr>
+          <w:t>Dijkstra</w:t>
+        </w:r>
+      </w:hyperlink>
+      <w:r>
+        <w:rPr>
+          <w:sz w:val="30"/>
+          <w:szCs w:val="30"/>
+        </w:rPr>
+        <w:t> cho trọng số không âm, hoặc </w:t>
+      </w:r>
+      <w:hyperlink r:id="rId10" w:history="1">
+        <w:r>
+          <w:rPr>
+            <w:rStyle w:val="Hyperlink"/>
+            <w:sz w:val="30"/>
+            <w:szCs w:val="30"/>
+          </w:rPr>
+          <w:t>Bellman-Ford</w:t>
+        </w:r>
+      </w:hyperlink>
+      <w:r>
+        <w:rPr>
+          <w:sz w:val="30"/>
+          <w:szCs w:val="30"/>
+        </w:rPr>
+        <w:t> cho trọng số âm. Sử dụng danh sách kề để lưu trữ đồ thị hiệu quả.</w:t>
       </w:r>
     </w:p>
     <w:p>
-      <w:r>
-        <w:t>DFS: dùng stack/đệ quy, đi sâu.</w:t>
+      <w:pPr>
+        <w:rPr>
+          <w:sz w:val="42"/>
+          <w:szCs w:val="42"/>
+        </w:rPr>
+      </w:pPr>
+      <w:r>
+        <w:rPr>
+          <w:sz w:val="42"/>
+          <w:szCs w:val="42"/>
+        </w:rPr>
+        <w:t>5.3</w:t>
+      </w:r>
+      <w:r>
+        <w:t xml:space="preserve"> </w:t>
+      </w:r>
+      <w:r>
+        <w:rPr>
+          <w:sz w:val="42"/>
+          <w:szCs w:val="42"/>
+        </w:rPr>
+        <w:t>Đường đi đơn</w:t>
       </w:r>
     </w:p>
     <w:p>
-      <w:r>
-        <w:t>Ứng dụng: tìm đường, kiểm tra liên thông.</w:t>
+      <w:pPr>
+        <w:pBdr>
+          <w:bottom w:val="single" w:sz="6" w:space="1" w:color="auto"/>
+        </w:pBdr>
+        <w:rPr>
+          <w:sz w:val="30"/>
+          <w:szCs w:val="30"/>
+        </w:rPr>
+      </w:pPr>
+      <w:r>
+        <w:rPr>
+          <w:sz w:val="30"/>
+          <w:szCs w:val="30"/>
+        </w:rPr>
+        <w:t>Đường đi đơn trong đồ thị là dãy các đỉnh mà mọi đỉnh trên đó, ngoại trừ đỉnh đầu và đỉnh cuối, đều khác nhau (không lặp lại đỉnh). Trong C++, đường đi đơn thường được tìm bằng thuật toán tìm kiếm theo chiều sâu (DFS) hoặc tìm kiếm theo chiều rộng (BFS) để liệt kê, với độ phức tạp O(N+M)</w:t>
       </w:r>
     </w:p>
     <w:p>
       <w:pPr>
-        <w:pStyle w:val="u1"/>
-        <w:rPr>
-          <w:color w:val="auto"/>
-        </w:rPr>
-      </w:pPr>
-      <w:r>
-        <w:rPr>
-          <w:color w:val="auto"/>
-        </w:rPr>
-        <w:t>X. Đường đi ngắn nhất</w:t>
+        <w:rPr>
+          <w:sz w:val="42"/>
+          <w:szCs w:val="42"/>
+        </w:rPr>
+      </w:pPr>
+      <w:r>
+        <w:rPr>
+          <w:sz w:val="42"/>
+          <w:szCs w:val="42"/>
+        </w:rPr>
+        <w:t>6. Chu trình trong đồ thị (Cycles)</w:t>
       </w:r>
     </w:p>
     <w:p>
-      <w:r>
-        <w:t>Khoảng cách d(u, v) là đường đi ngắn nhất.</w:t>
+      <w:pPr>
+        <w:rPr>
+          <w:sz w:val="42"/>
+          <w:szCs w:val="42"/>
+        </w:rPr>
+      </w:pPr>
+      <w:r>
+        <w:rPr>
+          <w:b/>
+          <w:bCs/>
+          <w:sz w:val="42"/>
+          <w:szCs w:val="42"/>
+        </w:rPr>
+        <w:t>6.1. Khái niệm chu trình</w:t>
+      </w:r>
+      <w:r>
+        <w:rPr>
+          <w:sz w:val="42"/>
+          <w:szCs w:val="42"/>
+        </w:rPr>
+        <w:t xml:space="preserve"> </w:t>
       </w:r>
     </w:p>
     <w:p>
-      <w:r>
-        <w:t>Các thuật toán:</w:t>
+      <w:pPr>
+        <w:rPr>
+          <w:sz w:val="30"/>
+          <w:szCs w:val="30"/>
+        </w:rPr>
+      </w:pPr>
+      <w:r>
+        <w:rPr>
+          <w:sz w:val="30"/>
+          <w:szCs w:val="30"/>
+        </w:rPr>
+        <w:t>Là một đường đi có đỉnh bắt đầu trùng với đỉnh kết thúc (v0 = vk) và có độ dài ít nhất là 1.</w:t>
       </w:r>
     </w:p>
     <w:p>
-      <w:r>
-        <w:t>- BFS (không trọng số)</w:t>
+      <w:pPr>
+        <w:rPr>
+          <w:sz w:val="42"/>
+          <w:szCs w:val="42"/>
+        </w:rPr>
+      </w:pPr>
+      <w:r>
+        <w:rPr>
+          <w:b/>
+          <w:bCs/>
+          <w:sz w:val="42"/>
+          <w:szCs w:val="42"/>
+        </w:rPr>
+        <w:t>6.2. Chu trình đơn (Simple Cycle)</w:t>
+      </w:r>
+      <w:r>
+        <w:rPr>
+          <w:sz w:val="42"/>
+          <w:szCs w:val="42"/>
+        </w:rPr>
+        <w:t xml:space="preserve"> </w:t>
       </w:r>
     </w:p>
     <w:p>
-      <w:r>
-        <w:t>- Dijkstra (trọng số dương)</w:t>
+      <w:pPr>
+        <w:rPr>
+          <w:sz w:val="30"/>
+          <w:szCs w:val="30"/>
+        </w:rPr>
+      </w:pPr>
+      <w:r>
+        <w:rPr>
+          <w:sz w:val="30"/>
+          <w:szCs w:val="30"/>
+        </w:rPr>
+        <w:lastRenderedPageBreak/>
+        <w:t>Là chu trình mà trong đó không có đỉnh nào được lặp lại, ngoại trừ đỉnh đầu và đỉnh cuối.</w:t>
       </w:r>
     </w:p>
     <w:p>
-      <w:r>
-        <w:lastRenderedPageBreak/>
-        <w:t>- Bellman-Ford (có cạnh âm)</w:t>
+      <w:pPr>
+        <w:numPr>
+          <w:ilvl w:val="0"/>
+          <w:numId w:val="11"/>
+        </w:numPr>
+        <w:pBdr>
+          <w:bottom w:val="single" w:sz="6" w:space="1" w:color="auto"/>
+        </w:pBdr>
+        <w:spacing w:after="160" w:line="300" w:lineRule="auto"/>
+        <w:rPr>
+          <w:sz w:val="30"/>
+          <w:szCs w:val="30"/>
+        </w:rPr>
+      </w:pPr>
+      <w:r>
+        <w:rPr>
+          <w:b/>
+          <w:bCs/>
+          <w:sz w:val="30"/>
+          <w:szCs w:val="30"/>
+        </w:rPr>
+        <w:t>Lưu ý:</w:t>
+      </w:r>
+      <w:r>
+        <w:rPr>
+          <w:sz w:val="30"/>
+          <w:szCs w:val="30"/>
+        </w:rPr>
+        <w:t xml:space="preserve"> Trong đồ thị vô hướng, một chu trình đơn phải có ít nhất 3 đỉnh.</w:t>
       </w:r>
     </w:p>
     <w:p>
-      <w:r>
-        <w:t>- Floyd-Warshall (mọi cặp đỉnh)</w:t>
-      </w:r>
+      <w:pPr>
+        <w:rPr>
+          <w:b/>
+          <w:bCs/>
+          <w:sz w:val="42"/>
+          <w:szCs w:val="42"/>
+        </w:rPr>
+      </w:pPr>
+      <w:r>
+        <w:rPr>
+          <w:b/>
+          <w:bCs/>
+          <w:sz w:val="42"/>
+          <w:szCs w:val="42"/>
+        </w:rPr>
+        <w:t>7 Tính liên thông (Connectivity)</w:t>
+      </w:r>
+    </w:p>
+    <w:p>
+      <w:pPr>
+        <w:rPr>
+          <w:sz w:val="42"/>
+          <w:szCs w:val="42"/>
+        </w:rPr>
+      </w:pPr>
+      <w:r>
+        <w:rPr>
+          <w:b/>
+          <w:bCs/>
+          <w:sz w:val="42"/>
+          <w:szCs w:val="42"/>
+        </w:rPr>
+        <w:t>7.1. Đồ thị vô hướng</w:t>
+      </w:r>
+    </w:p>
+    <w:p>
+      <w:pPr>
+        <w:numPr>
+          <w:ilvl w:val="0"/>
+          <w:numId w:val="12"/>
+        </w:numPr>
+        <w:spacing w:after="160" w:line="300" w:lineRule="auto"/>
+        <w:rPr>
+          <w:sz w:val="30"/>
+          <w:szCs w:val="30"/>
+        </w:rPr>
+      </w:pPr>
+      <w:r>
+        <w:rPr>
+          <w:b/>
+          <w:bCs/>
+          <w:sz w:val="30"/>
+          <w:szCs w:val="30"/>
+        </w:rPr>
+        <w:t>Đồ thị liên thông:</w:t>
+      </w:r>
+      <w:r>
+        <w:rPr>
+          <w:sz w:val="30"/>
+          <w:szCs w:val="30"/>
+        </w:rPr>
+        <w:t xml:space="preserve"> Luôn có ít nhất một đường đi giữa bất kỳ cặp đỉnh $(u, v)$ nào.</w:t>
+      </w:r>
+    </w:p>
+    <w:p>
+      <w:pPr>
+        <w:numPr>
+          <w:ilvl w:val="0"/>
+          <w:numId w:val="12"/>
+        </w:numPr>
+        <w:spacing w:after="160" w:line="300" w:lineRule="auto"/>
+        <w:rPr>
+          <w:sz w:val="30"/>
+          <w:szCs w:val="30"/>
+        </w:rPr>
+      </w:pPr>
+      <w:r>
+        <w:rPr>
+          <w:b/>
+          <w:bCs/>
+          <w:sz w:val="30"/>
+          <w:szCs w:val="30"/>
+        </w:rPr>
+        <w:t>Thành phần liên thông:</w:t>
+      </w:r>
+      <w:r>
+        <w:rPr>
+          <w:sz w:val="30"/>
+          <w:szCs w:val="30"/>
+        </w:rPr>
+        <w:t xml:space="preserve"> Là các đồ thị con tối đại mà trong đó mọi cặp đỉnh đều có đường đi đến nhau. Một đồ thị không liên thông sẽ gồm nhiều thành phần liên thông tách biệt.</w:t>
+      </w:r>
+    </w:p>
+    <w:p>
+      <w:pPr>
+        <w:rPr>
+          <w:sz w:val="42"/>
+          <w:szCs w:val="42"/>
+        </w:rPr>
+      </w:pPr>
+      <w:r>
+        <w:rPr>
+          <w:b/>
+          <w:bCs/>
+          <w:sz w:val="42"/>
+          <w:szCs w:val="42"/>
+        </w:rPr>
+        <w:t>7.2. Đồ thị có hướng</w:t>
+      </w:r>
+    </w:p>
+    <w:p>
+      <w:pPr>
+        <w:numPr>
+          <w:ilvl w:val="0"/>
+          <w:numId w:val="13"/>
+        </w:numPr>
+        <w:spacing w:after="160" w:line="300" w:lineRule="auto"/>
+        <w:rPr>
+          <w:sz w:val="30"/>
+          <w:szCs w:val="30"/>
+        </w:rPr>
+      </w:pPr>
+      <w:r>
+        <w:rPr>
+          <w:b/>
+          <w:bCs/>
+          <w:sz w:val="30"/>
+          <w:szCs w:val="30"/>
+        </w:rPr>
+        <w:t>Liên thông mạnh (Strongly Connected):</w:t>
+      </w:r>
+      <w:r>
+        <w:rPr>
+          <w:sz w:val="30"/>
+          <w:szCs w:val="30"/>
+        </w:rPr>
+        <w:t xml:space="preserve"> Với mọi cặp đỉnh $(u, v)$, luôn có đường đi từ $u$ đến $v$ </w:t>
+      </w:r>
+      <w:r>
+        <w:rPr>
+          <w:b/>
+          <w:bCs/>
+          <w:sz w:val="30"/>
+          <w:szCs w:val="30"/>
+        </w:rPr>
+        <w:t>và</w:t>
+      </w:r>
+      <w:r>
+        <w:rPr>
+          <w:sz w:val="30"/>
+          <w:szCs w:val="30"/>
+        </w:rPr>
+        <w:t xml:space="preserve"> từ $v$ về $u$.</w:t>
+      </w:r>
+    </w:p>
+    <w:p>
+      <w:pPr>
+        <w:numPr>
+          <w:ilvl w:val="0"/>
+          <w:numId w:val="13"/>
+        </w:numPr>
+        <w:pBdr>
+          <w:bottom w:val="single" w:sz="6" w:space="1" w:color="auto"/>
+        </w:pBdr>
+        <w:spacing w:after="160" w:line="300" w:lineRule="auto"/>
+        <w:rPr>
+          <w:sz w:val="30"/>
+          <w:szCs w:val="30"/>
+        </w:rPr>
+      </w:pPr>
+      <w:r>
+        <w:rPr>
+          <w:b/>
+          <w:bCs/>
+          <w:sz w:val="30"/>
+          <w:szCs w:val="30"/>
+        </w:rPr>
+        <w:t>Liên thông yếu (Weakly Connected):</w:t>
+      </w:r>
+      <w:r>
+        <w:rPr>
+          <w:sz w:val="30"/>
+          <w:szCs w:val="30"/>
+        </w:rPr>
+        <w:t xml:space="preserve"> Nếu thay các cạnh có hướng bằng cạnh vô hướng mà đồ thị trở nên liên thông, thì đó là liên thông yếu.</w:t>
+      </w:r>
+    </w:p>
+    <w:p>
+      <w:pPr>
+        <w:rPr>
+          <w:b/>
+          <w:bCs/>
+          <w:sz w:val="42"/>
+          <w:szCs w:val="42"/>
+        </w:rPr>
+      </w:pPr>
+      <w:r>
+        <w:rPr>
+          <w:sz w:val="42"/>
+          <w:szCs w:val="42"/>
+        </w:rPr>
+        <w:t>8.</w:t>
+      </w:r>
+      <w:r>
+        <w:rPr>
+          <w:rFonts w:ascii="Times New Roman" w:eastAsia="Times New Roman" w:hAnsi="Times New Roman" w:cs="Times New Roman"/>
+          <w:b/>
+          <w:bCs/>
+          <w:sz w:val="36"/>
+          <w:szCs w:val="36"/>
+        </w:rPr>
+        <w:t xml:space="preserve"> </w:t>
+      </w:r>
+      <w:r>
+        <w:rPr>
+          <w:b/>
+          <w:bCs/>
+          <w:sz w:val="42"/>
+          <w:szCs w:val="42"/>
+        </w:rPr>
+        <w:t>Các phương pháp biểu diễn đồ thị</w:t>
+      </w:r>
+    </w:p>
+    <w:p>
+      <w:pPr>
+        <w:rPr>
+          <w:b/>
+          <w:bCs/>
+          <w:sz w:val="42"/>
+          <w:szCs w:val="42"/>
+        </w:rPr>
+      </w:pPr>
+      <w:r>
+        <w:rPr>
+          <w:b/>
+          <w:bCs/>
+          <w:sz w:val="42"/>
+          <w:szCs w:val="42"/>
+        </w:rPr>
+        <w:t>8.1. Ma trận kề (Adjacency Matrix)</w:t>
+      </w:r>
+    </w:p>
+    <w:p>
+      <w:pPr>
+        <w:rPr>
+          <w:sz w:val="30"/>
+          <w:szCs w:val="30"/>
+        </w:rPr>
+      </w:pPr>
+      <w:r>
+        <w:rPr>
+          <w:sz w:val="30"/>
+          <w:szCs w:val="30"/>
+        </w:rPr>
+        <w:t>Đây là cách dùng một mảng hai chiều kích thước $n \times n$ để biểu diễn các kết nối.</w:t>
+      </w:r>
+    </w:p>
+    <w:p>
+      <w:pPr>
+        <w:numPr>
+          <w:ilvl w:val="0"/>
+          <w:numId w:val="14"/>
+        </w:numPr>
+        <w:spacing w:after="160" w:line="300" w:lineRule="auto"/>
+        <w:rPr>
+          <w:sz w:val="30"/>
+          <w:szCs w:val="30"/>
+        </w:rPr>
+      </w:pPr>
+      <w:r>
+        <w:rPr>
+          <w:b/>
+          <w:bCs/>
+          <w:sz w:val="30"/>
+          <w:szCs w:val="30"/>
+        </w:rPr>
+        <w:lastRenderedPageBreak/>
+        <w:t>Cách lưu trữ:</w:t>
+      </w:r>
+      <w:r>
+        <w:rPr>
+          <w:sz w:val="30"/>
+          <w:szCs w:val="30"/>
+        </w:rPr>
+        <w:t xml:space="preserve"> Phần tử </w:t>
+      </w:r>
+      <w:r>
+        <w:rPr>
+          <w:sz w:val="30"/>
+          <w:szCs w:val="30"/>
+        </w:rPr>
+        <w:t xml:space="preserve">A[i][j] = 1 </w:t>
+      </w:r>
+      <w:r>
+        <w:rPr>
+          <w:sz w:val="30"/>
+          <w:szCs w:val="30"/>
+        </w:rPr>
+        <w:t xml:space="preserve">nếu có cạnh nối từ đỉnh $i$ đến đỉnh </w:t>
+      </w:r>
+      <w:r>
+        <w:rPr>
+          <w:sz w:val="30"/>
+          <w:szCs w:val="30"/>
+        </w:rPr>
+        <w:t>j,</w:t>
+      </w:r>
+      <w:r>
+        <w:rPr>
+          <w:sz w:val="30"/>
+          <w:szCs w:val="30"/>
+        </w:rPr>
+        <w:t xml:space="preserve"> ngược lại </w:t>
+      </w:r>
+      <w:r>
+        <w:rPr>
+          <w:sz w:val="30"/>
+          <w:szCs w:val="30"/>
+        </w:rPr>
+        <w:t>A[i][j]=0</w:t>
+      </w:r>
+      <w:r>
+        <w:rPr>
+          <w:sz w:val="30"/>
+          <w:szCs w:val="30"/>
+        </w:rPr>
+        <w:t xml:space="preserve">. Với đồ thị có trọng số, ta lưu giá trị trọng số vào </w:t>
+      </w:r>
+      <w:r>
+        <w:rPr>
+          <w:sz w:val="30"/>
+          <w:szCs w:val="30"/>
+        </w:rPr>
+        <w:t>a[i][j].</w:t>
+      </w:r>
+    </w:p>
+    <w:p>
+      <w:pPr>
+        <w:numPr>
+          <w:ilvl w:val="0"/>
+          <w:numId w:val="14"/>
+        </w:numPr>
+        <w:spacing w:after="160" w:line="300" w:lineRule="auto"/>
+        <w:rPr>
+          <w:sz w:val="30"/>
+          <w:szCs w:val="30"/>
+        </w:rPr>
+      </w:pPr>
+      <w:r>
+        <w:rPr>
+          <w:b/>
+          <w:bCs/>
+          <w:sz w:val="30"/>
+          <w:szCs w:val="30"/>
+        </w:rPr>
+        <w:t>Ưu điểm:</w:t>
+      </w:r>
+      <w:r>
+        <w:rPr>
+          <w:sz w:val="30"/>
+          <w:szCs w:val="30"/>
+        </w:rPr>
+        <w:t xml:space="preserve"> * Kiểm tra cực nhanh xem hai đỉnh </w:t>
+      </w:r>
+      <w:r>
+        <w:rPr>
+          <w:sz w:val="30"/>
+          <w:szCs w:val="30"/>
+        </w:rPr>
+        <w:t>u</w:t>
+      </w:r>
+      <w:r>
+        <w:rPr>
+          <w:sz w:val="30"/>
+          <w:szCs w:val="30"/>
+        </w:rPr>
+        <w:t xml:space="preserve"> và </w:t>
+      </w:r>
+      <w:r>
+        <w:rPr>
+          <w:sz w:val="30"/>
+          <w:szCs w:val="30"/>
+        </w:rPr>
+        <w:t>v</w:t>
+      </w:r>
+      <w:r>
+        <w:rPr>
+          <w:sz w:val="30"/>
+          <w:szCs w:val="30"/>
+        </w:rPr>
+        <w:t xml:space="preserve"> có kề nhau không (chỉ tốn thời gian </w:t>
+      </w:r>
+      <w:r>
+        <w:rPr>
+          <w:sz w:val="30"/>
+          <w:szCs w:val="30"/>
+        </w:rPr>
+        <w:t>O(1))</w:t>
+      </w:r>
+    </w:p>
+    <w:p>
+      <w:pPr>
+        <w:numPr>
+          <w:ilvl w:val="1"/>
+          <w:numId w:val="14"/>
+        </w:numPr>
+        <w:spacing w:after="160" w:line="300" w:lineRule="auto"/>
+        <w:rPr>
+          <w:sz w:val="30"/>
+          <w:szCs w:val="30"/>
+        </w:rPr>
+      </w:pPr>
+      <w:r>
+        <w:rPr>
+          <w:sz w:val="30"/>
+          <w:szCs w:val="30"/>
+        </w:rPr>
+        <w:t xml:space="preserve">Phù hợp với đồ thị </w:t>
+      </w:r>
+      <w:r>
+        <w:rPr>
+          <w:b/>
+          <w:bCs/>
+          <w:sz w:val="30"/>
+          <w:szCs w:val="30"/>
+        </w:rPr>
+        <w:t>dày</w:t>
+      </w:r>
+      <w:r>
+        <w:rPr>
+          <w:sz w:val="30"/>
+          <w:szCs w:val="30"/>
+        </w:rPr>
+        <w:t xml:space="preserve"> (số lượng cạnh gần bằng </w:t>
+      </w:r>
+      <w:r>
+        <w:rPr>
+          <w:sz w:val="30"/>
+          <w:szCs w:val="30"/>
+        </w:rPr>
+        <w:t>n^2</w:t>
+      </w:r>
+      <w:r>
+        <w:rPr>
+          <w:sz w:val="30"/>
+          <w:szCs w:val="30"/>
+        </w:rPr>
+        <w:t>).</w:t>
+      </w:r>
+    </w:p>
+    <w:p>
+      <w:pPr>
+        <w:numPr>
+          <w:ilvl w:val="0"/>
+          <w:numId w:val="14"/>
+        </w:numPr>
+        <w:spacing w:after="160" w:line="300" w:lineRule="auto"/>
+        <w:rPr>
+          <w:sz w:val="30"/>
+          <w:szCs w:val="30"/>
+        </w:rPr>
+      </w:pPr>
+      <w:r>
+        <w:rPr>
+          <w:b/>
+          <w:bCs/>
+          <w:sz w:val="30"/>
+          <w:szCs w:val="30"/>
+        </w:rPr>
+        <w:t>Nhược điểm:</w:t>
+      </w:r>
+      <w:r>
+        <w:rPr>
+          <w:sz w:val="30"/>
+          <w:szCs w:val="30"/>
+        </w:rPr>
+        <w:t xml:space="preserve"> * Tốn bộ nhớ (O(n^2)). Nếu đồ thị có 100.000 đỉnh mà chỉ có vài cạnh, bạn vẫn phải tốn một ma trận khổng lồ.</w:t>
+      </w:r>
+    </w:p>
+    <w:p>
+      <w:pPr>
+        <w:numPr>
+          <w:ilvl w:val="1"/>
+          <w:numId w:val="14"/>
+        </w:numPr>
+        <w:spacing w:after="160" w:line="300" w:lineRule="auto"/>
+        <w:rPr>
+          <w:sz w:val="30"/>
+          <w:szCs w:val="30"/>
+        </w:rPr>
+      </w:pPr>
+      <w:r>
+        <w:rPr>
+          <w:sz w:val="30"/>
+          <w:szCs w:val="30"/>
+        </w:rPr>
+        <w:t>Duyệt các đỉnh kề của một đỉnh u tốn thời gian O(n) vì phải quét hết một hàng.</w:t>
+      </w:r>
+    </w:p>
+    <w:p>
+      <w:pPr>
+        <w:rPr>
+          <w:b/>
+          <w:bCs/>
+          <w:sz w:val="30"/>
+          <w:szCs w:val="30"/>
+        </w:rPr>
+      </w:pPr>
+      <w:r>
+        <w:rPr>
+          <w:b/>
+          <w:bCs/>
+          <w:sz w:val="30"/>
+          <w:szCs w:val="30"/>
+        </w:rPr>
+        <w:t>8.2. Danh sách kề (Adjacency List)</w:t>
+      </w:r>
+    </w:p>
+    <w:p>
+      <w:pPr>
+        <w:rPr>
+          <w:sz w:val="30"/>
+          <w:szCs w:val="30"/>
+        </w:rPr>
+      </w:pPr>
+      <w:r>
+        <w:rPr>
+          <w:sz w:val="30"/>
+          <w:szCs w:val="30"/>
+        </w:rPr>
+        <w:t>Đây là cách phổ biến nhất trong lập trình thuật toán. Mỗi đỉnh của đồ thị sẽ có một danh sách (thường là vector hoặc linked list) lưu các đỉnh mà nó có cạnh nối tới.</w:t>
+      </w:r>
+    </w:p>
+    <w:p>
+      <w:pPr>
+        <w:numPr>
+          <w:ilvl w:val="0"/>
+          <w:numId w:val="15"/>
+        </w:numPr>
+        <w:spacing w:after="160" w:line="300" w:lineRule="auto"/>
+        <w:rPr>
+          <w:sz w:val="30"/>
+          <w:szCs w:val="30"/>
+        </w:rPr>
+      </w:pPr>
+      <w:r>
+        <w:rPr>
+          <w:b/>
+          <w:bCs/>
+          <w:sz w:val="30"/>
+          <w:szCs w:val="30"/>
+        </w:rPr>
+        <w:t>Cách lưu trữ:</w:t>
+      </w:r>
+      <w:r>
+        <w:rPr>
+          <w:sz w:val="30"/>
+          <w:szCs w:val="30"/>
+        </w:rPr>
+        <w:t xml:space="preserve"> Một mảng các danh sách</w:t>
+      </w:r>
+      <w:r>
+        <w:rPr>
+          <w:rFonts w:ascii="Arial" w:eastAsia="Times New Roman" w:hAnsi="Arial" w:cs="Arial"/>
+          <w:szCs w:val="24"/>
+        </w:rPr>
+        <w:t xml:space="preserve"> </w:t>
+      </w:r>
+      <w:r>
+        <w:rPr>
+          <w:sz w:val="30"/>
+          <w:szCs w:val="30"/>
+        </w:rPr>
+        <w:t>Adj[n]</w:t>
+      </w:r>
+      <w:r>
+        <w:rPr>
+          <w:sz w:val="30"/>
+          <w:szCs w:val="30"/>
+        </w:rPr>
+        <w:t xml:space="preserve"> . </w:t>
+      </w:r>
+    </w:p>
+    <w:p>
+      <w:pPr>
+        <w:numPr>
+          <w:ilvl w:val="0"/>
+          <w:numId w:val="15"/>
+        </w:numPr>
+        <w:spacing w:after="160" w:line="300" w:lineRule="auto"/>
+        <w:rPr>
+          <w:sz w:val="30"/>
+          <w:szCs w:val="30"/>
+        </w:rPr>
+      </w:pPr>
+      <w:r>
+        <w:rPr>
+          <w:sz w:val="30"/>
+          <w:szCs w:val="30"/>
+        </w:rPr>
+        <w:t>Ví dụ</w:t>
+      </w:r>
+      <w:r>
+        <w:rPr>
+          <w:sz w:val="30"/>
+          <w:szCs w:val="30"/>
+        </w:rPr>
+        <w:t xml:space="preserve"> :</w:t>
+      </w:r>
+      <w:r>
+        <w:rPr>
+          <w:rFonts w:ascii="Arial" w:eastAsia="Times New Roman" w:hAnsi="Arial" w:cs="Arial"/>
+          <w:szCs w:val="24"/>
+        </w:rPr>
+        <w:t xml:space="preserve"> </w:t>
+      </w:r>
+      <w:r>
+        <w:rPr>
+          <w:sz w:val="30"/>
+          <w:szCs w:val="30"/>
+        </w:rPr>
+        <w:t>Adj[1]={2, 3,5}</w:t>
+      </w:r>
+      <w:r>
+        <w:rPr>
+          <w:sz w:val="30"/>
+          <w:szCs w:val="30"/>
+        </w:rPr>
+        <w:t xml:space="preserve"> </w:t>
+      </w:r>
+      <w:r>
+        <w:rPr>
+          <w:sz w:val="30"/>
+          <w:szCs w:val="30"/>
+        </w:rPr>
+        <w:t>nghĩa là đỉnh 1 nối với các đỉnh 2, 3 và 5.</w:t>
+      </w:r>
+    </w:p>
+    <w:p>
+      <w:pPr>
+        <w:numPr>
+          <w:ilvl w:val="0"/>
+          <w:numId w:val="15"/>
+        </w:numPr>
+        <w:spacing w:after="160" w:line="300" w:lineRule="auto"/>
+        <w:rPr>
+          <w:sz w:val="30"/>
+          <w:szCs w:val="30"/>
+        </w:rPr>
+      </w:pPr>
+      <w:r>
+        <w:rPr>
+          <w:b/>
+          <w:bCs/>
+          <w:sz w:val="30"/>
+          <w:szCs w:val="30"/>
+        </w:rPr>
+        <w:t>Ưu điểm:</w:t>
+      </w:r>
+    </w:p>
+    <w:p>
+      <w:pPr>
+        <w:numPr>
+          <w:ilvl w:val="1"/>
+          <w:numId w:val="15"/>
+        </w:numPr>
+        <w:spacing w:after="160" w:line="300" w:lineRule="auto"/>
+        <w:rPr>
+          <w:sz w:val="30"/>
+          <w:szCs w:val="30"/>
+        </w:rPr>
+      </w:pPr>
+      <w:r>
+        <w:rPr>
+          <w:sz w:val="30"/>
+          <w:szCs w:val="30"/>
+        </w:rPr>
+        <w:t>Tiết kiệm bộ nhớ (</w:t>
+      </w:r>
+      <w:r>
+        <w:rPr>
+          <w:sz w:val="30"/>
+          <w:szCs w:val="30"/>
+        </w:rPr>
+        <w:t>O(n + m)</w:t>
+      </w:r>
+      <w:r>
+        <w:rPr>
+          <w:sz w:val="30"/>
+          <w:szCs w:val="30"/>
+        </w:rPr>
+        <w:t>), chỉ lưu những gì thực sự tồn tại.</w:t>
+      </w:r>
+    </w:p>
+    <w:p>
+      <w:pPr>
+        <w:numPr>
+          <w:ilvl w:val="1"/>
+          <w:numId w:val="15"/>
+        </w:numPr>
+        <w:spacing w:after="160" w:line="300" w:lineRule="auto"/>
+        <w:rPr>
+          <w:sz w:val="30"/>
+          <w:szCs w:val="30"/>
+        </w:rPr>
+      </w:pPr>
+      <w:r>
+        <w:rPr>
+          <w:sz w:val="30"/>
+          <w:szCs w:val="30"/>
+        </w:rPr>
+        <w:t>Duyệt các đỉnh kề của một đỉnh cực nhanh (chỉ mất thời gian bằng đúng bậc của đỉnh đó).</w:t>
+      </w:r>
+    </w:p>
+    <w:p>
+      <w:pPr>
+        <w:numPr>
+          <w:ilvl w:val="0"/>
+          <w:numId w:val="15"/>
+        </w:numPr>
+        <w:spacing w:after="160" w:line="300" w:lineRule="auto"/>
+        <w:rPr>
+          <w:sz w:val="30"/>
+          <w:szCs w:val="30"/>
+        </w:rPr>
+      </w:pPr>
+      <w:r>
+        <w:rPr>
+          <w:b/>
+          <w:bCs/>
+          <w:sz w:val="30"/>
+          <w:szCs w:val="30"/>
+        </w:rPr>
+        <w:t>Nhược điểm:</w:t>
+      </w:r>
+      <w:r>
+        <w:rPr>
+          <w:sz w:val="30"/>
+          <w:szCs w:val="30"/>
+        </w:rPr>
+        <w:t xml:space="preserve"> Kiểm tra xem hai đỉnh có kề nhau không sẽ chậm hơn ma trận kề vì phải duyệt qua danh sách của .</w:t>
+      </w:r>
+    </w:p>
+    <w:p>
+      <w:pPr>
+        <w:rPr>
+          <w:b/>
+          <w:bCs/>
+          <w:sz w:val="30"/>
+          <w:szCs w:val="30"/>
+        </w:rPr>
+      </w:pPr>
+      <w:r>
+        <w:rPr>
+          <w:b/>
+          <w:bCs/>
+          <w:sz w:val="30"/>
+          <w:szCs w:val="30"/>
+        </w:rPr>
+        <w:lastRenderedPageBreak/>
+        <w:t>8.3. Danh sách cạnh (Edge List)</w:t>
+      </w:r>
+    </w:p>
+    <w:p>
+      <w:pPr>
+        <w:rPr>
+          <w:sz w:val="30"/>
+          <w:szCs w:val="30"/>
+        </w:rPr>
+      </w:pPr>
+      <w:r>
+        <w:rPr>
+          <w:sz w:val="30"/>
+          <w:szCs w:val="30"/>
+        </w:rPr>
+        <w:t>Thay vì tập trung vào đỉnh, ta tập trung vào các cạnh.</w:t>
+      </w:r>
+    </w:p>
+    <w:p>
+      <w:pPr>
+        <w:numPr>
+          <w:ilvl w:val="0"/>
+          <w:numId w:val="16"/>
+        </w:numPr>
+        <w:spacing w:after="160" w:line="300" w:lineRule="auto"/>
+        <w:rPr>
+          <w:sz w:val="30"/>
+          <w:szCs w:val="30"/>
+        </w:rPr>
+      </w:pPr>
+      <w:r>
+        <w:rPr>
+          <w:b/>
+          <w:bCs/>
+          <w:sz w:val="30"/>
+          <w:szCs w:val="30"/>
+        </w:rPr>
+        <w:t>Cách lưu trữ:</w:t>
+      </w:r>
+      <w:r>
+        <w:rPr>
+          <w:sz w:val="30"/>
+          <w:szCs w:val="30"/>
+        </w:rPr>
+        <w:t xml:space="preserve"> Sử dụng một danh sách (hoặc mảng các struct/pair) để lưu tất cả các cặp đỉnh</w:t>
+      </w:r>
+      <w:r>
+        <w:rPr>
+          <w:sz w:val="30"/>
+          <w:szCs w:val="30"/>
+        </w:rPr>
+        <w:t xml:space="preserve"> (u,v)</w:t>
+      </w:r>
+      <w:r>
+        <w:rPr>
+          <w:sz w:val="30"/>
+          <w:szCs w:val="30"/>
+        </w:rPr>
+        <w:t xml:space="preserve"> có cạnh nối.</w:t>
+      </w:r>
+    </w:p>
+    <w:p>
+      <w:pPr>
+        <w:numPr>
+          <w:ilvl w:val="0"/>
+          <w:numId w:val="16"/>
+        </w:numPr>
+        <w:spacing w:after="160" w:line="300" w:lineRule="auto"/>
+        <w:rPr>
+          <w:sz w:val="30"/>
+          <w:szCs w:val="30"/>
+        </w:rPr>
+      </w:pPr>
+      <w:r>
+        <w:rPr>
+          <w:sz w:val="30"/>
+          <w:szCs w:val="30"/>
+        </w:rPr>
+        <w:t xml:space="preserve"> Ví dụ: </w:t>
+      </w:r>
+      <w:r>
+        <w:rPr>
+          <w:sz w:val="30"/>
+          <w:szCs w:val="30"/>
+        </w:rPr>
+        <w:t>E ={(1,2),(1,3),(2,4)}.</w:t>
+      </w:r>
+    </w:p>
+    <w:p>
+      <w:pPr>
+        <w:numPr>
+          <w:ilvl w:val="0"/>
+          <w:numId w:val="16"/>
+        </w:numPr>
+        <w:spacing w:after="160" w:line="300" w:lineRule="auto"/>
+        <w:rPr>
+          <w:sz w:val="30"/>
+          <w:szCs w:val="30"/>
+        </w:rPr>
+      </w:pPr>
+      <w:r>
+        <w:rPr>
+          <w:b/>
+          <w:bCs/>
+          <w:sz w:val="30"/>
+          <w:szCs w:val="30"/>
+        </w:rPr>
+        <w:t>Ưu điểm:</w:t>
+      </w:r>
+    </w:p>
+    <w:p>
+      <w:pPr>
+        <w:numPr>
+          <w:ilvl w:val="1"/>
+          <w:numId w:val="16"/>
+        </w:numPr>
+        <w:spacing w:after="160" w:line="300" w:lineRule="auto"/>
+        <w:rPr>
+          <w:sz w:val="30"/>
+          <w:szCs w:val="30"/>
+        </w:rPr>
+      </w:pPr>
+      <w:r>
+        <w:rPr>
+          <w:sz w:val="30"/>
+          <w:szCs w:val="30"/>
+        </w:rPr>
+        <w:t>Cực kỳ tiết kiệm bộ nhớ nếu chỉ quan tâm đến các cạnh</w:t>
+      </w:r>
+      <w:r>
+        <w:rPr>
+          <w:sz w:val="30"/>
+          <w:szCs w:val="30"/>
+        </w:rPr>
+        <w:t xml:space="preserve"> </w:t>
+      </w:r>
+      <w:r>
+        <w:rPr>
+          <w:sz w:val="30"/>
+          <w:szCs w:val="30"/>
+        </w:rPr>
+        <w:t>(</w:t>
+      </w:r>
+      <w:r>
+        <w:rPr>
+          <w:sz w:val="30"/>
+          <w:szCs w:val="30"/>
+        </w:rPr>
+        <w:t>O(m)</w:t>
+      </w:r>
+      <w:r>
+        <w:rPr>
+          <w:sz w:val="30"/>
+          <w:szCs w:val="30"/>
+        </w:rPr>
+        <w:t>).</w:t>
+      </w:r>
+    </w:p>
+    <w:p>
+      <w:pPr>
+        <w:numPr>
+          <w:ilvl w:val="1"/>
+          <w:numId w:val="16"/>
+        </w:numPr>
+        <w:spacing w:after="160" w:line="300" w:lineRule="auto"/>
+        <w:rPr>
+          <w:sz w:val="30"/>
+          <w:szCs w:val="30"/>
+        </w:rPr>
+      </w:pPr>
+      <w:r>
+        <w:rPr>
+          <w:sz w:val="30"/>
+          <w:szCs w:val="30"/>
+        </w:rPr>
+        <w:t xml:space="preserve">Rất hiệu quả cho các thuật toán duyệt cạnh như </w:t>
+      </w:r>
+      <w:r>
+        <w:rPr>
+          <w:b/>
+          <w:bCs/>
+          <w:sz w:val="30"/>
+          <w:szCs w:val="30"/>
+        </w:rPr>
+        <w:t>Kruskal</w:t>
+      </w:r>
+      <w:r>
+        <w:rPr>
+          <w:sz w:val="30"/>
+          <w:szCs w:val="30"/>
+        </w:rPr>
+        <w:t xml:space="preserve"> (tìm cây khung nhỏ nhất) hoặc </w:t>
+      </w:r>
+      <w:r>
+        <w:rPr>
+          <w:b/>
+          <w:bCs/>
+          <w:sz w:val="30"/>
+          <w:szCs w:val="30"/>
+        </w:rPr>
+        <w:t>Bellman-Ford</w:t>
+      </w:r>
+      <w:r>
+        <w:rPr>
+          <w:sz w:val="30"/>
+          <w:szCs w:val="30"/>
+        </w:rPr>
+        <w:t xml:space="preserve"> (tìm đường đi ngắn nhất).</w:t>
+      </w:r>
+    </w:p>
+    <w:p>
+      <w:pPr>
+        <w:numPr>
+          <w:ilvl w:val="0"/>
+          <w:numId w:val="16"/>
+        </w:numPr>
+        <w:spacing w:after="160" w:line="300" w:lineRule="auto"/>
+        <w:rPr>
+          <w:sz w:val="30"/>
+          <w:szCs w:val="30"/>
+        </w:rPr>
+      </w:pPr>
+      <w:r>
+        <w:rPr>
+          <w:b/>
+          <w:bCs/>
+          <w:sz w:val="30"/>
+          <w:szCs w:val="30"/>
+        </w:rPr>
+        <w:t>Nhược điểm:</w:t>
+      </w:r>
+      <w:r>
+        <w:rPr>
+          <w:sz w:val="30"/>
+          <w:szCs w:val="30"/>
+        </w:rPr>
+        <w:t xml:space="preserve"> * Rất khó để kiểm tra hai đỉnh có kề nhau hay không.</w:t>
+      </w:r>
+    </w:p>
+    <w:p>
+      <w:pPr>
+        <w:numPr>
+          <w:ilvl w:val="1"/>
+          <w:numId w:val="16"/>
+        </w:numPr>
+        <w:pBdr>
+          <w:bottom w:val="single" w:sz="6" w:space="1" w:color="auto"/>
+        </w:pBdr>
+        <w:spacing w:after="160" w:line="300" w:lineRule="auto"/>
+        <w:rPr>
+          <w:sz w:val="30"/>
+          <w:szCs w:val="30"/>
+        </w:rPr>
+      </w:pPr>
+      <w:r>
+        <w:rPr>
+          <w:sz w:val="30"/>
+          <w:szCs w:val="30"/>
+        </w:rPr>
+        <w:t>Không hiệu quả khi cần tìm các đỉnh kề của một đỉnh cụ thể (phải duyệt qua toàn bộ danh sách cạnh).</w:t>
+      </w:r>
+    </w:p>
+    <w:p>
+      <w:pPr>
+        <w:rPr>
+          <w:sz w:val="30"/>
+          <w:szCs w:val="30"/>
+        </w:rPr>
+      </w:pPr>
+    </w:p>
+    <w:p>
+      <w:pPr>
+        <w:rPr>
+          <w:b/>
+          <w:bCs/>
+          <w:sz w:val="42"/>
+          <w:szCs w:val="42"/>
+        </w:rPr>
+      </w:pPr>
+      <w:r>
+        <w:rPr>
+          <w:b/>
+          <w:bCs/>
+          <w:sz w:val="42"/>
+          <w:szCs w:val="42"/>
+        </w:rPr>
+        <w:t>9. Thuật toán Duyệt đồ thị (Graph Traversal)</w:t>
+      </w:r>
+    </w:p>
+    <w:p>
+      <w:pPr>
+        <w:rPr>
+          <w:sz w:val="30"/>
+          <w:szCs w:val="30"/>
+        </w:rPr>
+      </w:pPr>
+      <w:r>
+        <w:rPr>
+          <w:sz w:val="30"/>
+          <w:szCs w:val="30"/>
+        </w:rPr>
+        <w:t>Đây là nền tảng để giải quyết hầu hết các bài toán đồ thị.</w:t>
+      </w:r>
+    </w:p>
+    <w:p>
+      <w:pPr>
+        <w:rPr>
+          <w:sz w:val="42"/>
+          <w:szCs w:val="42"/>
+        </w:rPr>
+      </w:pPr>
+      <w:r>
+        <w:rPr>
+          <w:b/>
+          <w:bCs/>
+          <w:sz w:val="42"/>
+          <w:szCs w:val="42"/>
+        </w:rPr>
+        <w:t>9.1. DFS (Duyệt theo chiều sâu)</w:t>
+      </w:r>
+    </w:p>
+    <w:p>
+      <w:pPr>
+        <w:numPr>
+          <w:ilvl w:val="0"/>
+          <w:numId w:val="17"/>
+        </w:numPr>
+        <w:spacing w:after="160" w:line="300" w:lineRule="auto"/>
+        <w:rPr>
+          <w:sz w:val="30"/>
+          <w:szCs w:val="30"/>
+        </w:rPr>
+      </w:pPr>
+      <w:r>
+        <w:rPr>
+          <w:b/>
+          <w:bCs/>
+          <w:sz w:val="30"/>
+          <w:szCs w:val="30"/>
+        </w:rPr>
+        <w:t>Cơ chế:</w:t>
+      </w:r>
+      <w:r>
+        <w:rPr>
+          <w:sz w:val="30"/>
+          <w:szCs w:val="30"/>
+        </w:rPr>
+        <w:t xml:space="preserve"> Đi xa nhất có thể dọc theo mỗi nhánh trước khi quay lui (Backtracking).</w:t>
+      </w:r>
+    </w:p>
+    <w:p>
+      <w:pPr>
+        <w:numPr>
+          <w:ilvl w:val="0"/>
+          <w:numId w:val="17"/>
+        </w:numPr>
+        <w:spacing w:after="160" w:line="300" w:lineRule="auto"/>
+        <w:rPr>
+          <w:sz w:val="30"/>
+          <w:szCs w:val="30"/>
+        </w:rPr>
+      </w:pPr>
+      <w:r>
+        <w:rPr>
+          <w:b/>
+          <w:bCs/>
+          <w:sz w:val="30"/>
+          <w:szCs w:val="30"/>
+        </w:rPr>
+        <w:t>Cấu trúc dữ liệu:</w:t>
+      </w:r>
+      <w:r>
+        <w:rPr>
+          <w:sz w:val="30"/>
+          <w:szCs w:val="30"/>
+        </w:rPr>
+        <w:t xml:space="preserve"> Sử dụng </w:t>
+      </w:r>
+      <w:r>
+        <w:rPr>
+          <w:b/>
+          <w:bCs/>
+          <w:sz w:val="30"/>
+          <w:szCs w:val="30"/>
+        </w:rPr>
+        <w:t>Stack</w:t>
+      </w:r>
+      <w:r>
+        <w:rPr>
+          <w:sz w:val="30"/>
+          <w:szCs w:val="30"/>
+        </w:rPr>
+        <w:t xml:space="preserve"> (Ngăn xếp) hoặc </w:t>
+      </w:r>
+      <w:r>
+        <w:rPr>
+          <w:b/>
+          <w:bCs/>
+          <w:sz w:val="30"/>
+          <w:szCs w:val="30"/>
+        </w:rPr>
+        <w:t>Đệ quy</w:t>
+      </w:r>
+      <w:r>
+        <w:rPr>
+          <w:sz w:val="30"/>
+          <w:szCs w:val="30"/>
+        </w:rPr>
+        <w:t>.</w:t>
+      </w:r>
+    </w:p>
+    <w:p>
+      <w:pPr>
+        <w:numPr>
+          <w:ilvl w:val="0"/>
+          <w:numId w:val="17"/>
+        </w:numPr>
+        <w:spacing w:after="160" w:line="300" w:lineRule="auto"/>
+        <w:rPr>
+          <w:sz w:val="30"/>
+          <w:szCs w:val="30"/>
+        </w:rPr>
+      </w:pPr>
+      <w:r>
+        <w:rPr>
+          <w:b/>
+          <w:bCs/>
+          <w:sz w:val="30"/>
+          <w:szCs w:val="30"/>
+        </w:rPr>
+        <w:lastRenderedPageBreak/>
+        <w:t>Ứng dụng:</w:t>
+      </w:r>
+      <w:r>
+        <w:rPr>
+          <w:sz w:val="30"/>
+          <w:szCs w:val="30"/>
+        </w:rPr>
+        <w:t xml:space="preserve"> Tìm thành phần liên thông, kiểm tra chu trình, tìm khớp/cầu, sắp xếp topo.</w:t>
+      </w:r>
+    </w:p>
+    <w:p>
+      <w:pPr>
+        <w:rPr>
+          <w:sz w:val="42"/>
+          <w:szCs w:val="42"/>
+        </w:rPr>
+      </w:pPr>
+      <w:r>
+        <w:rPr>
+          <w:b/>
+          <w:bCs/>
+          <w:sz w:val="42"/>
+          <w:szCs w:val="42"/>
+        </w:rPr>
+        <w:t>9.2. BFS (Duyệt theo chiều rộng)</w:t>
+      </w:r>
+    </w:p>
+    <w:p>
+      <w:pPr>
+        <w:numPr>
+          <w:ilvl w:val="0"/>
+          <w:numId w:val="18"/>
+        </w:numPr>
+        <w:spacing w:after="160" w:line="300" w:lineRule="auto"/>
+        <w:rPr>
+          <w:sz w:val="30"/>
+          <w:szCs w:val="30"/>
+        </w:rPr>
+      </w:pPr>
+      <w:r>
+        <w:rPr>
+          <w:b/>
+          <w:bCs/>
+          <w:sz w:val="30"/>
+          <w:szCs w:val="30"/>
+        </w:rPr>
+        <w:t>Cơ chế:</w:t>
+      </w:r>
+      <w:r>
+        <w:rPr>
+          <w:sz w:val="30"/>
+          <w:szCs w:val="30"/>
+        </w:rPr>
+        <w:t xml:space="preserve"> Duyệt theo từng lớp. Thăm tất cả các đỉnh kề với đỉnh hiện tại trước khi tiến xa hơn.</w:t>
+      </w:r>
+    </w:p>
+    <w:p>
+      <w:pPr>
+        <w:numPr>
+          <w:ilvl w:val="0"/>
+          <w:numId w:val="18"/>
+        </w:numPr>
+        <w:spacing w:after="160" w:line="300" w:lineRule="auto"/>
+        <w:rPr>
+          <w:sz w:val="30"/>
+          <w:szCs w:val="30"/>
+        </w:rPr>
+      </w:pPr>
+      <w:r>
+        <w:rPr>
+          <w:b/>
+          <w:bCs/>
+          <w:sz w:val="30"/>
+          <w:szCs w:val="30"/>
+        </w:rPr>
+        <w:t>Cấu trúc dữ liệu:</w:t>
+      </w:r>
+      <w:r>
+        <w:rPr>
+          <w:sz w:val="30"/>
+          <w:szCs w:val="30"/>
+        </w:rPr>
+        <w:t xml:space="preserve"> Sử dụng </w:t>
+      </w:r>
+      <w:r>
+        <w:rPr>
+          <w:b/>
+          <w:bCs/>
+          <w:sz w:val="30"/>
+          <w:szCs w:val="30"/>
+        </w:rPr>
+        <w:t>Queue</w:t>
+      </w:r>
+      <w:r>
+        <w:rPr>
+          <w:sz w:val="30"/>
+          <w:szCs w:val="30"/>
+        </w:rPr>
+        <w:t xml:space="preserve"> (Hàng đợi).</w:t>
+      </w:r>
+    </w:p>
+    <w:p>
+      <w:pPr>
+        <w:numPr>
+          <w:ilvl w:val="0"/>
+          <w:numId w:val="18"/>
+        </w:numPr>
+        <w:pBdr>
+          <w:bottom w:val="single" w:sz="6" w:space="1" w:color="auto"/>
+        </w:pBdr>
+        <w:spacing w:after="160" w:line="300" w:lineRule="auto"/>
+        <w:rPr>
+          <w:sz w:val="30"/>
+          <w:szCs w:val="30"/>
+        </w:rPr>
+      </w:pPr>
+      <w:r>
+        <w:rPr>
+          <w:b/>
+          <w:bCs/>
+          <w:sz w:val="30"/>
+          <w:szCs w:val="30"/>
+        </w:rPr>
+        <w:t>Ứng dụng:</w:t>
+      </w:r>
+      <w:r>
+        <w:rPr>
+          <w:sz w:val="30"/>
+          <w:szCs w:val="30"/>
+        </w:rPr>
+        <w:t xml:space="preserve"> Tìm </w:t>
+      </w:r>
+      <w:r>
+        <w:rPr>
+          <w:b/>
+          <w:bCs/>
+          <w:sz w:val="30"/>
+          <w:szCs w:val="30"/>
+        </w:rPr>
+        <w:t>đường đi ngắn nhất</w:t>
+      </w:r>
+      <w:r>
+        <w:rPr>
+          <w:sz w:val="30"/>
+          <w:szCs w:val="30"/>
+        </w:rPr>
+        <w:t xml:space="preserve"> (với đồ thị không trọng số), tìm các thành phần liên thông.</w:t>
+      </w:r>
+    </w:p>
+    <w:p>
+      <w:pPr>
+        <w:rPr>
+          <w:sz w:val="30"/>
+          <w:szCs w:val="30"/>
+        </w:rPr>
+      </w:pPr>
+    </w:p>
+    <w:p>
+      <w:pPr>
+        <w:rPr>
+          <w:b/>
+          <w:bCs/>
+          <w:sz w:val="30"/>
+          <w:szCs w:val="30"/>
+        </w:rPr>
+      </w:pPr>
+      <w:r>
+        <w:rPr>
+          <w:b/>
+          <w:bCs/>
+          <w:sz w:val="30"/>
+          <w:szCs w:val="30"/>
+        </w:rPr>
+        <w:t>10. Các khái niệm nâng cao và bài toán quan trọng</w:t>
+      </w:r>
+    </w:p>
+    <w:p>
+      <w:pPr>
+        <w:rPr>
+          <w:sz w:val="30"/>
+          <w:szCs w:val="30"/>
+        </w:rPr>
+      </w:pPr>
+      <w:r>
+        <w:rPr>
+          <w:b/>
+          <w:bCs/>
+          <w:sz w:val="30"/>
+          <w:szCs w:val="30"/>
+        </w:rPr>
+        <w:t>10.1. Khoảng cách và Đường đi ngắn nhất</w:t>
+      </w:r>
+    </w:p>
+    <w:p>
+      <w:pPr>
+        <w:numPr>
+          <w:ilvl w:val="0"/>
+          <w:numId w:val="19"/>
+        </w:numPr>
+        <w:spacing w:after="160" w:line="300" w:lineRule="auto"/>
+        <w:rPr>
+          <w:sz w:val="30"/>
+          <w:szCs w:val="30"/>
+        </w:rPr>
+      </w:pPr>
+      <w:r>
+        <w:rPr>
+          <w:b/>
+          <w:bCs/>
+          <w:sz w:val="30"/>
+          <w:szCs w:val="30"/>
+        </w:rPr>
+        <w:t>Đồ thị không trọng số:</w:t>
+      </w:r>
+      <w:r>
+        <w:rPr>
+          <w:sz w:val="30"/>
+          <w:szCs w:val="30"/>
+        </w:rPr>
+        <w:t xml:space="preserve"> Dùng </w:t>
+      </w:r>
+      <w:r>
+        <w:rPr>
+          <w:b/>
+          <w:bCs/>
+          <w:sz w:val="30"/>
+          <w:szCs w:val="30"/>
+        </w:rPr>
+        <w:t>BFS</w:t>
+      </w:r>
+      <w:r>
+        <w:rPr>
+          <w:sz w:val="30"/>
+          <w:szCs w:val="30"/>
+        </w:rPr>
+        <w:t xml:space="preserve"> để tìm khoảng cách (số cạnh ít nhất).</w:t>
+      </w:r>
+    </w:p>
+    <w:p>
+      <w:pPr>
+        <w:numPr>
+          <w:ilvl w:val="0"/>
+          <w:numId w:val="19"/>
+        </w:numPr>
+        <w:spacing w:after="160" w:line="300" w:lineRule="auto"/>
+        <w:rPr>
+          <w:sz w:val="30"/>
+          <w:szCs w:val="30"/>
+        </w:rPr>
+      </w:pPr>
+      <w:r>
+        <w:rPr>
+          <w:b/>
+          <w:bCs/>
+          <w:sz w:val="30"/>
+          <w:szCs w:val="30"/>
+        </w:rPr>
+        <w:t>Đồ thị có trọng số dương:</w:t>
+      </w:r>
+      <w:r>
+        <w:rPr>
+          <w:sz w:val="30"/>
+          <w:szCs w:val="30"/>
+        </w:rPr>
+        <w:t xml:space="preserve"> Dùng thuật toán </w:t>
+      </w:r>
+      <w:r>
+        <w:rPr>
+          <w:b/>
+          <w:bCs/>
+          <w:sz w:val="30"/>
+          <w:szCs w:val="30"/>
+        </w:rPr>
+        <w:t>Dijkstra</w:t>
+      </w:r>
+      <w:r>
+        <w:rPr>
+          <w:sz w:val="30"/>
+          <w:szCs w:val="30"/>
+        </w:rPr>
+        <w:t>.</w:t>
+      </w:r>
+    </w:p>
+    <w:p>
+      <w:pPr>
+        <w:numPr>
+          <w:ilvl w:val="0"/>
+          <w:numId w:val="19"/>
+        </w:numPr>
+        <w:spacing w:after="160" w:line="300" w:lineRule="auto"/>
+        <w:rPr>
+          <w:sz w:val="30"/>
+          <w:szCs w:val="30"/>
+        </w:rPr>
+      </w:pPr>
+      <w:r>
+        <w:rPr>
+          <w:b/>
+          <w:bCs/>
+          <w:sz w:val="30"/>
+          <w:szCs w:val="30"/>
+        </w:rPr>
+        <w:t>Đồ thị có trọng số âm:</w:t>
+      </w:r>
+      <w:r>
+        <w:rPr>
+          <w:sz w:val="30"/>
+          <w:szCs w:val="30"/>
+        </w:rPr>
+        <w:t xml:space="preserve"> Dùng thuật toán </w:t>
+      </w:r>
+      <w:r>
+        <w:rPr>
+          <w:b/>
+          <w:bCs/>
+          <w:sz w:val="30"/>
+          <w:szCs w:val="30"/>
+        </w:rPr>
+        <w:t>Bellman-Ford</w:t>
+      </w:r>
+      <w:r>
+        <w:rPr>
+          <w:sz w:val="30"/>
+          <w:szCs w:val="30"/>
+        </w:rPr>
+        <w:t xml:space="preserve"> (có thể phát hiện chu trình âm).</w:t>
+      </w:r>
+    </w:p>
+    <w:p>
+      <w:pPr>
+        <w:rPr>
+          <w:sz w:val="30"/>
+          <w:szCs w:val="30"/>
+        </w:rPr>
+      </w:pPr>
+      <w:r>
+        <w:rPr>
+          <w:b/>
+          <w:bCs/>
+          <w:sz w:val="30"/>
+          <w:szCs w:val="30"/>
+        </w:rPr>
+        <w:t>10.2. Cây khung (Spanning Tree)</w:t>
+      </w:r>
+      <w:r>
+        <w:rPr>
+          <w:sz w:val="30"/>
+          <w:szCs w:val="30"/>
+        </w:rPr>
+        <w:t xml:space="preserve"> Là một đồ thị con chứa tất cả các đỉnh của đồ thị gốc, liên thông và không có chu trình (là một cây).</w:t>
+      </w:r>
+    </w:p>
+    <w:p>
+      <w:pPr>
+        <w:numPr>
+          <w:ilvl w:val="0"/>
+          <w:numId w:val="20"/>
+        </w:numPr>
+        <w:spacing w:after="160" w:line="300" w:lineRule="auto"/>
+        <w:rPr>
+          <w:sz w:val="30"/>
+          <w:szCs w:val="30"/>
+        </w:rPr>
+      </w:pPr>
+      <w:r>
+        <w:rPr>
+          <w:b/>
+          <w:bCs/>
+          <w:sz w:val="30"/>
+          <w:szCs w:val="30"/>
+        </w:rPr>
+        <w:t>Cây khung nhỏ nhất (MST):</w:t>
+      </w:r>
+      <w:r>
+        <w:rPr>
+          <w:sz w:val="30"/>
+          <w:szCs w:val="30"/>
+        </w:rPr>
+        <w:t xml:space="preserve"> Cây khung có tổng trọng số các cạnh là nhỏ nhất (Thuật toán </w:t>
+      </w:r>
+      <w:r>
+        <w:rPr>
+          <w:b/>
+          <w:bCs/>
+          <w:sz w:val="30"/>
+          <w:szCs w:val="30"/>
+        </w:rPr>
+        <w:t>Prims</w:t>
+      </w:r>
+      <w:r>
+        <w:rPr>
+          <w:sz w:val="30"/>
+          <w:szCs w:val="30"/>
+        </w:rPr>
+        <w:t xml:space="preserve"> hoặc </w:t>
+      </w:r>
+      <w:r>
+        <w:rPr>
+          <w:b/>
+          <w:bCs/>
+          <w:sz w:val="30"/>
+          <w:szCs w:val="30"/>
+        </w:rPr>
+        <w:t>Kruskal</w:t>
+      </w:r>
+      <w:r>
+        <w:rPr>
+          <w:sz w:val="30"/>
+          <w:szCs w:val="30"/>
+        </w:rPr>
+        <w:t>).</w:t>
+      </w:r>
+    </w:p>
+    <w:p>
+      <w:pPr>
+        <w:rPr>
+          <w:sz w:val="30"/>
+          <w:szCs w:val="30"/>
+        </w:rPr>
+      </w:pPr>
+      <w:r>
+        <w:rPr>
+          <w:b/>
+          <w:bCs/>
+          <w:sz w:val="30"/>
+          <w:szCs w:val="30"/>
+        </w:rPr>
+        <w:t>10.3. Bậc của đỉnh (Degree)</w:t>
+      </w:r>
+    </w:p>
+    <w:p>
+      <w:pPr>
+        <w:numPr>
+          <w:ilvl w:val="0"/>
+          <w:numId w:val="21"/>
+        </w:numPr>
+        <w:spacing w:after="160" w:line="300" w:lineRule="auto"/>
+        <w:rPr>
+          <w:sz w:val="30"/>
+          <w:szCs w:val="30"/>
+        </w:rPr>
+      </w:pPr>
+      <w:r>
+        <w:rPr>
+          <w:sz w:val="30"/>
+          <w:szCs w:val="30"/>
+        </w:rPr>
+        <w:t>Trong đồ thị vô hướng: Số cạnh nối với đỉnh đó.</w:t>
+      </w:r>
+    </w:p>
+    <w:p>
+      <w:pPr>
+        <w:numPr>
+          <w:ilvl w:val="0"/>
+          <w:numId w:val="21"/>
+        </w:numPr>
+        <w:spacing w:after="160" w:line="300" w:lineRule="auto"/>
+        <w:rPr>
+          <w:sz w:val="30"/>
+          <w:szCs w:val="30"/>
+        </w:rPr>
+      </w:pPr>
+      <w:r>
+        <w:rPr>
+          <w:sz w:val="30"/>
+          <w:szCs w:val="30"/>
+        </w:rPr>
+        <w:lastRenderedPageBreak/>
+        <w:t xml:space="preserve">Trong đồ thị có hướng: Chia làm </w:t>
+      </w:r>
+      <w:r>
+        <w:rPr>
+          <w:b/>
+          <w:bCs/>
+          <w:sz w:val="30"/>
+          <w:szCs w:val="30"/>
+        </w:rPr>
+        <w:t>Bán bậc vào</w:t>
+      </w:r>
+      <w:r>
+        <w:rPr>
+          <w:sz w:val="30"/>
+          <w:szCs w:val="30"/>
+        </w:rPr>
+        <w:t xml:space="preserve"> (In-degree - số cạnh đi vào) và </w:t>
+      </w:r>
+      <w:r>
+        <w:rPr>
+          <w:b/>
+          <w:bCs/>
+          <w:sz w:val="30"/>
+          <w:szCs w:val="30"/>
+        </w:rPr>
+        <w:t>Bán bậc ra</w:t>
+      </w:r>
+      <w:r>
+        <w:rPr>
+          <w:sz w:val="30"/>
+          <w:szCs w:val="30"/>
+        </w:rPr>
+        <w:t xml:space="preserve"> (Out-degree - số cạnh đi ra).</w:t>
+      </w:r>
+    </w:p>
+    <w:p>
+      <w:pPr>
+        <w:rPr>
+          <w:sz w:val="30"/>
+          <w:szCs w:val="30"/>
+        </w:rPr>
+      </w:pPr>
+    </w:p>
+    <w:p>
+      <w:pPr>
+        <w:pStyle w:val="Heading1"/>
+      </w:pPr>
     </w:p>
     <w:sectPr>
       <w:pgSz w:w="12240" w:h="15840"/>
@@ -396,7 +3231,7 @@
     <w:lvl w:ilvl="0">
       <w:start w:val="1"/>
       <w:numFmt w:val="decimal"/>
-      <w:pStyle w:val="Sudong3"/>
+      <w:pStyle w:val="ListNumber3"/>
       <w:lvlText w:val="%1."/>
       <w:lvlJc w:val="left"/>
       <w:pPr>
@@ -414,7 +3249,7 @@
     <w:lvl w:ilvl="0">
       <w:start w:val="1"/>
       <w:numFmt w:val="decimal"/>
-      <w:pStyle w:val="Sudong2"/>
+      <w:pStyle w:val="ListNumber2"/>
       <w:lvlText w:val="%1."/>
       <w:lvlJc w:val="left"/>
       <w:pPr>
@@ -452,7 +3287,7 @@
     <w:lvl w:ilvl="0">
       <w:start w:val="1"/>
       <w:numFmt w:val="bullet"/>
-      <w:pStyle w:val="Duudong3"/>
+      <w:pStyle w:val="ListBullet3"/>
       <w:lvlText w:val=""/>
       <w:lvlJc w:val="left"/>
       <w:pPr>
@@ -473,7 +3308,7 @@
     <w:lvl w:ilvl="0">
       <w:start w:val="1"/>
       <w:numFmt w:val="bullet"/>
-      <w:pStyle w:val="Duudong2"/>
+      <w:pStyle w:val="ListBullet2"/>
       <w:lvlText w:val=""/>
       <w:lvlJc w:val="left"/>
       <w:pPr>
@@ -494,7 +3329,7 @@
     <w:lvl w:ilvl="0">
       <w:start w:val="1"/>
       <w:numFmt w:val="decimal"/>
-      <w:pStyle w:val="Sudong"/>
+      <w:pStyle w:val="ListNumber"/>
       <w:lvlText w:val="%1."/>
       <w:lvlJc w:val="left"/>
       <w:pPr>
@@ -512,7 +3347,7 @@
     <w:lvl w:ilvl="0">
       <w:start w:val="1"/>
       <w:numFmt w:val="bullet"/>
-      <w:pStyle w:val="Duudong"/>
+      <w:pStyle w:val="ListBullet"/>
       <w:lvlText w:val=""/>
       <w:lvlJc w:val="left"/>
       <w:pPr>
@@ -523,6 +3358,1758 @@
       </w:pPr>
       <w:rPr>
         <w:rFonts w:ascii="Symbol" w:hAnsi="Symbol" w:hint="default"/>
+      </w:rPr>
+    </w:lvl>
+  </w:abstractNum>
+  <w:abstractNum w:abstractNumId="9" w15:restartNumberingAfterBreak="0">
+    <w:nsid w:val="0A5040FA"/>
+    <w:multiLevelType w:val="multilevel"/>
+    <w:tmpl w:val="F89E522A"/>
+    <w:lvl w:ilvl="0">
+      <w:start w:val="1"/>
+      <w:numFmt w:val="bullet"/>
+      <w:lvlText w:val=""/>
+      <w:lvlJc w:val="left"/>
+      <w:pPr>
+        <w:tabs>
+          <w:tab w:val="num" w:pos="720"/>
+        </w:tabs>
+        <w:ind w:left="720" w:hanging="360"/>
+      </w:pPr>
+      <w:rPr>
+        <w:rFonts w:ascii="Symbol" w:hAnsi="Symbol" w:hint="default"/>
+        <w:sz w:val="20"/>
+      </w:rPr>
+    </w:lvl>
+    <w:lvl w:ilvl="1" w:tentative="1">
+      <w:start w:val="1"/>
+      <w:numFmt w:val="bullet"/>
+      <w:lvlText w:val="o"/>
+      <w:lvlJc w:val="left"/>
+      <w:pPr>
+        <w:tabs>
+          <w:tab w:val="num" w:pos="1440"/>
+        </w:tabs>
+        <w:ind w:left="1440" w:hanging="360"/>
+      </w:pPr>
+      <w:rPr>
+        <w:rFonts w:ascii="Courier New" w:hAnsi="Courier New" w:hint="default"/>
+        <w:sz w:val="20"/>
+      </w:rPr>
+    </w:lvl>
+    <w:lvl w:ilvl="2" w:tentative="1">
+      <w:start w:val="1"/>
+      <w:numFmt w:val="bullet"/>
+      <w:lvlText w:val=""/>
+      <w:lvlJc w:val="left"/>
+      <w:pPr>
+        <w:tabs>
+          <w:tab w:val="num" w:pos="2160"/>
+        </w:tabs>
+        <w:ind w:left="2160" w:hanging="360"/>
+      </w:pPr>
+      <w:rPr>
+        <w:rFonts w:ascii="Wingdings" w:hAnsi="Wingdings" w:hint="default"/>
+        <w:sz w:val="20"/>
+      </w:rPr>
+    </w:lvl>
+    <w:lvl w:ilvl="3" w:tentative="1">
+      <w:start w:val="1"/>
+      <w:numFmt w:val="bullet"/>
+      <w:lvlText w:val=""/>
+      <w:lvlJc w:val="left"/>
+      <w:pPr>
+        <w:tabs>
+          <w:tab w:val="num" w:pos="2880"/>
+        </w:tabs>
+        <w:ind w:left="2880" w:hanging="360"/>
+      </w:pPr>
+      <w:rPr>
+        <w:rFonts w:ascii="Wingdings" w:hAnsi="Wingdings" w:hint="default"/>
+        <w:sz w:val="20"/>
+      </w:rPr>
+    </w:lvl>
+    <w:lvl w:ilvl="4" w:tentative="1">
+      <w:start w:val="1"/>
+      <w:numFmt w:val="bullet"/>
+      <w:lvlText w:val=""/>
+      <w:lvlJc w:val="left"/>
+      <w:pPr>
+        <w:tabs>
+          <w:tab w:val="num" w:pos="3600"/>
+        </w:tabs>
+        <w:ind w:left="3600" w:hanging="360"/>
+      </w:pPr>
+      <w:rPr>
+        <w:rFonts w:ascii="Wingdings" w:hAnsi="Wingdings" w:hint="default"/>
+        <w:sz w:val="20"/>
+      </w:rPr>
+    </w:lvl>
+    <w:lvl w:ilvl="5" w:tentative="1">
+      <w:start w:val="1"/>
+      <w:numFmt w:val="bullet"/>
+      <w:lvlText w:val=""/>
+      <w:lvlJc w:val="left"/>
+      <w:pPr>
+        <w:tabs>
+          <w:tab w:val="num" w:pos="4320"/>
+        </w:tabs>
+        <w:ind w:left="4320" w:hanging="360"/>
+      </w:pPr>
+      <w:rPr>
+        <w:rFonts w:ascii="Wingdings" w:hAnsi="Wingdings" w:hint="default"/>
+        <w:sz w:val="20"/>
+      </w:rPr>
+    </w:lvl>
+    <w:lvl w:ilvl="6" w:tentative="1">
+      <w:start w:val="1"/>
+      <w:numFmt w:val="bullet"/>
+      <w:lvlText w:val=""/>
+      <w:lvlJc w:val="left"/>
+      <w:pPr>
+        <w:tabs>
+          <w:tab w:val="num" w:pos="5040"/>
+        </w:tabs>
+        <w:ind w:left="5040" w:hanging="360"/>
+      </w:pPr>
+      <w:rPr>
+        <w:rFonts w:ascii="Wingdings" w:hAnsi="Wingdings" w:hint="default"/>
+        <w:sz w:val="20"/>
+      </w:rPr>
+    </w:lvl>
+    <w:lvl w:ilvl="7" w:tentative="1">
+      <w:start w:val="1"/>
+      <w:numFmt w:val="bullet"/>
+      <w:lvlText w:val=""/>
+      <w:lvlJc w:val="left"/>
+      <w:pPr>
+        <w:tabs>
+          <w:tab w:val="num" w:pos="5760"/>
+        </w:tabs>
+        <w:ind w:left="5760" w:hanging="360"/>
+      </w:pPr>
+      <w:rPr>
+        <w:rFonts w:ascii="Wingdings" w:hAnsi="Wingdings" w:hint="default"/>
+        <w:sz w:val="20"/>
+      </w:rPr>
+    </w:lvl>
+    <w:lvl w:ilvl="8" w:tentative="1">
+      <w:start w:val="1"/>
+      <w:numFmt w:val="bullet"/>
+      <w:lvlText w:val=""/>
+      <w:lvlJc w:val="left"/>
+      <w:pPr>
+        <w:tabs>
+          <w:tab w:val="num" w:pos="6480"/>
+        </w:tabs>
+        <w:ind w:left="6480" w:hanging="360"/>
+      </w:pPr>
+      <w:rPr>
+        <w:rFonts w:ascii="Wingdings" w:hAnsi="Wingdings" w:hint="default"/>
+        <w:sz w:val="20"/>
+      </w:rPr>
+    </w:lvl>
+  </w:abstractNum>
+  <w:abstractNum w:abstractNumId="10" w15:restartNumberingAfterBreak="0">
+    <w:nsid w:val="122B3456"/>
+    <w:multiLevelType w:val="multilevel"/>
+    <w:tmpl w:val="037AB164"/>
+    <w:lvl w:ilvl="0">
+      <w:start w:val="1"/>
+      <w:numFmt w:val="decimal"/>
+      <w:lvlText w:val="%1"/>
+      <w:lvlJc w:val="left"/>
+      <w:pPr>
+        <w:ind w:left="576" w:hanging="576"/>
+      </w:pPr>
+      <w:rPr>
+        <w:rFonts w:hint="default"/>
+      </w:rPr>
+    </w:lvl>
+    <w:lvl w:ilvl="1">
+      <w:start w:val="2"/>
+      <w:numFmt w:val="decimal"/>
+      <w:lvlText w:val="%1.%2"/>
+      <w:lvlJc w:val="left"/>
+      <w:pPr>
+        <w:ind w:left="720" w:hanging="720"/>
+      </w:pPr>
+      <w:rPr>
+        <w:rFonts w:hint="default"/>
+      </w:rPr>
+    </w:lvl>
+    <w:lvl w:ilvl="2">
+      <w:start w:val="1"/>
+      <w:numFmt w:val="decimal"/>
+      <w:lvlText w:val="%1.%2.%3"/>
+      <w:lvlJc w:val="left"/>
+      <w:pPr>
+        <w:ind w:left="1080" w:hanging="1080"/>
+      </w:pPr>
+      <w:rPr>
+        <w:rFonts w:hint="default"/>
+      </w:rPr>
+    </w:lvl>
+    <w:lvl w:ilvl="3">
+      <w:start w:val="1"/>
+      <w:numFmt w:val="decimal"/>
+      <w:lvlText w:val="%1.%2.%3.%4"/>
+      <w:lvlJc w:val="left"/>
+      <w:pPr>
+        <w:ind w:left="1440" w:hanging="1440"/>
+      </w:pPr>
+      <w:rPr>
+        <w:rFonts w:hint="default"/>
+      </w:rPr>
+    </w:lvl>
+    <w:lvl w:ilvl="4">
+      <w:start w:val="1"/>
+      <w:numFmt w:val="decimal"/>
+      <w:lvlText w:val="%1.%2.%3.%4.%5"/>
+      <w:lvlJc w:val="left"/>
+      <w:pPr>
+        <w:ind w:left="1800" w:hanging="1800"/>
+      </w:pPr>
+      <w:rPr>
+        <w:rFonts w:hint="default"/>
+      </w:rPr>
+    </w:lvl>
+    <w:lvl w:ilvl="5">
+      <w:start w:val="1"/>
+      <w:numFmt w:val="decimal"/>
+      <w:lvlText w:val="%1.%2.%3.%4.%5.%6"/>
+      <w:lvlJc w:val="left"/>
+      <w:pPr>
+        <w:ind w:left="2160" w:hanging="2160"/>
+      </w:pPr>
+      <w:rPr>
+        <w:rFonts w:hint="default"/>
+      </w:rPr>
+    </w:lvl>
+    <w:lvl w:ilvl="6">
+      <w:start w:val="1"/>
+      <w:numFmt w:val="decimal"/>
+      <w:lvlText w:val="%1.%2.%3.%4.%5.%6.%7"/>
+      <w:lvlJc w:val="left"/>
+      <w:pPr>
+        <w:ind w:left="2520" w:hanging="2520"/>
+      </w:pPr>
+      <w:rPr>
+        <w:rFonts w:hint="default"/>
+      </w:rPr>
+    </w:lvl>
+    <w:lvl w:ilvl="7">
+      <w:start w:val="1"/>
+      <w:numFmt w:val="decimal"/>
+      <w:lvlText w:val="%1.%2.%3.%4.%5.%6.%7.%8"/>
+      <w:lvlJc w:val="left"/>
+      <w:pPr>
+        <w:ind w:left="2880" w:hanging="2880"/>
+      </w:pPr>
+      <w:rPr>
+        <w:rFonts w:hint="default"/>
+      </w:rPr>
+    </w:lvl>
+    <w:lvl w:ilvl="8">
+      <w:start w:val="1"/>
+      <w:numFmt w:val="decimal"/>
+      <w:lvlText w:val="%1.%2.%3.%4.%5.%6.%7.%8.%9"/>
+      <w:lvlJc w:val="left"/>
+      <w:pPr>
+        <w:ind w:left="3240" w:hanging="3240"/>
+      </w:pPr>
+      <w:rPr>
+        <w:rFonts w:hint="default"/>
+      </w:rPr>
+    </w:lvl>
+  </w:abstractNum>
+  <w:abstractNum w:abstractNumId="11" w15:restartNumberingAfterBreak="0">
+    <w:nsid w:val="13EF6E55"/>
+    <w:multiLevelType w:val="multilevel"/>
+    <w:tmpl w:val="1278E5C6"/>
+    <w:lvl w:ilvl="0">
+      <w:start w:val="1"/>
+      <w:numFmt w:val="bullet"/>
+      <w:lvlText w:val=""/>
+      <w:lvlJc w:val="left"/>
+      <w:pPr>
+        <w:tabs>
+          <w:tab w:val="num" w:pos="720"/>
+        </w:tabs>
+        <w:ind w:left="720" w:hanging="360"/>
+      </w:pPr>
+      <w:rPr>
+        <w:rFonts w:ascii="Symbol" w:hAnsi="Symbol" w:hint="default"/>
+        <w:sz w:val="20"/>
+      </w:rPr>
+    </w:lvl>
+    <w:lvl w:ilvl="1" w:tentative="1">
+      <w:start w:val="1"/>
+      <w:numFmt w:val="bullet"/>
+      <w:lvlText w:val="o"/>
+      <w:lvlJc w:val="left"/>
+      <w:pPr>
+        <w:tabs>
+          <w:tab w:val="num" w:pos="1440"/>
+        </w:tabs>
+        <w:ind w:left="1440" w:hanging="360"/>
+      </w:pPr>
+      <w:rPr>
+        <w:rFonts w:ascii="Courier New" w:hAnsi="Courier New" w:hint="default"/>
+        <w:sz w:val="20"/>
+      </w:rPr>
+    </w:lvl>
+    <w:lvl w:ilvl="2" w:tentative="1">
+      <w:start w:val="1"/>
+      <w:numFmt w:val="bullet"/>
+      <w:lvlText w:val=""/>
+      <w:lvlJc w:val="left"/>
+      <w:pPr>
+        <w:tabs>
+          <w:tab w:val="num" w:pos="2160"/>
+        </w:tabs>
+        <w:ind w:left="2160" w:hanging="360"/>
+      </w:pPr>
+      <w:rPr>
+        <w:rFonts w:ascii="Wingdings" w:hAnsi="Wingdings" w:hint="default"/>
+        <w:sz w:val="20"/>
+      </w:rPr>
+    </w:lvl>
+    <w:lvl w:ilvl="3" w:tentative="1">
+      <w:start w:val="1"/>
+      <w:numFmt w:val="bullet"/>
+      <w:lvlText w:val=""/>
+      <w:lvlJc w:val="left"/>
+      <w:pPr>
+        <w:tabs>
+          <w:tab w:val="num" w:pos="2880"/>
+        </w:tabs>
+        <w:ind w:left="2880" w:hanging="360"/>
+      </w:pPr>
+      <w:rPr>
+        <w:rFonts w:ascii="Wingdings" w:hAnsi="Wingdings" w:hint="default"/>
+        <w:sz w:val="20"/>
+      </w:rPr>
+    </w:lvl>
+    <w:lvl w:ilvl="4" w:tentative="1">
+      <w:start w:val="1"/>
+      <w:numFmt w:val="bullet"/>
+      <w:lvlText w:val=""/>
+      <w:lvlJc w:val="left"/>
+      <w:pPr>
+        <w:tabs>
+          <w:tab w:val="num" w:pos="3600"/>
+        </w:tabs>
+        <w:ind w:left="3600" w:hanging="360"/>
+      </w:pPr>
+      <w:rPr>
+        <w:rFonts w:ascii="Wingdings" w:hAnsi="Wingdings" w:hint="default"/>
+        <w:sz w:val="20"/>
+      </w:rPr>
+    </w:lvl>
+    <w:lvl w:ilvl="5" w:tentative="1">
+      <w:start w:val="1"/>
+      <w:numFmt w:val="bullet"/>
+      <w:lvlText w:val=""/>
+      <w:lvlJc w:val="left"/>
+      <w:pPr>
+        <w:tabs>
+          <w:tab w:val="num" w:pos="4320"/>
+        </w:tabs>
+        <w:ind w:left="4320" w:hanging="360"/>
+      </w:pPr>
+      <w:rPr>
+        <w:rFonts w:ascii="Wingdings" w:hAnsi="Wingdings" w:hint="default"/>
+        <w:sz w:val="20"/>
+      </w:rPr>
+    </w:lvl>
+    <w:lvl w:ilvl="6" w:tentative="1">
+      <w:start w:val="1"/>
+      <w:numFmt w:val="bullet"/>
+      <w:lvlText w:val=""/>
+      <w:lvlJc w:val="left"/>
+      <w:pPr>
+        <w:tabs>
+          <w:tab w:val="num" w:pos="5040"/>
+        </w:tabs>
+        <w:ind w:left="5040" w:hanging="360"/>
+      </w:pPr>
+      <w:rPr>
+        <w:rFonts w:ascii="Wingdings" w:hAnsi="Wingdings" w:hint="default"/>
+        <w:sz w:val="20"/>
+      </w:rPr>
+    </w:lvl>
+    <w:lvl w:ilvl="7" w:tentative="1">
+      <w:start w:val="1"/>
+      <w:numFmt w:val="bullet"/>
+      <w:lvlText w:val=""/>
+      <w:lvlJc w:val="left"/>
+      <w:pPr>
+        <w:tabs>
+          <w:tab w:val="num" w:pos="5760"/>
+        </w:tabs>
+        <w:ind w:left="5760" w:hanging="360"/>
+      </w:pPr>
+      <w:rPr>
+        <w:rFonts w:ascii="Wingdings" w:hAnsi="Wingdings" w:hint="default"/>
+        <w:sz w:val="20"/>
+      </w:rPr>
+    </w:lvl>
+    <w:lvl w:ilvl="8" w:tentative="1">
+      <w:start w:val="1"/>
+      <w:numFmt w:val="bullet"/>
+      <w:lvlText w:val=""/>
+      <w:lvlJc w:val="left"/>
+      <w:pPr>
+        <w:tabs>
+          <w:tab w:val="num" w:pos="6480"/>
+        </w:tabs>
+        <w:ind w:left="6480" w:hanging="360"/>
+      </w:pPr>
+      <w:rPr>
+        <w:rFonts w:ascii="Wingdings" w:hAnsi="Wingdings" w:hint="default"/>
+        <w:sz w:val="20"/>
+      </w:rPr>
+    </w:lvl>
+  </w:abstractNum>
+  <w:abstractNum w:abstractNumId="12" w15:restartNumberingAfterBreak="0">
+    <w:nsid w:val="19755258"/>
+    <w:multiLevelType w:val="multilevel"/>
+    <w:tmpl w:val="8272ED4E"/>
+    <w:lvl w:ilvl="0">
+      <w:start w:val="1"/>
+      <w:numFmt w:val="bullet"/>
+      <w:lvlText w:val=""/>
+      <w:lvlJc w:val="left"/>
+      <w:pPr>
+        <w:tabs>
+          <w:tab w:val="num" w:pos="720"/>
+        </w:tabs>
+        <w:ind w:left="720" w:hanging="360"/>
+      </w:pPr>
+      <w:rPr>
+        <w:rFonts w:ascii="Symbol" w:hAnsi="Symbol" w:hint="default"/>
+        <w:sz w:val="20"/>
+      </w:rPr>
+    </w:lvl>
+    <w:lvl w:ilvl="1" w:tentative="1">
+      <w:start w:val="1"/>
+      <w:numFmt w:val="bullet"/>
+      <w:lvlText w:val="o"/>
+      <w:lvlJc w:val="left"/>
+      <w:pPr>
+        <w:tabs>
+          <w:tab w:val="num" w:pos="1440"/>
+        </w:tabs>
+        <w:ind w:left="1440" w:hanging="360"/>
+      </w:pPr>
+      <w:rPr>
+        <w:rFonts w:ascii="Courier New" w:hAnsi="Courier New" w:hint="default"/>
+        <w:sz w:val="20"/>
+      </w:rPr>
+    </w:lvl>
+    <w:lvl w:ilvl="2" w:tentative="1">
+      <w:start w:val="1"/>
+      <w:numFmt w:val="bullet"/>
+      <w:lvlText w:val=""/>
+      <w:lvlJc w:val="left"/>
+      <w:pPr>
+        <w:tabs>
+          <w:tab w:val="num" w:pos="2160"/>
+        </w:tabs>
+        <w:ind w:left="2160" w:hanging="360"/>
+      </w:pPr>
+      <w:rPr>
+        <w:rFonts w:ascii="Wingdings" w:hAnsi="Wingdings" w:hint="default"/>
+        <w:sz w:val="20"/>
+      </w:rPr>
+    </w:lvl>
+    <w:lvl w:ilvl="3" w:tentative="1">
+      <w:start w:val="1"/>
+      <w:numFmt w:val="bullet"/>
+      <w:lvlText w:val=""/>
+      <w:lvlJc w:val="left"/>
+      <w:pPr>
+        <w:tabs>
+          <w:tab w:val="num" w:pos="2880"/>
+        </w:tabs>
+        <w:ind w:left="2880" w:hanging="360"/>
+      </w:pPr>
+      <w:rPr>
+        <w:rFonts w:ascii="Wingdings" w:hAnsi="Wingdings" w:hint="default"/>
+        <w:sz w:val="20"/>
+      </w:rPr>
+    </w:lvl>
+    <w:lvl w:ilvl="4" w:tentative="1">
+      <w:start w:val="1"/>
+      <w:numFmt w:val="bullet"/>
+      <w:lvlText w:val=""/>
+      <w:lvlJc w:val="left"/>
+      <w:pPr>
+        <w:tabs>
+          <w:tab w:val="num" w:pos="3600"/>
+        </w:tabs>
+        <w:ind w:left="3600" w:hanging="360"/>
+      </w:pPr>
+      <w:rPr>
+        <w:rFonts w:ascii="Wingdings" w:hAnsi="Wingdings" w:hint="default"/>
+        <w:sz w:val="20"/>
+      </w:rPr>
+    </w:lvl>
+    <w:lvl w:ilvl="5" w:tentative="1">
+      <w:start w:val="1"/>
+      <w:numFmt w:val="bullet"/>
+      <w:lvlText w:val=""/>
+      <w:lvlJc w:val="left"/>
+      <w:pPr>
+        <w:tabs>
+          <w:tab w:val="num" w:pos="4320"/>
+        </w:tabs>
+        <w:ind w:left="4320" w:hanging="360"/>
+      </w:pPr>
+      <w:rPr>
+        <w:rFonts w:ascii="Wingdings" w:hAnsi="Wingdings" w:hint="default"/>
+        <w:sz w:val="20"/>
+      </w:rPr>
+    </w:lvl>
+    <w:lvl w:ilvl="6" w:tentative="1">
+      <w:start w:val="1"/>
+      <w:numFmt w:val="bullet"/>
+      <w:lvlText w:val=""/>
+      <w:lvlJc w:val="left"/>
+      <w:pPr>
+        <w:tabs>
+          <w:tab w:val="num" w:pos="5040"/>
+        </w:tabs>
+        <w:ind w:left="5040" w:hanging="360"/>
+      </w:pPr>
+      <w:rPr>
+        <w:rFonts w:ascii="Wingdings" w:hAnsi="Wingdings" w:hint="default"/>
+        <w:sz w:val="20"/>
+      </w:rPr>
+    </w:lvl>
+    <w:lvl w:ilvl="7" w:tentative="1">
+      <w:start w:val="1"/>
+      <w:numFmt w:val="bullet"/>
+      <w:lvlText w:val=""/>
+      <w:lvlJc w:val="left"/>
+      <w:pPr>
+        <w:tabs>
+          <w:tab w:val="num" w:pos="5760"/>
+        </w:tabs>
+        <w:ind w:left="5760" w:hanging="360"/>
+      </w:pPr>
+      <w:rPr>
+        <w:rFonts w:ascii="Wingdings" w:hAnsi="Wingdings" w:hint="default"/>
+        <w:sz w:val="20"/>
+      </w:rPr>
+    </w:lvl>
+    <w:lvl w:ilvl="8" w:tentative="1">
+      <w:start w:val="1"/>
+      <w:numFmt w:val="bullet"/>
+      <w:lvlText w:val=""/>
+      <w:lvlJc w:val="left"/>
+      <w:pPr>
+        <w:tabs>
+          <w:tab w:val="num" w:pos="6480"/>
+        </w:tabs>
+        <w:ind w:left="6480" w:hanging="360"/>
+      </w:pPr>
+      <w:rPr>
+        <w:rFonts w:ascii="Wingdings" w:hAnsi="Wingdings" w:hint="default"/>
+        <w:sz w:val="20"/>
+      </w:rPr>
+    </w:lvl>
+  </w:abstractNum>
+  <w:abstractNum w:abstractNumId="13" w15:restartNumberingAfterBreak="0">
+    <w:nsid w:val="205338D1"/>
+    <w:multiLevelType w:val="multilevel"/>
+    <w:tmpl w:val="D108A630"/>
+    <w:lvl w:ilvl="0">
+      <w:start w:val="1"/>
+      <w:numFmt w:val="bullet"/>
+      <w:lvlText w:val=""/>
+      <w:lvlJc w:val="left"/>
+      <w:pPr>
+        <w:tabs>
+          <w:tab w:val="num" w:pos="720"/>
+        </w:tabs>
+        <w:ind w:left="720" w:hanging="360"/>
+      </w:pPr>
+      <w:rPr>
+        <w:rFonts w:ascii="Symbol" w:hAnsi="Symbol" w:hint="default"/>
+        <w:sz w:val="20"/>
+      </w:rPr>
+    </w:lvl>
+    <w:lvl w:ilvl="1" w:tentative="1">
+      <w:start w:val="1"/>
+      <w:numFmt w:val="bullet"/>
+      <w:lvlText w:val="o"/>
+      <w:lvlJc w:val="left"/>
+      <w:pPr>
+        <w:tabs>
+          <w:tab w:val="num" w:pos="1440"/>
+        </w:tabs>
+        <w:ind w:left="1440" w:hanging="360"/>
+      </w:pPr>
+      <w:rPr>
+        <w:rFonts w:ascii="Courier New" w:hAnsi="Courier New" w:hint="default"/>
+        <w:sz w:val="20"/>
+      </w:rPr>
+    </w:lvl>
+    <w:lvl w:ilvl="2" w:tentative="1">
+      <w:start w:val="1"/>
+      <w:numFmt w:val="bullet"/>
+      <w:lvlText w:val=""/>
+      <w:lvlJc w:val="left"/>
+      <w:pPr>
+        <w:tabs>
+          <w:tab w:val="num" w:pos="2160"/>
+        </w:tabs>
+        <w:ind w:left="2160" w:hanging="360"/>
+      </w:pPr>
+      <w:rPr>
+        <w:rFonts w:ascii="Wingdings" w:hAnsi="Wingdings" w:hint="default"/>
+        <w:sz w:val="20"/>
+      </w:rPr>
+    </w:lvl>
+    <w:lvl w:ilvl="3" w:tentative="1">
+      <w:start w:val="1"/>
+      <w:numFmt w:val="bullet"/>
+      <w:lvlText w:val=""/>
+      <w:lvlJc w:val="left"/>
+      <w:pPr>
+        <w:tabs>
+          <w:tab w:val="num" w:pos="2880"/>
+        </w:tabs>
+        <w:ind w:left="2880" w:hanging="360"/>
+      </w:pPr>
+      <w:rPr>
+        <w:rFonts w:ascii="Wingdings" w:hAnsi="Wingdings" w:hint="default"/>
+        <w:sz w:val="20"/>
+      </w:rPr>
+    </w:lvl>
+    <w:lvl w:ilvl="4" w:tentative="1">
+      <w:start w:val="1"/>
+      <w:numFmt w:val="bullet"/>
+      <w:lvlText w:val=""/>
+      <w:lvlJc w:val="left"/>
+      <w:pPr>
+        <w:tabs>
+          <w:tab w:val="num" w:pos="3600"/>
+        </w:tabs>
+        <w:ind w:left="3600" w:hanging="360"/>
+      </w:pPr>
+      <w:rPr>
+        <w:rFonts w:ascii="Wingdings" w:hAnsi="Wingdings" w:hint="default"/>
+        <w:sz w:val="20"/>
+      </w:rPr>
+    </w:lvl>
+    <w:lvl w:ilvl="5" w:tentative="1">
+      <w:start w:val="1"/>
+      <w:numFmt w:val="bullet"/>
+      <w:lvlText w:val=""/>
+      <w:lvlJc w:val="left"/>
+      <w:pPr>
+        <w:tabs>
+          <w:tab w:val="num" w:pos="4320"/>
+        </w:tabs>
+        <w:ind w:left="4320" w:hanging="360"/>
+      </w:pPr>
+      <w:rPr>
+        <w:rFonts w:ascii="Wingdings" w:hAnsi="Wingdings" w:hint="default"/>
+        <w:sz w:val="20"/>
+      </w:rPr>
+    </w:lvl>
+    <w:lvl w:ilvl="6" w:tentative="1">
+      <w:start w:val="1"/>
+      <w:numFmt w:val="bullet"/>
+      <w:lvlText w:val=""/>
+      <w:lvlJc w:val="left"/>
+      <w:pPr>
+        <w:tabs>
+          <w:tab w:val="num" w:pos="5040"/>
+        </w:tabs>
+        <w:ind w:left="5040" w:hanging="360"/>
+      </w:pPr>
+      <w:rPr>
+        <w:rFonts w:ascii="Wingdings" w:hAnsi="Wingdings" w:hint="default"/>
+        <w:sz w:val="20"/>
+      </w:rPr>
+    </w:lvl>
+    <w:lvl w:ilvl="7" w:tentative="1">
+      <w:start w:val="1"/>
+      <w:numFmt w:val="bullet"/>
+      <w:lvlText w:val=""/>
+      <w:lvlJc w:val="left"/>
+      <w:pPr>
+        <w:tabs>
+          <w:tab w:val="num" w:pos="5760"/>
+        </w:tabs>
+        <w:ind w:left="5760" w:hanging="360"/>
+      </w:pPr>
+      <w:rPr>
+        <w:rFonts w:ascii="Wingdings" w:hAnsi="Wingdings" w:hint="default"/>
+        <w:sz w:val="20"/>
+      </w:rPr>
+    </w:lvl>
+    <w:lvl w:ilvl="8" w:tentative="1">
+      <w:start w:val="1"/>
+      <w:numFmt w:val="bullet"/>
+      <w:lvlText w:val=""/>
+      <w:lvlJc w:val="left"/>
+      <w:pPr>
+        <w:tabs>
+          <w:tab w:val="num" w:pos="6480"/>
+        </w:tabs>
+        <w:ind w:left="6480" w:hanging="360"/>
+      </w:pPr>
+      <w:rPr>
+        <w:rFonts w:ascii="Wingdings" w:hAnsi="Wingdings" w:hint="default"/>
+        <w:sz w:val="20"/>
+      </w:rPr>
+    </w:lvl>
+  </w:abstractNum>
+  <w:abstractNum w:abstractNumId="14" w15:restartNumberingAfterBreak="0">
+    <w:nsid w:val="46E913FB"/>
+    <w:multiLevelType w:val="multilevel"/>
+    <w:tmpl w:val="6042208C"/>
+    <w:lvl w:ilvl="0">
+      <w:start w:val="1"/>
+      <w:numFmt w:val="bullet"/>
+      <w:lvlText w:val=""/>
+      <w:lvlJc w:val="left"/>
+      <w:pPr>
+        <w:tabs>
+          <w:tab w:val="num" w:pos="720"/>
+        </w:tabs>
+        <w:ind w:left="720" w:hanging="360"/>
+      </w:pPr>
+      <w:rPr>
+        <w:rFonts w:ascii="Symbol" w:hAnsi="Symbol" w:hint="default"/>
+        <w:sz w:val="20"/>
+      </w:rPr>
+    </w:lvl>
+    <w:lvl w:ilvl="1" w:tentative="1">
+      <w:start w:val="1"/>
+      <w:numFmt w:val="bullet"/>
+      <w:lvlText w:val="o"/>
+      <w:lvlJc w:val="left"/>
+      <w:pPr>
+        <w:tabs>
+          <w:tab w:val="num" w:pos="1440"/>
+        </w:tabs>
+        <w:ind w:left="1440" w:hanging="360"/>
+      </w:pPr>
+      <w:rPr>
+        <w:rFonts w:ascii="Courier New" w:hAnsi="Courier New" w:hint="default"/>
+        <w:sz w:val="20"/>
+      </w:rPr>
+    </w:lvl>
+    <w:lvl w:ilvl="2" w:tentative="1">
+      <w:start w:val="1"/>
+      <w:numFmt w:val="bullet"/>
+      <w:lvlText w:val=""/>
+      <w:lvlJc w:val="left"/>
+      <w:pPr>
+        <w:tabs>
+          <w:tab w:val="num" w:pos="2160"/>
+        </w:tabs>
+        <w:ind w:left="2160" w:hanging="360"/>
+      </w:pPr>
+      <w:rPr>
+        <w:rFonts w:ascii="Wingdings" w:hAnsi="Wingdings" w:hint="default"/>
+        <w:sz w:val="20"/>
+      </w:rPr>
+    </w:lvl>
+    <w:lvl w:ilvl="3" w:tentative="1">
+      <w:start w:val="1"/>
+      <w:numFmt w:val="bullet"/>
+      <w:lvlText w:val=""/>
+      <w:lvlJc w:val="left"/>
+      <w:pPr>
+        <w:tabs>
+          <w:tab w:val="num" w:pos="2880"/>
+        </w:tabs>
+        <w:ind w:left="2880" w:hanging="360"/>
+      </w:pPr>
+      <w:rPr>
+        <w:rFonts w:ascii="Wingdings" w:hAnsi="Wingdings" w:hint="default"/>
+        <w:sz w:val="20"/>
+      </w:rPr>
+    </w:lvl>
+    <w:lvl w:ilvl="4" w:tentative="1">
+      <w:start w:val="1"/>
+      <w:numFmt w:val="bullet"/>
+      <w:lvlText w:val=""/>
+      <w:lvlJc w:val="left"/>
+      <w:pPr>
+        <w:tabs>
+          <w:tab w:val="num" w:pos="3600"/>
+        </w:tabs>
+        <w:ind w:left="3600" w:hanging="360"/>
+      </w:pPr>
+      <w:rPr>
+        <w:rFonts w:ascii="Wingdings" w:hAnsi="Wingdings" w:hint="default"/>
+        <w:sz w:val="20"/>
+      </w:rPr>
+    </w:lvl>
+    <w:lvl w:ilvl="5" w:tentative="1">
+      <w:start w:val="1"/>
+      <w:numFmt w:val="bullet"/>
+      <w:lvlText w:val=""/>
+      <w:lvlJc w:val="left"/>
+      <w:pPr>
+        <w:tabs>
+          <w:tab w:val="num" w:pos="4320"/>
+        </w:tabs>
+        <w:ind w:left="4320" w:hanging="360"/>
+      </w:pPr>
+      <w:rPr>
+        <w:rFonts w:ascii="Wingdings" w:hAnsi="Wingdings" w:hint="default"/>
+        <w:sz w:val="20"/>
+      </w:rPr>
+    </w:lvl>
+    <w:lvl w:ilvl="6" w:tentative="1">
+      <w:start w:val="1"/>
+      <w:numFmt w:val="bullet"/>
+      <w:lvlText w:val=""/>
+      <w:lvlJc w:val="left"/>
+      <w:pPr>
+        <w:tabs>
+          <w:tab w:val="num" w:pos="5040"/>
+        </w:tabs>
+        <w:ind w:left="5040" w:hanging="360"/>
+      </w:pPr>
+      <w:rPr>
+        <w:rFonts w:ascii="Wingdings" w:hAnsi="Wingdings" w:hint="default"/>
+        <w:sz w:val="20"/>
+      </w:rPr>
+    </w:lvl>
+    <w:lvl w:ilvl="7" w:tentative="1">
+      <w:start w:val="1"/>
+      <w:numFmt w:val="bullet"/>
+      <w:lvlText w:val=""/>
+      <w:lvlJc w:val="left"/>
+      <w:pPr>
+        <w:tabs>
+          <w:tab w:val="num" w:pos="5760"/>
+        </w:tabs>
+        <w:ind w:left="5760" w:hanging="360"/>
+      </w:pPr>
+      <w:rPr>
+        <w:rFonts w:ascii="Wingdings" w:hAnsi="Wingdings" w:hint="default"/>
+        <w:sz w:val="20"/>
+      </w:rPr>
+    </w:lvl>
+    <w:lvl w:ilvl="8" w:tentative="1">
+      <w:start w:val="1"/>
+      <w:numFmt w:val="bullet"/>
+      <w:lvlText w:val=""/>
+      <w:lvlJc w:val="left"/>
+      <w:pPr>
+        <w:tabs>
+          <w:tab w:val="num" w:pos="6480"/>
+        </w:tabs>
+        <w:ind w:left="6480" w:hanging="360"/>
+      </w:pPr>
+      <w:rPr>
+        <w:rFonts w:ascii="Wingdings" w:hAnsi="Wingdings" w:hint="default"/>
+        <w:sz w:val="20"/>
+      </w:rPr>
+    </w:lvl>
+  </w:abstractNum>
+  <w:abstractNum w:abstractNumId="15" w15:restartNumberingAfterBreak="0">
+    <w:nsid w:val="4FA942B7"/>
+    <w:multiLevelType w:val="multilevel"/>
+    <w:tmpl w:val="5DFA93E2"/>
+    <w:lvl w:ilvl="0">
+      <w:start w:val="1"/>
+      <w:numFmt w:val="bullet"/>
+      <w:lvlText w:val=""/>
+      <w:lvlJc w:val="left"/>
+      <w:pPr>
+        <w:tabs>
+          <w:tab w:val="num" w:pos="720"/>
+        </w:tabs>
+        <w:ind w:left="720" w:hanging="360"/>
+      </w:pPr>
+      <w:rPr>
+        <w:rFonts w:ascii="Symbol" w:hAnsi="Symbol" w:hint="default"/>
+        <w:sz w:val="20"/>
+      </w:rPr>
+    </w:lvl>
+    <w:lvl w:ilvl="1" w:tentative="1">
+      <w:start w:val="1"/>
+      <w:numFmt w:val="bullet"/>
+      <w:lvlText w:val="o"/>
+      <w:lvlJc w:val="left"/>
+      <w:pPr>
+        <w:tabs>
+          <w:tab w:val="num" w:pos="1440"/>
+        </w:tabs>
+        <w:ind w:left="1440" w:hanging="360"/>
+      </w:pPr>
+      <w:rPr>
+        <w:rFonts w:ascii="Courier New" w:hAnsi="Courier New" w:hint="default"/>
+        <w:sz w:val="20"/>
+      </w:rPr>
+    </w:lvl>
+    <w:lvl w:ilvl="2" w:tentative="1">
+      <w:start w:val="1"/>
+      <w:numFmt w:val="bullet"/>
+      <w:lvlText w:val=""/>
+      <w:lvlJc w:val="left"/>
+      <w:pPr>
+        <w:tabs>
+          <w:tab w:val="num" w:pos="2160"/>
+        </w:tabs>
+        <w:ind w:left="2160" w:hanging="360"/>
+      </w:pPr>
+      <w:rPr>
+        <w:rFonts w:ascii="Wingdings" w:hAnsi="Wingdings" w:hint="default"/>
+        <w:sz w:val="20"/>
+      </w:rPr>
+    </w:lvl>
+    <w:lvl w:ilvl="3" w:tentative="1">
+      <w:start w:val="1"/>
+      <w:numFmt w:val="bullet"/>
+      <w:lvlText w:val=""/>
+      <w:lvlJc w:val="left"/>
+      <w:pPr>
+        <w:tabs>
+          <w:tab w:val="num" w:pos="2880"/>
+        </w:tabs>
+        <w:ind w:left="2880" w:hanging="360"/>
+      </w:pPr>
+      <w:rPr>
+        <w:rFonts w:ascii="Wingdings" w:hAnsi="Wingdings" w:hint="default"/>
+        <w:sz w:val="20"/>
+      </w:rPr>
+    </w:lvl>
+    <w:lvl w:ilvl="4" w:tentative="1">
+      <w:start w:val="1"/>
+      <w:numFmt w:val="bullet"/>
+      <w:lvlText w:val=""/>
+      <w:lvlJc w:val="left"/>
+      <w:pPr>
+        <w:tabs>
+          <w:tab w:val="num" w:pos="3600"/>
+        </w:tabs>
+        <w:ind w:left="3600" w:hanging="360"/>
+      </w:pPr>
+      <w:rPr>
+        <w:rFonts w:ascii="Wingdings" w:hAnsi="Wingdings" w:hint="default"/>
+        <w:sz w:val="20"/>
+      </w:rPr>
+    </w:lvl>
+    <w:lvl w:ilvl="5" w:tentative="1">
+      <w:start w:val="1"/>
+      <w:numFmt w:val="bullet"/>
+      <w:lvlText w:val=""/>
+      <w:lvlJc w:val="left"/>
+      <w:pPr>
+        <w:tabs>
+          <w:tab w:val="num" w:pos="4320"/>
+        </w:tabs>
+        <w:ind w:left="4320" w:hanging="360"/>
+      </w:pPr>
+      <w:rPr>
+        <w:rFonts w:ascii="Wingdings" w:hAnsi="Wingdings" w:hint="default"/>
+        <w:sz w:val="20"/>
+      </w:rPr>
+    </w:lvl>
+    <w:lvl w:ilvl="6" w:tentative="1">
+      <w:start w:val="1"/>
+      <w:numFmt w:val="bullet"/>
+      <w:lvlText w:val=""/>
+      <w:lvlJc w:val="left"/>
+      <w:pPr>
+        <w:tabs>
+          <w:tab w:val="num" w:pos="5040"/>
+        </w:tabs>
+        <w:ind w:left="5040" w:hanging="360"/>
+      </w:pPr>
+      <w:rPr>
+        <w:rFonts w:ascii="Wingdings" w:hAnsi="Wingdings" w:hint="default"/>
+        <w:sz w:val="20"/>
+      </w:rPr>
+    </w:lvl>
+    <w:lvl w:ilvl="7" w:tentative="1">
+      <w:start w:val="1"/>
+      <w:numFmt w:val="bullet"/>
+      <w:lvlText w:val=""/>
+      <w:lvlJc w:val="left"/>
+      <w:pPr>
+        <w:tabs>
+          <w:tab w:val="num" w:pos="5760"/>
+        </w:tabs>
+        <w:ind w:left="5760" w:hanging="360"/>
+      </w:pPr>
+      <w:rPr>
+        <w:rFonts w:ascii="Wingdings" w:hAnsi="Wingdings" w:hint="default"/>
+        <w:sz w:val="20"/>
+      </w:rPr>
+    </w:lvl>
+    <w:lvl w:ilvl="8" w:tentative="1">
+      <w:start w:val="1"/>
+      <w:numFmt w:val="bullet"/>
+      <w:lvlText w:val=""/>
+      <w:lvlJc w:val="left"/>
+      <w:pPr>
+        <w:tabs>
+          <w:tab w:val="num" w:pos="6480"/>
+        </w:tabs>
+        <w:ind w:left="6480" w:hanging="360"/>
+      </w:pPr>
+      <w:rPr>
+        <w:rFonts w:ascii="Wingdings" w:hAnsi="Wingdings" w:hint="default"/>
+        <w:sz w:val="20"/>
+      </w:rPr>
+    </w:lvl>
+  </w:abstractNum>
+  <w:abstractNum w:abstractNumId="16" w15:restartNumberingAfterBreak="0">
+    <w:nsid w:val="5063280C"/>
+    <w:multiLevelType w:val="multilevel"/>
+    <w:tmpl w:val="1A14E1A2"/>
+    <w:lvl w:ilvl="0">
+      <w:start w:val="1"/>
+      <w:numFmt w:val="bullet"/>
+      <w:lvlText w:val=""/>
+      <w:lvlJc w:val="left"/>
+      <w:pPr>
+        <w:tabs>
+          <w:tab w:val="num" w:pos="720"/>
+        </w:tabs>
+        <w:ind w:left="720" w:hanging="360"/>
+      </w:pPr>
+      <w:rPr>
+        <w:rFonts w:ascii="Symbol" w:hAnsi="Symbol" w:hint="default"/>
+        <w:sz w:val="20"/>
+      </w:rPr>
+    </w:lvl>
+    <w:lvl w:ilvl="1" w:tentative="1">
+      <w:start w:val="1"/>
+      <w:numFmt w:val="bullet"/>
+      <w:lvlText w:val="o"/>
+      <w:lvlJc w:val="left"/>
+      <w:pPr>
+        <w:tabs>
+          <w:tab w:val="num" w:pos="1440"/>
+        </w:tabs>
+        <w:ind w:left="1440" w:hanging="360"/>
+      </w:pPr>
+      <w:rPr>
+        <w:rFonts w:ascii="Courier New" w:hAnsi="Courier New" w:hint="default"/>
+        <w:sz w:val="20"/>
+      </w:rPr>
+    </w:lvl>
+    <w:lvl w:ilvl="2" w:tentative="1">
+      <w:start w:val="1"/>
+      <w:numFmt w:val="bullet"/>
+      <w:lvlText w:val=""/>
+      <w:lvlJc w:val="left"/>
+      <w:pPr>
+        <w:tabs>
+          <w:tab w:val="num" w:pos="2160"/>
+        </w:tabs>
+        <w:ind w:left="2160" w:hanging="360"/>
+      </w:pPr>
+      <w:rPr>
+        <w:rFonts w:ascii="Wingdings" w:hAnsi="Wingdings" w:hint="default"/>
+        <w:sz w:val="20"/>
+      </w:rPr>
+    </w:lvl>
+    <w:lvl w:ilvl="3" w:tentative="1">
+      <w:start w:val="1"/>
+      <w:numFmt w:val="bullet"/>
+      <w:lvlText w:val=""/>
+      <w:lvlJc w:val="left"/>
+      <w:pPr>
+        <w:tabs>
+          <w:tab w:val="num" w:pos="2880"/>
+        </w:tabs>
+        <w:ind w:left="2880" w:hanging="360"/>
+      </w:pPr>
+      <w:rPr>
+        <w:rFonts w:ascii="Wingdings" w:hAnsi="Wingdings" w:hint="default"/>
+        <w:sz w:val="20"/>
+      </w:rPr>
+    </w:lvl>
+    <w:lvl w:ilvl="4" w:tentative="1">
+      <w:start w:val="1"/>
+      <w:numFmt w:val="bullet"/>
+      <w:lvlText w:val=""/>
+      <w:lvlJc w:val="left"/>
+      <w:pPr>
+        <w:tabs>
+          <w:tab w:val="num" w:pos="3600"/>
+        </w:tabs>
+        <w:ind w:left="3600" w:hanging="360"/>
+      </w:pPr>
+      <w:rPr>
+        <w:rFonts w:ascii="Wingdings" w:hAnsi="Wingdings" w:hint="default"/>
+        <w:sz w:val="20"/>
+      </w:rPr>
+    </w:lvl>
+    <w:lvl w:ilvl="5" w:tentative="1">
+      <w:start w:val="1"/>
+      <w:numFmt w:val="bullet"/>
+      <w:lvlText w:val=""/>
+      <w:lvlJc w:val="left"/>
+      <w:pPr>
+        <w:tabs>
+          <w:tab w:val="num" w:pos="4320"/>
+        </w:tabs>
+        <w:ind w:left="4320" w:hanging="360"/>
+      </w:pPr>
+      <w:rPr>
+        <w:rFonts w:ascii="Wingdings" w:hAnsi="Wingdings" w:hint="default"/>
+        <w:sz w:val="20"/>
+      </w:rPr>
+    </w:lvl>
+    <w:lvl w:ilvl="6" w:tentative="1">
+      <w:start w:val="1"/>
+      <w:numFmt w:val="bullet"/>
+      <w:lvlText w:val=""/>
+      <w:lvlJc w:val="left"/>
+      <w:pPr>
+        <w:tabs>
+          <w:tab w:val="num" w:pos="5040"/>
+        </w:tabs>
+        <w:ind w:left="5040" w:hanging="360"/>
+      </w:pPr>
+      <w:rPr>
+        <w:rFonts w:ascii="Wingdings" w:hAnsi="Wingdings" w:hint="default"/>
+        <w:sz w:val="20"/>
+      </w:rPr>
+    </w:lvl>
+    <w:lvl w:ilvl="7" w:tentative="1">
+      <w:start w:val="1"/>
+      <w:numFmt w:val="bullet"/>
+      <w:lvlText w:val=""/>
+      <w:lvlJc w:val="left"/>
+      <w:pPr>
+        <w:tabs>
+          <w:tab w:val="num" w:pos="5760"/>
+        </w:tabs>
+        <w:ind w:left="5760" w:hanging="360"/>
+      </w:pPr>
+      <w:rPr>
+        <w:rFonts w:ascii="Wingdings" w:hAnsi="Wingdings" w:hint="default"/>
+        <w:sz w:val="20"/>
+      </w:rPr>
+    </w:lvl>
+    <w:lvl w:ilvl="8" w:tentative="1">
+      <w:start w:val="1"/>
+      <w:numFmt w:val="bullet"/>
+      <w:lvlText w:val=""/>
+      <w:lvlJc w:val="left"/>
+      <w:pPr>
+        <w:tabs>
+          <w:tab w:val="num" w:pos="6480"/>
+        </w:tabs>
+        <w:ind w:left="6480" w:hanging="360"/>
+      </w:pPr>
+      <w:rPr>
+        <w:rFonts w:ascii="Wingdings" w:hAnsi="Wingdings" w:hint="default"/>
+        <w:sz w:val="20"/>
+      </w:rPr>
+    </w:lvl>
+  </w:abstractNum>
+  <w:abstractNum w:abstractNumId="17" w15:restartNumberingAfterBreak="0">
+    <w:nsid w:val="51AF70D3"/>
+    <w:multiLevelType w:val="multilevel"/>
+    <w:tmpl w:val="22C8A596"/>
+    <w:lvl w:ilvl="0">
+      <w:start w:val="1"/>
+      <w:numFmt w:val="bullet"/>
+      <w:lvlText w:val=""/>
+      <w:lvlJc w:val="left"/>
+      <w:pPr>
+        <w:tabs>
+          <w:tab w:val="num" w:pos="720"/>
+        </w:tabs>
+        <w:ind w:left="720" w:hanging="360"/>
+      </w:pPr>
+      <w:rPr>
+        <w:rFonts w:ascii="Symbol" w:hAnsi="Symbol" w:hint="default"/>
+        <w:sz w:val="20"/>
+      </w:rPr>
+    </w:lvl>
+    <w:lvl w:ilvl="1" w:tentative="1">
+      <w:start w:val="1"/>
+      <w:numFmt w:val="bullet"/>
+      <w:lvlText w:val="o"/>
+      <w:lvlJc w:val="left"/>
+      <w:pPr>
+        <w:tabs>
+          <w:tab w:val="num" w:pos="1440"/>
+        </w:tabs>
+        <w:ind w:left="1440" w:hanging="360"/>
+      </w:pPr>
+      <w:rPr>
+        <w:rFonts w:ascii="Courier New" w:hAnsi="Courier New" w:hint="default"/>
+        <w:sz w:val="20"/>
+      </w:rPr>
+    </w:lvl>
+    <w:lvl w:ilvl="2" w:tentative="1">
+      <w:start w:val="1"/>
+      <w:numFmt w:val="bullet"/>
+      <w:lvlText w:val=""/>
+      <w:lvlJc w:val="left"/>
+      <w:pPr>
+        <w:tabs>
+          <w:tab w:val="num" w:pos="2160"/>
+        </w:tabs>
+        <w:ind w:left="2160" w:hanging="360"/>
+      </w:pPr>
+      <w:rPr>
+        <w:rFonts w:ascii="Wingdings" w:hAnsi="Wingdings" w:hint="default"/>
+        <w:sz w:val="20"/>
+      </w:rPr>
+    </w:lvl>
+    <w:lvl w:ilvl="3" w:tentative="1">
+      <w:start w:val="1"/>
+      <w:numFmt w:val="bullet"/>
+      <w:lvlText w:val=""/>
+      <w:lvlJc w:val="left"/>
+      <w:pPr>
+        <w:tabs>
+          <w:tab w:val="num" w:pos="2880"/>
+        </w:tabs>
+        <w:ind w:left="2880" w:hanging="360"/>
+      </w:pPr>
+      <w:rPr>
+        <w:rFonts w:ascii="Wingdings" w:hAnsi="Wingdings" w:hint="default"/>
+        <w:sz w:val="20"/>
+      </w:rPr>
+    </w:lvl>
+    <w:lvl w:ilvl="4" w:tentative="1">
+      <w:start w:val="1"/>
+      <w:numFmt w:val="bullet"/>
+      <w:lvlText w:val=""/>
+      <w:lvlJc w:val="left"/>
+      <w:pPr>
+        <w:tabs>
+          <w:tab w:val="num" w:pos="3600"/>
+        </w:tabs>
+        <w:ind w:left="3600" w:hanging="360"/>
+      </w:pPr>
+      <w:rPr>
+        <w:rFonts w:ascii="Wingdings" w:hAnsi="Wingdings" w:hint="default"/>
+        <w:sz w:val="20"/>
+      </w:rPr>
+    </w:lvl>
+    <w:lvl w:ilvl="5" w:tentative="1">
+      <w:start w:val="1"/>
+      <w:numFmt w:val="bullet"/>
+      <w:lvlText w:val=""/>
+      <w:lvlJc w:val="left"/>
+      <w:pPr>
+        <w:tabs>
+          <w:tab w:val="num" w:pos="4320"/>
+        </w:tabs>
+        <w:ind w:left="4320" w:hanging="360"/>
+      </w:pPr>
+      <w:rPr>
+        <w:rFonts w:ascii="Wingdings" w:hAnsi="Wingdings" w:hint="default"/>
+        <w:sz w:val="20"/>
+      </w:rPr>
+    </w:lvl>
+    <w:lvl w:ilvl="6" w:tentative="1">
+      <w:start w:val="1"/>
+      <w:numFmt w:val="bullet"/>
+      <w:lvlText w:val=""/>
+      <w:lvlJc w:val="left"/>
+      <w:pPr>
+        <w:tabs>
+          <w:tab w:val="num" w:pos="5040"/>
+        </w:tabs>
+        <w:ind w:left="5040" w:hanging="360"/>
+      </w:pPr>
+      <w:rPr>
+        <w:rFonts w:ascii="Wingdings" w:hAnsi="Wingdings" w:hint="default"/>
+        <w:sz w:val="20"/>
+      </w:rPr>
+    </w:lvl>
+    <w:lvl w:ilvl="7" w:tentative="1">
+      <w:start w:val="1"/>
+      <w:numFmt w:val="bullet"/>
+      <w:lvlText w:val=""/>
+      <w:lvlJc w:val="left"/>
+      <w:pPr>
+        <w:tabs>
+          <w:tab w:val="num" w:pos="5760"/>
+        </w:tabs>
+        <w:ind w:left="5760" w:hanging="360"/>
+      </w:pPr>
+      <w:rPr>
+        <w:rFonts w:ascii="Wingdings" w:hAnsi="Wingdings" w:hint="default"/>
+        <w:sz w:val="20"/>
+      </w:rPr>
+    </w:lvl>
+    <w:lvl w:ilvl="8" w:tentative="1">
+      <w:start w:val="1"/>
+      <w:numFmt w:val="bullet"/>
+      <w:lvlText w:val=""/>
+      <w:lvlJc w:val="left"/>
+      <w:pPr>
+        <w:tabs>
+          <w:tab w:val="num" w:pos="6480"/>
+        </w:tabs>
+        <w:ind w:left="6480" w:hanging="360"/>
+      </w:pPr>
+      <w:rPr>
+        <w:rFonts w:ascii="Wingdings" w:hAnsi="Wingdings" w:hint="default"/>
+        <w:sz w:val="20"/>
+      </w:rPr>
+    </w:lvl>
+  </w:abstractNum>
+  <w:abstractNum w:abstractNumId="18" w15:restartNumberingAfterBreak="0">
+    <w:nsid w:val="596D66D6"/>
+    <w:multiLevelType w:val="multilevel"/>
+    <w:tmpl w:val="F6E8CD2C"/>
+    <w:lvl w:ilvl="0">
+      <w:start w:val="1"/>
+      <w:numFmt w:val="bullet"/>
+      <w:lvlText w:val=""/>
+      <w:lvlJc w:val="left"/>
+      <w:pPr>
+        <w:tabs>
+          <w:tab w:val="num" w:pos="720"/>
+        </w:tabs>
+        <w:ind w:left="720" w:hanging="360"/>
+      </w:pPr>
+      <w:rPr>
+        <w:rFonts w:ascii="Symbol" w:hAnsi="Symbol" w:hint="default"/>
+        <w:sz w:val="20"/>
+      </w:rPr>
+    </w:lvl>
+    <w:lvl w:ilvl="1">
+      <w:start w:val="1"/>
+      <w:numFmt w:val="bullet"/>
+      <w:lvlText w:val=""/>
+      <w:lvlJc w:val="left"/>
+      <w:pPr>
+        <w:tabs>
+          <w:tab w:val="num" w:pos="1440"/>
+        </w:tabs>
+        <w:ind w:left="1440" w:hanging="360"/>
+      </w:pPr>
+      <w:rPr>
+        <w:rFonts w:ascii="Symbol" w:hAnsi="Symbol" w:hint="default"/>
+        <w:sz w:val="20"/>
+      </w:rPr>
+    </w:lvl>
+    <w:lvl w:ilvl="2" w:tentative="1">
+      <w:start w:val="1"/>
+      <w:numFmt w:val="bullet"/>
+      <w:lvlText w:val=""/>
+      <w:lvlJc w:val="left"/>
+      <w:pPr>
+        <w:tabs>
+          <w:tab w:val="num" w:pos="2160"/>
+        </w:tabs>
+        <w:ind w:left="2160" w:hanging="360"/>
+      </w:pPr>
+      <w:rPr>
+        <w:rFonts w:ascii="Symbol" w:hAnsi="Symbol" w:hint="default"/>
+        <w:sz w:val="20"/>
+      </w:rPr>
+    </w:lvl>
+    <w:lvl w:ilvl="3" w:tentative="1">
+      <w:start w:val="1"/>
+      <w:numFmt w:val="bullet"/>
+      <w:lvlText w:val=""/>
+      <w:lvlJc w:val="left"/>
+      <w:pPr>
+        <w:tabs>
+          <w:tab w:val="num" w:pos="2880"/>
+        </w:tabs>
+        <w:ind w:left="2880" w:hanging="360"/>
+      </w:pPr>
+      <w:rPr>
+        <w:rFonts w:ascii="Symbol" w:hAnsi="Symbol" w:hint="default"/>
+        <w:sz w:val="20"/>
+      </w:rPr>
+    </w:lvl>
+    <w:lvl w:ilvl="4" w:tentative="1">
+      <w:start w:val="1"/>
+      <w:numFmt w:val="bullet"/>
+      <w:lvlText w:val=""/>
+      <w:lvlJc w:val="left"/>
+      <w:pPr>
+        <w:tabs>
+          <w:tab w:val="num" w:pos="3600"/>
+        </w:tabs>
+        <w:ind w:left="3600" w:hanging="360"/>
+      </w:pPr>
+      <w:rPr>
+        <w:rFonts w:ascii="Symbol" w:hAnsi="Symbol" w:hint="default"/>
+        <w:sz w:val="20"/>
+      </w:rPr>
+    </w:lvl>
+    <w:lvl w:ilvl="5" w:tentative="1">
+      <w:start w:val="1"/>
+      <w:numFmt w:val="bullet"/>
+      <w:lvlText w:val=""/>
+      <w:lvlJc w:val="left"/>
+      <w:pPr>
+        <w:tabs>
+          <w:tab w:val="num" w:pos="4320"/>
+        </w:tabs>
+        <w:ind w:left="4320" w:hanging="360"/>
+      </w:pPr>
+      <w:rPr>
+        <w:rFonts w:ascii="Symbol" w:hAnsi="Symbol" w:hint="default"/>
+        <w:sz w:val="20"/>
+      </w:rPr>
+    </w:lvl>
+    <w:lvl w:ilvl="6" w:tentative="1">
+      <w:start w:val="1"/>
+      <w:numFmt w:val="bullet"/>
+      <w:lvlText w:val=""/>
+      <w:lvlJc w:val="left"/>
+      <w:pPr>
+        <w:tabs>
+          <w:tab w:val="num" w:pos="5040"/>
+        </w:tabs>
+        <w:ind w:left="5040" w:hanging="360"/>
+      </w:pPr>
+      <w:rPr>
+        <w:rFonts w:ascii="Symbol" w:hAnsi="Symbol" w:hint="default"/>
+        <w:sz w:val="20"/>
+      </w:rPr>
+    </w:lvl>
+    <w:lvl w:ilvl="7" w:tentative="1">
+      <w:start w:val="1"/>
+      <w:numFmt w:val="bullet"/>
+      <w:lvlText w:val=""/>
+      <w:lvlJc w:val="left"/>
+      <w:pPr>
+        <w:tabs>
+          <w:tab w:val="num" w:pos="5760"/>
+        </w:tabs>
+        <w:ind w:left="5760" w:hanging="360"/>
+      </w:pPr>
+      <w:rPr>
+        <w:rFonts w:ascii="Symbol" w:hAnsi="Symbol" w:hint="default"/>
+        <w:sz w:val="20"/>
+      </w:rPr>
+    </w:lvl>
+    <w:lvl w:ilvl="8" w:tentative="1">
+      <w:start w:val="1"/>
+      <w:numFmt w:val="bullet"/>
+      <w:lvlText w:val=""/>
+      <w:lvlJc w:val="left"/>
+      <w:pPr>
+        <w:tabs>
+          <w:tab w:val="num" w:pos="6480"/>
+        </w:tabs>
+        <w:ind w:left="6480" w:hanging="360"/>
+      </w:pPr>
+      <w:rPr>
+        <w:rFonts w:ascii="Symbol" w:hAnsi="Symbol" w:hint="default"/>
+        <w:sz w:val="20"/>
+      </w:rPr>
+    </w:lvl>
+  </w:abstractNum>
+  <w:abstractNum w:abstractNumId="19" w15:restartNumberingAfterBreak="0">
+    <w:nsid w:val="6D302B70"/>
+    <w:multiLevelType w:val="multilevel"/>
+    <w:tmpl w:val="2604DF58"/>
+    <w:lvl w:ilvl="0">
+      <w:start w:val="1"/>
+      <w:numFmt w:val="bullet"/>
+      <w:lvlText w:val=""/>
+      <w:lvlJc w:val="left"/>
+      <w:pPr>
+        <w:tabs>
+          <w:tab w:val="num" w:pos="720"/>
+        </w:tabs>
+        <w:ind w:left="720" w:hanging="360"/>
+      </w:pPr>
+      <w:rPr>
+        <w:rFonts w:ascii="Symbol" w:hAnsi="Symbol" w:hint="default"/>
+        <w:sz w:val="20"/>
+      </w:rPr>
+    </w:lvl>
+    <w:lvl w:ilvl="1">
+      <w:start w:val="1"/>
+      <w:numFmt w:val="bullet"/>
+      <w:lvlText w:val=""/>
+      <w:lvlJc w:val="left"/>
+      <w:pPr>
+        <w:tabs>
+          <w:tab w:val="num" w:pos="1440"/>
+        </w:tabs>
+        <w:ind w:left="1440" w:hanging="360"/>
+      </w:pPr>
+      <w:rPr>
+        <w:rFonts w:ascii="Symbol" w:hAnsi="Symbol" w:hint="default"/>
+        <w:sz w:val="20"/>
+      </w:rPr>
+    </w:lvl>
+    <w:lvl w:ilvl="2" w:tentative="1">
+      <w:start w:val="1"/>
+      <w:numFmt w:val="bullet"/>
+      <w:lvlText w:val=""/>
+      <w:lvlJc w:val="left"/>
+      <w:pPr>
+        <w:tabs>
+          <w:tab w:val="num" w:pos="2160"/>
+        </w:tabs>
+        <w:ind w:left="2160" w:hanging="360"/>
+      </w:pPr>
+      <w:rPr>
+        <w:rFonts w:ascii="Symbol" w:hAnsi="Symbol" w:hint="default"/>
+        <w:sz w:val="20"/>
+      </w:rPr>
+    </w:lvl>
+    <w:lvl w:ilvl="3" w:tentative="1">
+      <w:start w:val="1"/>
+      <w:numFmt w:val="bullet"/>
+      <w:lvlText w:val=""/>
+      <w:lvlJc w:val="left"/>
+      <w:pPr>
+        <w:tabs>
+          <w:tab w:val="num" w:pos="2880"/>
+        </w:tabs>
+        <w:ind w:left="2880" w:hanging="360"/>
+      </w:pPr>
+      <w:rPr>
+        <w:rFonts w:ascii="Symbol" w:hAnsi="Symbol" w:hint="default"/>
+        <w:sz w:val="20"/>
+      </w:rPr>
+    </w:lvl>
+    <w:lvl w:ilvl="4" w:tentative="1">
+      <w:start w:val="1"/>
+      <w:numFmt w:val="bullet"/>
+      <w:lvlText w:val=""/>
+      <w:lvlJc w:val="left"/>
+      <w:pPr>
+        <w:tabs>
+          <w:tab w:val="num" w:pos="3600"/>
+        </w:tabs>
+        <w:ind w:left="3600" w:hanging="360"/>
+      </w:pPr>
+      <w:rPr>
+        <w:rFonts w:ascii="Symbol" w:hAnsi="Symbol" w:hint="default"/>
+        <w:sz w:val="20"/>
+      </w:rPr>
+    </w:lvl>
+    <w:lvl w:ilvl="5" w:tentative="1">
+      <w:start w:val="1"/>
+      <w:numFmt w:val="bullet"/>
+      <w:lvlText w:val=""/>
+      <w:lvlJc w:val="left"/>
+      <w:pPr>
+        <w:tabs>
+          <w:tab w:val="num" w:pos="4320"/>
+        </w:tabs>
+        <w:ind w:left="4320" w:hanging="360"/>
+      </w:pPr>
+      <w:rPr>
+        <w:rFonts w:ascii="Symbol" w:hAnsi="Symbol" w:hint="default"/>
+        <w:sz w:val="20"/>
+      </w:rPr>
+    </w:lvl>
+    <w:lvl w:ilvl="6" w:tentative="1">
+      <w:start w:val="1"/>
+      <w:numFmt w:val="bullet"/>
+      <w:lvlText w:val=""/>
+      <w:lvlJc w:val="left"/>
+      <w:pPr>
+        <w:tabs>
+          <w:tab w:val="num" w:pos="5040"/>
+        </w:tabs>
+        <w:ind w:left="5040" w:hanging="360"/>
+      </w:pPr>
+      <w:rPr>
+        <w:rFonts w:ascii="Symbol" w:hAnsi="Symbol" w:hint="default"/>
+        <w:sz w:val="20"/>
+      </w:rPr>
+    </w:lvl>
+    <w:lvl w:ilvl="7" w:tentative="1">
+      <w:start w:val="1"/>
+      <w:numFmt w:val="bullet"/>
+      <w:lvlText w:val=""/>
+      <w:lvlJc w:val="left"/>
+      <w:pPr>
+        <w:tabs>
+          <w:tab w:val="num" w:pos="5760"/>
+        </w:tabs>
+        <w:ind w:left="5760" w:hanging="360"/>
+      </w:pPr>
+      <w:rPr>
+        <w:rFonts w:ascii="Symbol" w:hAnsi="Symbol" w:hint="default"/>
+        <w:sz w:val="20"/>
+      </w:rPr>
+    </w:lvl>
+    <w:lvl w:ilvl="8" w:tentative="1">
+      <w:start w:val="1"/>
+      <w:numFmt w:val="bullet"/>
+      <w:lvlText w:val=""/>
+      <w:lvlJc w:val="left"/>
+      <w:pPr>
+        <w:tabs>
+          <w:tab w:val="num" w:pos="6480"/>
+        </w:tabs>
+        <w:ind w:left="6480" w:hanging="360"/>
+      </w:pPr>
+      <w:rPr>
+        <w:rFonts w:ascii="Symbol" w:hAnsi="Symbol" w:hint="default"/>
+        <w:sz w:val="20"/>
+      </w:rPr>
+    </w:lvl>
+  </w:abstractNum>
+  <w:abstractNum w:abstractNumId="20" w15:restartNumberingAfterBreak="0">
+    <w:nsid w:val="7BE13F6C"/>
+    <w:multiLevelType w:val="multilevel"/>
+    <w:tmpl w:val="C896B92A"/>
+    <w:lvl w:ilvl="0">
+      <w:start w:val="1"/>
+      <w:numFmt w:val="bullet"/>
+      <w:lvlText w:val=""/>
+      <w:lvlJc w:val="left"/>
+      <w:pPr>
+        <w:tabs>
+          <w:tab w:val="num" w:pos="720"/>
+        </w:tabs>
+        <w:ind w:left="720" w:hanging="360"/>
+      </w:pPr>
+      <w:rPr>
+        <w:rFonts w:ascii="Symbol" w:hAnsi="Symbol" w:hint="default"/>
+        <w:sz w:val="20"/>
+      </w:rPr>
+    </w:lvl>
+    <w:lvl w:ilvl="1">
+      <w:start w:val="1"/>
+      <w:numFmt w:val="bullet"/>
+      <w:lvlText w:val="o"/>
+      <w:lvlJc w:val="left"/>
+      <w:pPr>
+        <w:tabs>
+          <w:tab w:val="num" w:pos="1440"/>
+        </w:tabs>
+        <w:ind w:left="1440" w:hanging="360"/>
+      </w:pPr>
+      <w:rPr>
+        <w:rFonts w:ascii="Courier New" w:hAnsi="Courier New" w:hint="default"/>
+        <w:sz w:val="20"/>
+      </w:rPr>
+    </w:lvl>
+    <w:lvl w:ilvl="2" w:tentative="1">
+      <w:start w:val="1"/>
+      <w:numFmt w:val="bullet"/>
+      <w:lvlText w:val=""/>
+      <w:lvlJc w:val="left"/>
+      <w:pPr>
+        <w:tabs>
+          <w:tab w:val="num" w:pos="2160"/>
+        </w:tabs>
+        <w:ind w:left="2160" w:hanging="360"/>
+      </w:pPr>
+      <w:rPr>
+        <w:rFonts w:ascii="Wingdings" w:hAnsi="Wingdings" w:hint="default"/>
+        <w:sz w:val="20"/>
+      </w:rPr>
+    </w:lvl>
+    <w:lvl w:ilvl="3" w:tentative="1">
+      <w:start w:val="1"/>
+      <w:numFmt w:val="bullet"/>
+      <w:lvlText w:val=""/>
+      <w:lvlJc w:val="left"/>
+      <w:pPr>
+        <w:tabs>
+          <w:tab w:val="num" w:pos="2880"/>
+        </w:tabs>
+        <w:ind w:left="2880" w:hanging="360"/>
+      </w:pPr>
+      <w:rPr>
+        <w:rFonts w:ascii="Wingdings" w:hAnsi="Wingdings" w:hint="default"/>
+        <w:sz w:val="20"/>
+      </w:rPr>
+    </w:lvl>
+    <w:lvl w:ilvl="4" w:tentative="1">
+      <w:start w:val="1"/>
+      <w:numFmt w:val="bullet"/>
+      <w:lvlText w:val=""/>
+      <w:lvlJc w:val="left"/>
+      <w:pPr>
+        <w:tabs>
+          <w:tab w:val="num" w:pos="3600"/>
+        </w:tabs>
+        <w:ind w:left="3600" w:hanging="360"/>
+      </w:pPr>
+      <w:rPr>
+        <w:rFonts w:ascii="Wingdings" w:hAnsi="Wingdings" w:hint="default"/>
+        <w:sz w:val="20"/>
+      </w:rPr>
+    </w:lvl>
+    <w:lvl w:ilvl="5" w:tentative="1">
+      <w:start w:val="1"/>
+      <w:numFmt w:val="bullet"/>
+      <w:lvlText w:val=""/>
+      <w:lvlJc w:val="left"/>
+      <w:pPr>
+        <w:tabs>
+          <w:tab w:val="num" w:pos="4320"/>
+        </w:tabs>
+        <w:ind w:left="4320" w:hanging="360"/>
+      </w:pPr>
+      <w:rPr>
+        <w:rFonts w:ascii="Wingdings" w:hAnsi="Wingdings" w:hint="default"/>
+        <w:sz w:val="20"/>
+      </w:rPr>
+    </w:lvl>
+    <w:lvl w:ilvl="6" w:tentative="1">
+      <w:start w:val="1"/>
+      <w:numFmt w:val="bullet"/>
+      <w:lvlText w:val=""/>
+      <w:lvlJc w:val="left"/>
+      <w:pPr>
+        <w:tabs>
+          <w:tab w:val="num" w:pos="5040"/>
+        </w:tabs>
+        <w:ind w:left="5040" w:hanging="360"/>
+      </w:pPr>
+      <w:rPr>
+        <w:rFonts w:ascii="Wingdings" w:hAnsi="Wingdings" w:hint="default"/>
+        <w:sz w:val="20"/>
+      </w:rPr>
+    </w:lvl>
+    <w:lvl w:ilvl="7" w:tentative="1">
+      <w:start w:val="1"/>
+      <w:numFmt w:val="bullet"/>
+      <w:lvlText w:val=""/>
+      <w:lvlJc w:val="left"/>
+      <w:pPr>
+        <w:tabs>
+          <w:tab w:val="num" w:pos="5760"/>
+        </w:tabs>
+        <w:ind w:left="5760" w:hanging="360"/>
+      </w:pPr>
+      <w:rPr>
+        <w:rFonts w:ascii="Wingdings" w:hAnsi="Wingdings" w:hint="default"/>
+        <w:sz w:val="20"/>
+      </w:rPr>
+    </w:lvl>
+    <w:lvl w:ilvl="8" w:tentative="1">
+      <w:start w:val="1"/>
+      <w:numFmt w:val="bullet"/>
+      <w:lvlText w:val=""/>
+      <w:lvlJc w:val="left"/>
+      <w:pPr>
+        <w:tabs>
+          <w:tab w:val="num" w:pos="6480"/>
+        </w:tabs>
+        <w:ind w:left="6480" w:hanging="360"/>
+      </w:pPr>
+      <w:rPr>
+        <w:rFonts w:ascii="Wingdings" w:hAnsi="Wingdings" w:hint="default"/>
+        <w:sz w:val="20"/>
       </w:rPr>
     </w:lvl>
   </w:abstractNum>
@@ -552,6 +5139,42 @@
   </w:num>
   <w:num w:numId="9" w16cid:durableId="1266617441">
     <w:abstractNumId w:val="0"/>
+  </w:num>
+  <w:num w:numId="10" w16cid:durableId="1854880539">
+    <w:abstractNumId w:val="10"/>
+  </w:num>
+  <w:num w:numId="11" w16cid:durableId="2145073347">
+    <w:abstractNumId w:val="17"/>
+  </w:num>
+  <w:num w:numId="12" w16cid:durableId="1324044385">
+    <w:abstractNumId w:val="9"/>
+  </w:num>
+  <w:num w:numId="13" w16cid:durableId="1372652955">
+    <w:abstractNumId w:val="16"/>
+  </w:num>
+  <w:num w:numId="14" w16cid:durableId="9336549">
+    <w:abstractNumId w:val="20"/>
+  </w:num>
+  <w:num w:numId="15" w16cid:durableId="2079790933">
+    <w:abstractNumId w:val="19"/>
+  </w:num>
+  <w:num w:numId="16" w16cid:durableId="1616331262">
+    <w:abstractNumId w:val="18"/>
+  </w:num>
+  <w:num w:numId="17" w16cid:durableId="2136563523">
+    <w:abstractNumId w:val="13"/>
+  </w:num>
+  <w:num w:numId="18" w16cid:durableId="1536307054">
+    <w:abstractNumId w:val="15"/>
+  </w:num>
+  <w:num w:numId="19" w16cid:durableId="2037734789">
+    <w:abstractNumId w:val="14"/>
+  </w:num>
+  <w:num w:numId="20" w16cid:durableId="1032001534">
+    <w:abstractNumId w:val="11"/>
+  </w:num>
+  <w:num w:numId="21" w16cid:durableId="825439341">
+    <w:abstractNumId w:val="12"/>
   </w:num>
 </w:numbering>
 </file>
@@ -942,7 +5565,7 @@
     <w:lsdException w:name="Unresolved Mention" w:semiHidden="1" w:unhideWhenUsed="1"/>
     <w:lsdException w:name="Smart Link" w:semiHidden="1" w:unhideWhenUsed="1"/>
   </w:latentStyles>
-  <w:style w:type="paragraph" w:default="1" w:styleId="Binhthng">
+  <w:style w:type="paragraph" w:default="1" w:styleId="Normal">
     <w:name w:val="Normal"/>
     <w:qFormat/>
     <w:rsid w:val="00FC693F"/>
@@ -950,11 +5573,11 @@
       <w:sz w:val="24"/>
     </w:rPr>
   </w:style>
-  <w:style w:type="paragraph" w:styleId="u1">
+  <w:style w:type="paragraph" w:styleId="Heading1">
     <w:name w:val="heading 1"/>
-    <w:basedOn w:val="Binhthng"/>
-    <w:next w:val="Binhthng"/>
-    <w:link w:val="u1Char"/>
+    <w:basedOn w:val="Normal"/>
+    <w:next w:val="Normal"/>
+    <w:link w:val="Heading1Char"/>
     <w:uiPriority w:val="9"/>
     <w:qFormat/>
     <w:rsid w:val="00FC693F"/>
@@ -973,11 +5596,11 @@
       <w:szCs w:val="28"/>
     </w:rPr>
   </w:style>
-  <w:style w:type="paragraph" w:styleId="u2">
+  <w:style w:type="paragraph" w:styleId="Heading2">
     <w:name w:val="heading 2"/>
-    <w:basedOn w:val="Binhthng"/>
-    <w:next w:val="Binhthng"/>
-    <w:link w:val="u2Char"/>
+    <w:basedOn w:val="Normal"/>
+    <w:next w:val="Normal"/>
+    <w:link w:val="Heading2Char"/>
     <w:uiPriority w:val="9"/>
     <w:unhideWhenUsed/>
     <w:qFormat/>
@@ -997,11 +5620,11 @@
       <w:szCs w:val="26"/>
     </w:rPr>
   </w:style>
-  <w:style w:type="paragraph" w:styleId="u3">
+  <w:style w:type="paragraph" w:styleId="Heading3">
     <w:name w:val="heading 3"/>
-    <w:basedOn w:val="Binhthng"/>
-    <w:next w:val="Binhthng"/>
-    <w:link w:val="u3Char"/>
+    <w:basedOn w:val="Normal"/>
+    <w:next w:val="Normal"/>
+    <w:link w:val="Heading3Char"/>
     <w:uiPriority w:val="9"/>
     <w:unhideWhenUsed/>
     <w:qFormat/>
@@ -1019,11 +5642,11 @@
       <w:color w:val="4F81BD" w:themeColor="accent1"/>
     </w:rPr>
   </w:style>
-  <w:style w:type="paragraph" w:styleId="u4">
+  <w:style w:type="paragraph" w:styleId="Heading4">
     <w:name w:val="heading 4"/>
-    <w:basedOn w:val="Binhthng"/>
-    <w:next w:val="Binhthng"/>
-    <w:link w:val="u4Char"/>
+    <w:basedOn w:val="Normal"/>
+    <w:next w:val="Normal"/>
+    <w:link w:val="Heading4Char"/>
     <w:uiPriority w:val="9"/>
     <w:semiHidden/>
     <w:unhideWhenUsed/>
@@ -1044,11 +5667,11 @@
       <w:color w:val="4F81BD" w:themeColor="accent1"/>
     </w:rPr>
   </w:style>
-  <w:style w:type="paragraph" w:styleId="u5">
+  <w:style w:type="paragraph" w:styleId="Heading5">
     <w:name w:val="heading 5"/>
-    <w:basedOn w:val="Binhthng"/>
-    <w:next w:val="Binhthng"/>
-    <w:link w:val="u5Char"/>
+    <w:basedOn w:val="Normal"/>
+    <w:next w:val="Normal"/>
+    <w:link w:val="Heading5Char"/>
     <w:uiPriority w:val="9"/>
     <w:semiHidden/>
     <w:unhideWhenUsed/>
@@ -1065,11 +5688,11 @@
       <w:color w:val="243F60" w:themeColor="accent1" w:themeShade="7F"/>
     </w:rPr>
   </w:style>
-  <w:style w:type="paragraph" w:styleId="u6">
+  <w:style w:type="paragraph" w:styleId="Heading6">
     <w:name w:val="heading 6"/>
-    <w:basedOn w:val="Binhthng"/>
-    <w:next w:val="Binhthng"/>
-    <w:link w:val="u6Char"/>
+    <w:basedOn w:val="Normal"/>
+    <w:next w:val="Normal"/>
+    <w:link w:val="Heading6Char"/>
     <w:uiPriority w:val="9"/>
     <w:semiHidden/>
     <w:unhideWhenUsed/>
@@ -1088,11 +5711,11 @@
       <w:color w:val="243F60" w:themeColor="accent1" w:themeShade="7F"/>
     </w:rPr>
   </w:style>
-  <w:style w:type="paragraph" w:styleId="u7">
+  <w:style w:type="paragraph" w:styleId="Heading7">
     <w:name w:val="heading 7"/>
-    <w:basedOn w:val="Binhthng"/>
-    <w:next w:val="Binhthng"/>
-    <w:link w:val="u7Char"/>
+    <w:basedOn w:val="Normal"/>
+    <w:next w:val="Normal"/>
+    <w:link w:val="Heading7Char"/>
     <w:uiPriority w:val="9"/>
     <w:semiHidden/>
     <w:unhideWhenUsed/>
@@ -1111,11 +5734,11 @@
       <w:color w:val="404040" w:themeColor="text1" w:themeTint="BF"/>
     </w:rPr>
   </w:style>
-  <w:style w:type="paragraph" w:styleId="u8">
+  <w:style w:type="paragraph" w:styleId="Heading8">
     <w:name w:val="heading 8"/>
-    <w:basedOn w:val="Binhthng"/>
-    <w:next w:val="Binhthng"/>
-    <w:link w:val="u8Char"/>
+    <w:basedOn w:val="Normal"/>
+    <w:next w:val="Normal"/>
+    <w:link w:val="Heading8Char"/>
     <w:uiPriority w:val="9"/>
     <w:semiHidden/>
     <w:unhideWhenUsed/>
@@ -1134,11 +5757,11 @@
       <w:szCs w:val="20"/>
     </w:rPr>
   </w:style>
-  <w:style w:type="paragraph" w:styleId="u9">
+  <w:style w:type="paragraph" w:styleId="Heading9">
     <w:name w:val="heading 9"/>
-    <w:basedOn w:val="Binhthng"/>
-    <w:next w:val="Binhthng"/>
-    <w:link w:val="u9Char"/>
+    <w:basedOn w:val="Normal"/>
+    <w:next w:val="Normal"/>
+    <w:link w:val="Heading9Char"/>
     <w:uiPriority w:val="9"/>
     <w:semiHidden/>
     <w:unhideWhenUsed/>
@@ -1159,13 +5782,13 @@
       <w:szCs w:val="20"/>
     </w:rPr>
   </w:style>
-  <w:style w:type="character" w:default="1" w:styleId="Phngmcinhcuaoanvn">
+  <w:style w:type="character" w:default="1" w:styleId="DefaultParagraphFont">
     <w:name w:val="Default Paragraph Font"/>
     <w:uiPriority w:val="1"/>
     <w:semiHidden/>
     <w:unhideWhenUsed/>
   </w:style>
-  <w:style w:type="table" w:default="1" w:styleId="BangThngthng">
+  <w:style w:type="table" w:default="1" w:styleId="TableNormal">
     <w:name w:val="Normal Table"/>
     <w:uiPriority w:val="99"/>
     <w:semiHidden/>
@@ -1180,16 +5803,16 @@
       </w:tblCellMar>
     </w:tblPr>
   </w:style>
-  <w:style w:type="numbering" w:default="1" w:styleId="Khngco">
+  <w:style w:type="numbering" w:default="1" w:styleId="NoList">
     <w:name w:val="No List"/>
     <w:uiPriority w:val="99"/>
     <w:semiHidden/>
     <w:unhideWhenUsed/>
   </w:style>
-  <w:style w:type="paragraph" w:styleId="utrang">
+  <w:style w:type="paragraph" w:styleId="Header">
     <w:name w:val="header"/>
-    <w:basedOn w:val="Binhthng"/>
-    <w:link w:val="utrangChar"/>
+    <w:basedOn w:val="Normal"/>
+    <w:link w:val="HeaderChar"/>
     <w:uiPriority w:val="99"/>
     <w:unhideWhenUsed/>
     <w:rsid w:val="00E618BF"/>
@@ -1201,17 +5824,17 @@
       <w:spacing w:after="0" w:line="240" w:lineRule="auto"/>
     </w:pPr>
   </w:style>
-  <w:style w:type="character" w:customStyle="1" w:styleId="utrangChar">
-    <w:name w:val="Đầu trang Char"/>
-    <w:basedOn w:val="Phngmcinhcuaoanvn"/>
-    <w:link w:val="utrang"/>
+  <w:style w:type="character" w:customStyle="1" w:styleId="HeaderChar">
+    <w:name w:val="Header Char"/>
+    <w:basedOn w:val="DefaultParagraphFont"/>
+    <w:link w:val="Header"/>
     <w:uiPriority w:val="99"/>
     <w:rsid w:val="00E618BF"/>
   </w:style>
-  <w:style w:type="paragraph" w:styleId="Chntrang">
+  <w:style w:type="paragraph" w:styleId="Footer">
     <w:name w:val="footer"/>
-    <w:basedOn w:val="Binhthng"/>
-    <w:link w:val="ChntrangChar"/>
+    <w:basedOn w:val="Normal"/>
+    <w:link w:val="FooterChar"/>
     <w:uiPriority w:val="99"/>
     <w:unhideWhenUsed/>
     <w:rsid w:val="00E618BF"/>
@@ -1223,14 +5846,14 @@
       <w:spacing w:after="0" w:line="240" w:lineRule="auto"/>
     </w:pPr>
   </w:style>
-  <w:style w:type="character" w:customStyle="1" w:styleId="ChntrangChar">
-    <w:name w:val="Chân trang Char"/>
-    <w:basedOn w:val="Phngmcinhcuaoanvn"/>
-    <w:link w:val="Chntrang"/>
+  <w:style w:type="character" w:customStyle="1" w:styleId="FooterChar">
+    <w:name w:val="Footer Char"/>
+    <w:basedOn w:val="DefaultParagraphFont"/>
+    <w:link w:val="Footer"/>
     <w:uiPriority w:val="99"/>
     <w:rsid w:val="00E618BF"/>
   </w:style>
-  <w:style w:type="paragraph" w:styleId="KhngDncch">
+  <w:style w:type="paragraph" w:styleId="NoSpacing">
     <w:name w:val="No Spacing"/>
     <w:uiPriority w:val="1"/>
     <w:qFormat/>
@@ -1239,10 +5862,10 @@
       <w:spacing w:after="0" w:line="240" w:lineRule="auto"/>
     </w:pPr>
   </w:style>
-  <w:style w:type="character" w:customStyle="1" w:styleId="u1Char">
-    <w:name w:val="Đầu đề 1 Char"/>
-    <w:basedOn w:val="Phngmcinhcuaoanvn"/>
-    <w:link w:val="u1"/>
+  <w:style w:type="character" w:customStyle="1" w:styleId="Heading1Char">
+    <w:name w:val="Heading 1 Char"/>
+    <w:basedOn w:val="DefaultParagraphFont"/>
+    <w:link w:val="Heading1"/>
     <w:uiPriority w:val="9"/>
     <w:rsid w:val="00FC693F"/>
     <w:rPr>
@@ -1254,10 +5877,10 @@
       <w:szCs w:val="28"/>
     </w:rPr>
   </w:style>
-  <w:style w:type="character" w:customStyle="1" w:styleId="u2Char">
-    <w:name w:val="Đầu đề 2 Char"/>
-    <w:basedOn w:val="Phngmcinhcuaoanvn"/>
-    <w:link w:val="u2"/>
+  <w:style w:type="character" w:customStyle="1" w:styleId="Heading2Char">
+    <w:name w:val="Heading 2 Char"/>
+    <w:basedOn w:val="DefaultParagraphFont"/>
+    <w:link w:val="Heading2"/>
     <w:uiPriority w:val="9"/>
     <w:rsid w:val="00FC693F"/>
     <w:rPr>
@@ -1269,10 +5892,10 @@
       <w:szCs w:val="26"/>
     </w:rPr>
   </w:style>
-  <w:style w:type="character" w:customStyle="1" w:styleId="u3Char">
-    <w:name w:val="Đầu đề 3 Char"/>
-    <w:basedOn w:val="Phngmcinhcuaoanvn"/>
-    <w:link w:val="u3"/>
+  <w:style w:type="character" w:customStyle="1" w:styleId="Heading3Char">
+    <w:name w:val="Heading 3 Char"/>
+    <w:basedOn w:val="DefaultParagraphFont"/>
+    <w:link w:val="Heading3"/>
     <w:uiPriority w:val="9"/>
     <w:rsid w:val="00FC693F"/>
     <w:rPr>
@@ -1282,11 +5905,11 @@
       <w:color w:val="4F81BD" w:themeColor="accent1"/>
     </w:rPr>
   </w:style>
-  <w:style w:type="paragraph" w:styleId="Tiu">
+  <w:style w:type="paragraph" w:styleId="Title">
     <w:name w:val="Title"/>
-    <w:basedOn w:val="Binhthng"/>
-    <w:next w:val="Binhthng"/>
-    <w:link w:val="TiuChar"/>
+    <w:basedOn w:val="Normal"/>
+    <w:next w:val="Normal"/>
+    <w:link w:val="TitleChar"/>
     <w:uiPriority w:val="10"/>
     <w:qFormat/>
     <w:rsid w:val="00FC693F"/>
@@ -1306,10 +5929,10 @@
       <w:szCs w:val="52"/>
     </w:rPr>
   </w:style>
-  <w:style w:type="character" w:customStyle="1" w:styleId="TiuChar">
-    <w:name w:val="Tiêu đề Char"/>
-    <w:basedOn w:val="Phngmcinhcuaoanvn"/>
-    <w:link w:val="Tiu"/>
+  <w:style w:type="character" w:customStyle="1" w:styleId="TitleChar">
+    <w:name w:val="Title Char"/>
+    <w:basedOn w:val="DefaultParagraphFont"/>
+    <w:link w:val="Title"/>
     <w:uiPriority w:val="10"/>
     <w:rsid w:val="00FC693F"/>
     <w:rPr>
@@ -1321,11 +5944,11 @@
       <w:szCs w:val="52"/>
     </w:rPr>
   </w:style>
-  <w:style w:type="paragraph" w:styleId="Tiuphu">
+  <w:style w:type="paragraph" w:styleId="Subtitle">
     <w:name w:val="Subtitle"/>
-    <w:basedOn w:val="Binhthng"/>
-    <w:next w:val="Binhthng"/>
-    <w:link w:val="TiuphuChar"/>
+    <w:basedOn w:val="Normal"/>
+    <w:next w:val="Normal"/>
+    <w:link w:val="SubtitleChar"/>
     <w:uiPriority w:val="11"/>
     <w:qFormat/>
     <w:rsid w:val="00FC693F"/>
@@ -1343,10 +5966,10 @@
       <w:szCs w:val="24"/>
     </w:rPr>
   </w:style>
-  <w:style w:type="character" w:customStyle="1" w:styleId="TiuphuChar">
-    <w:name w:val="Tiêu đề phụ Char"/>
-    <w:basedOn w:val="Phngmcinhcuaoanvn"/>
-    <w:link w:val="Tiuphu"/>
+  <w:style w:type="character" w:customStyle="1" w:styleId="SubtitleChar">
+    <w:name w:val="Subtitle Char"/>
+    <w:basedOn w:val="DefaultParagraphFont"/>
+    <w:link w:val="Subtitle"/>
     <w:uiPriority w:val="11"/>
     <w:rsid w:val="00FC693F"/>
     <w:rPr>
@@ -1359,9 +5982,9 @@
       <w:szCs w:val="24"/>
     </w:rPr>
   </w:style>
-  <w:style w:type="paragraph" w:styleId="oancuaDanhsach">
+  <w:style w:type="paragraph" w:styleId="ListParagraph">
     <w:name w:val="List Paragraph"/>
-    <w:basedOn w:val="Binhthng"/>
+    <w:basedOn w:val="Normal"/>
     <w:uiPriority w:val="34"/>
     <w:qFormat/>
     <w:rsid w:val="00FC693F"/>
@@ -1370,10 +5993,10 @@
       <w:contextualSpacing/>
     </w:pPr>
   </w:style>
-  <w:style w:type="paragraph" w:styleId="ThnVnban">
+  <w:style w:type="paragraph" w:styleId="BodyText">
     <w:name w:val="Body Text"/>
-    <w:basedOn w:val="Binhthng"/>
-    <w:link w:val="ThnVnbanChar"/>
+    <w:basedOn w:val="Normal"/>
+    <w:link w:val="BodyTextChar"/>
     <w:uiPriority w:val="99"/>
     <w:unhideWhenUsed/>
     <w:rsid w:val="00AA1D8D"/>
@@ -1381,17 +6004,17 @@
       <w:spacing w:after="120"/>
     </w:pPr>
   </w:style>
-  <w:style w:type="character" w:customStyle="1" w:styleId="ThnVnbanChar">
-    <w:name w:val="Thân Văn bản Char"/>
-    <w:basedOn w:val="Phngmcinhcuaoanvn"/>
-    <w:link w:val="ThnVnban"/>
+  <w:style w:type="character" w:customStyle="1" w:styleId="BodyTextChar">
+    <w:name w:val="Body Text Char"/>
+    <w:basedOn w:val="DefaultParagraphFont"/>
+    <w:link w:val="BodyText"/>
     <w:uiPriority w:val="99"/>
     <w:rsid w:val="00AA1D8D"/>
   </w:style>
-  <w:style w:type="paragraph" w:styleId="Thnvnban2">
+  <w:style w:type="paragraph" w:styleId="BodyText2">
     <w:name w:val="Body Text 2"/>
-    <w:basedOn w:val="Binhthng"/>
-    <w:link w:val="Thnvnban2Char"/>
+    <w:basedOn w:val="Normal"/>
+    <w:link w:val="BodyText2Char"/>
     <w:uiPriority w:val="99"/>
     <w:unhideWhenUsed/>
     <w:rsid w:val="00AA1D8D"/>
@@ -1399,17 +6022,17 @@
       <w:spacing w:after="120" w:line="480" w:lineRule="auto"/>
     </w:pPr>
   </w:style>
-  <w:style w:type="character" w:customStyle="1" w:styleId="Thnvnban2Char">
-    <w:name w:val="Thân văn bản 2 Char"/>
-    <w:basedOn w:val="Phngmcinhcuaoanvn"/>
-    <w:link w:val="Thnvnban2"/>
+  <w:style w:type="character" w:customStyle="1" w:styleId="BodyText2Char">
+    <w:name w:val="Body Text 2 Char"/>
+    <w:basedOn w:val="DefaultParagraphFont"/>
+    <w:link w:val="BodyText2"/>
     <w:uiPriority w:val="99"/>
     <w:rsid w:val="00AA1D8D"/>
   </w:style>
-  <w:style w:type="paragraph" w:styleId="Thnvnban3">
+  <w:style w:type="paragraph" w:styleId="BodyText3">
     <w:name w:val="Body Text 3"/>
-    <w:basedOn w:val="Binhthng"/>
-    <w:link w:val="Thnvnban3Char"/>
+    <w:basedOn w:val="Normal"/>
+    <w:link w:val="BodyText3Char"/>
     <w:uiPriority w:val="99"/>
     <w:unhideWhenUsed/>
     <w:rsid w:val="00AA1D8D"/>
@@ -1421,10 +6044,10 @@
       <w:szCs w:val="16"/>
     </w:rPr>
   </w:style>
-  <w:style w:type="character" w:customStyle="1" w:styleId="Thnvnban3Char">
-    <w:name w:val="Thân văn bản 3 Char"/>
-    <w:basedOn w:val="Phngmcinhcuaoanvn"/>
-    <w:link w:val="Thnvnban3"/>
+  <w:style w:type="character" w:customStyle="1" w:styleId="BodyText3Char">
+    <w:name w:val="Body Text 3 Char"/>
+    <w:basedOn w:val="DefaultParagraphFont"/>
+    <w:link w:val="BodyText3"/>
     <w:uiPriority w:val="99"/>
     <w:rsid w:val="00AA1D8D"/>
     <w:rPr>
@@ -1432,9 +6055,9 @@
       <w:szCs w:val="16"/>
     </w:rPr>
   </w:style>
-  <w:style w:type="paragraph" w:styleId="Danhsach">
+  <w:style w:type="paragraph" w:styleId="List">
     <w:name w:val="List"/>
-    <w:basedOn w:val="Binhthng"/>
+    <w:basedOn w:val="Normal"/>
     <w:uiPriority w:val="99"/>
     <w:unhideWhenUsed/>
     <w:rsid w:val="00AA1D8D"/>
@@ -1443,9 +6066,9 @@
       <w:contextualSpacing/>
     </w:pPr>
   </w:style>
-  <w:style w:type="paragraph" w:styleId="Danhsach2">
+  <w:style w:type="paragraph" w:styleId="List2">
     <w:name w:val="List 2"/>
-    <w:basedOn w:val="Binhthng"/>
+    <w:basedOn w:val="Normal"/>
     <w:uiPriority w:val="99"/>
     <w:unhideWhenUsed/>
     <w:rsid w:val="00326F90"/>
@@ -1454,9 +6077,9 @@
       <w:contextualSpacing/>
     </w:pPr>
   </w:style>
-  <w:style w:type="paragraph" w:styleId="Danhsach3">
+  <w:style w:type="paragraph" w:styleId="List3">
     <w:name w:val="List 3"/>
-    <w:basedOn w:val="Binhthng"/>
+    <w:basedOn w:val="Normal"/>
     <w:uiPriority w:val="99"/>
     <w:unhideWhenUsed/>
     <w:rsid w:val="00326F90"/>
@@ -1465,9 +6088,9 @@
       <w:contextualSpacing/>
     </w:pPr>
   </w:style>
-  <w:style w:type="paragraph" w:styleId="Duudong">
+  <w:style w:type="paragraph" w:styleId="ListBullet">
     <w:name w:val="List Bullet"/>
-    <w:basedOn w:val="Binhthng"/>
+    <w:basedOn w:val="Normal"/>
     <w:uiPriority w:val="99"/>
     <w:unhideWhenUsed/>
     <w:rsid w:val="00326F90"/>
@@ -1478,9 +6101,9 @@
       <w:contextualSpacing/>
     </w:pPr>
   </w:style>
-  <w:style w:type="paragraph" w:styleId="Duudong2">
+  <w:style w:type="paragraph" w:styleId="ListBullet2">
     <w:name w:val="List Bullet 2"/>
-    <w:basedOn w:val="Binhthng"/>
+    <w:basedOn w:val="Normal"/>
     <w:uiPriority w:val="99"/>
     <w:unhideWhenUsed/>
     <w:rsid w:val="00326F90"/>
@@ -1491,9 +6114,9 @@
       <w:contextualSpacing/>
     </w:pPr>
   </w:style>
-  <w:style w:type="paragraph" w:styleId="Duudong3">
+  <w:style w:type="paragraph" w:styleId="ListBullet3">
     <w:name w:val="List Bullet 3"/>
-    <w:basedOn w:val="Binhthng"/>
+    <w:basedOn w:val="Normal"/>
     <w:uiPriority w:val="99"/>
     <w:unhideWhenUsed/>
     <w:rsid w:val="00326F90"/>
@@ -1504,9 +6127,9 @@
       <w:contextualSpacing/>
     </w:pPr>
   </w:style>
-  <w:style w:type="paragraph" w:styleId="Sudong">
+  <w:style w:type="paragraph" w:styleId="ListNumber">
     <w:name w:val="List Number"/>
-    <w:basedOn w:val="Binhthng"/>
+    <w:basedOn w:val="Normal"/>
     <w:uiPriority w:val="99"/>
     <w:unhideWhenUsed/>
     <w:rsid w:val="00326F90"/>
@@ -1517,9 +6140,9 @@
       <w:contextualSpacing/>
     </w:pPr>
   </w:style>
-  <w:style w:type="paragraph" w:styleId="Sudong2">
+  <w:style w:type="paragraph" w:styleId="ListNumber2">
     <w:name w:val="List Number 2"/>
-    <w:basedOn w:val="Binhthng"/>
+    <w:basedOn w:val="Normal"/>
     <w:uiPriority w:val="99"/>
     <w:unhideWhenUsed/>
     <w:rsid w:val="0029639D"/>
@@ -1530,9 +6153,9 @@
       <w:contextualSpacing/>
     </w:pPr>
   </w:style>
-  <w:style w:type="paragraph" w:styleId="Sudong3">
+  <w:style w:type="paragraph" w:styleId="ListNumber3">
     <w:name w:val="List Number 3"/>
-    <w:basedOn w:val="Binhthng"/>
+    <w:basedOn w:val="Normal"/>
     <w:uiPriority w:val="99"/>
     <w:unhideWhenUsed/>
     <w:rsid w:val="0029639D"/>
@@ -1543,9 +6166,9 @@
       <w:contextualSpacing/>
     </w:pPr>
   </w:style>
-  <w:style w:type="paragraph" w:styleId="Danhsachlintuc">
+  <w:style w:type="paragraph" w:styleId="ListContinue">
     <w:name w:val="List Continue"/>
-    <w:basedOn w:val="Binhthng"/>
+    <w:basedOn w:val="Normal"/>
     <w:uiPriority w:val="99"/>
     <w:unhideWhenUsed/>
     <w:rsid w:val="0029639D"/>
@@ -1555,9 +6178,9 @@
       <w:contextualSpacing/>
     </w:pPr>
   </w:style>
-  <w:style w:type="paragraph" w:styleId="Danhsachlintuc2">
+  <w:style w:type="paragraph" w:styleId="ListContinue2">
     <w:name w:val="List Continue 2"/>
-    <w:basedOn w:val="Binhthng"/>
+    <w:basedOn w:val="Normal"/>
     <w:uiPriority w:val="99"/>
     <w:unhideWhenUsed/>
     <w:rsid w:val="0029639D"/>
@@ -1567,9 +6190,9 @@
       <w:contextualSpacing/>
     </w:pPr>
   </w:style>
-  <w:style w:type="paragraph" w:styleId="Danhsachlintuc3">
+  <w:style w:type="paragraph" w:styleId="ListContinue3">
     <w:name w:val="List Continue 3"/>
-    <w:basedOn w:val="Binhthng"/>
+    <w:basedOn w:val="Normal"/>
     <w:uiPriority w:val="99"/>
     <w:unhideWhenUsed/>
     <w:rsid w:val="0029639D"/>
@@ -1579,9 +6202,9 @@
       <w:contextualSpacing/>
     </w:pPr>
   </w:style>
-  <w:style w:type="paragraph" w:styleId="VnbanMacro">
+  <w:style w:type="paragraph" w:styleId="MacroText">
     <w:name w:val="macro"/>
-    <w:link w:val="VnbanMacroChar"/>
+    <w:link w:val="MacroTextChar"/>
     <w:uiPriority w:val="99"/>
     <w:unhideWhenUsed/>
     <w:rsid w:val="0029639D"/>
@@ -1602,10 +6225,10 @@
       <w:szCs w:val="20"/>
     </w:rPr>
   </w:style>
-  <w:style w:type="character" w:customStyle="1" w:styleId="VnbanMacroChar">
-    <w:name w:val="Văn bản Macro Char"/>
-    <w:basedOn w:val="Phngmcinhcuaoanvn"/>
-    <w:link w:val="VnbanMacro"/>
+  <w:style w:type="character" w:customStyle="1" w:styleId="MacroTextChar">
+    <w:name w:val="Macro Text Char"/>
+    <w:basedOn w:val="DefaultParagraphFont"/>
+    <w:link w:val="MacroText"/>
     <w:uiPriority w:val="99"/>
     <w:rsid w:val="0029639D"/>
     <w:rPr>
@@ -1614,11 +6237,11 @@
       <w:szCs w:val="20"/>
     </w:rPr>
   </w:style>
-  <w:style w:type="paragraph" w:styleId="Litrichdn">
+  <w:style w:type="paragraph" w:styleId="Quote">
     <w:name w:val="Quote"/>
-    <w:basedOn w:val="Binhthng"/>
-    <w:next w:val="Binhthng"/>
-    <w:link w:val="LitrichdnChar"/>
+    <w:basedOn w:val="Normal"/>
+    <w:next w:val="Normal"/>
+    <w:link w:val="QuoteChar"/>
     <w:uiPriority w:val="29"/>
     <w:qFormat/>
     <w:rsid w:val="00FC693F"/>
@@ -1628,10 +6251,10 @@
       <w:color w:val="000000" w:themeColor="text1"/>
     </w:rPr>
   </w:style>
-  <w:style w:type="character" w:customStyle="1" w:styleId="LitrichdnChar">
-    <w:name w:val="Lời trích dẫn Char"/>
-    <w:basedOn w:val="Phngmcinhcuaoanvn"/>
-    <w:link w:val="Litrichdn"/>
+  <w:style w:type="character" w:customStyle="1" w:styleId="QuoteChar">
+    <w:name w:val="Quote Char"/>
+    <w:basedOn w:val="DefaultParagraphFont"/>
+    <w:link w:val="Quote"/>
     <w:uiPriority w:val="29"/>
     <w:rsid w:val="00FC693F"/>
     <w:rPr>
@@ -1640,10 +6263,10 @@
       <w:color w:val="000000" w:themeColor="text1"/>
     </w:rPr>
   </w:style>
-  <w:style w:type="character" w:customStyle="1" w:styleId="u4Char">
-    <w:name w:val="Đầu đề 4 Char"/>
-    <w:basedOn w:val="Phngmcinhcuaoanvn"/>
-    <w:link w:val="u4"/>
+  <w:style w:type="character" w:customStyle="1" w:styleId="Heading4Char">
+    <w:name w:val="Heading 4 Char"/>
+    <w:basedOn w:val="DefaultParagraphFont"/>
+    <w:link w:val="Heading4"/>
     <w:uiPriority w:val="9"/>
     <w:semiHidden/>
     <w:rsid w:val="00FC693F"/>
@@ -1656,10 +6279,10 @@
       <w:color w:val="4F81BD" w:themeColor="accent1"/>
     </w:rPr>
   </w:style>
-  <w:style w:type="character" w:customStyle="1" w:styleId="u5Char">
-    <w:name w:val="Đầu đề 5 Char"/>
-    <w:basedOn w:val="Phngmcinhcuaoanvn"/>
-    <w:link w:val="u5"/>
+  <w:style w:type="character" w:customStyle="1" w:styleId="Heading5Char">
+    <w:name w:val="Heading 5 Char"/>
+    <w:basedOn w:val="DefaultParagraphFont"/>
+    <w:link w:val="Heading5"/>
     <w:uiPriority w:val="9"/>
     <w:semiHidden/>
     <w:rsid w:val="00FC693F"/>
@@ -1668,10 +6291,10 @@
       <w:color w:val="243F60" w:themeColor="accent1" w:themeShade="7F"/>
     </w:rPr>
   </w:style>
-  <w:style w:type="character" w:customStyle="1" w:styleId="u6Char">
-    <w:name w:val="Đầu đề 6 Char"/>
-    <w:basedOn w:val="Phngmcinhcuaoanvn"/>
-    <w:link w:val="u6"/>
+  <w:style w:type="character" w:customStyle="1" w:styleId="Heading6Char">
+    <w:name w:val="Heading 6 Char"/>
+    <w:basedOn w:val="DefaultParagraphFont"/>
+    <w:link w:val="Heading6"/>
     <w:uiPriority w:val="9"/>
     <w:semiHidden/>
     <w:rsid w:val="00FC693F"/>
@@ -1682,10 +6305,10 @@
       <w:color w:val="243F60" w:themeColor="accent1" w:themeShade="7F"/>
     </w:rPr>
   </w:style>
-  <w:style w:type="character" w:customStyle="1" w:styleId="u7Char">
-    <w:name w:val="Đầu đề 7 Char"/>
-    <w:basedOn w:val="Phngmcinhcuaoanvn"/>
-    <w:link w:val="u7"/>
+  <w:style w:type="character" w:customStyle="1" w:styleId="Heading7Char">
+    <w:name w:val="Heading 7 Char"/>
+    <w:basedOn w:val="DefaultParagraphFont"/>
+    <w:link w:val="Heading7"/>
     <w:uiPriority w:val="9"/>
     <w:semiHidden/>
     <w:rsid w:val="00FC693F"/>
@@ -1696,10 +6319,10 @@
       <w:color w:val="404040" w:themeColor="text1" w:themeTint="BF"/>
     </w:rPr>
   </w:style>
-  <w:style w:type="character" w:customStyle="1" w:styleId="u8Char">
-    <w:name w:val="Đầu đề 8 Char"/>
-    <w:basedOn w:val="Phngmcinhcuaoanvn"/>
-    <w:link w:val="u8"/>
+  <w:style w:type="character" w:customStyle="1" w:styleId="Heading8Char">
+    <w:name w:val="Heading 8 Char"/>
+    <w:basedOn w:val="DefaultParagraphFont"/>
+    <w:link w:val="Heading8"/>
     <w:uiPriority w:val="9"/>
     <w:semiHidden/>
     <w:rsid w:val="00FC693F"/>
@@ -1710,10 +6333,10 @@
       <w:szCs w:val="20"/>
     </w:rPr>
   </w:style>
-  <w:style w:type="character" w:customStyle="1" w:styleId="u9Char">
-    <w:name w:val="Đầu đề 9 Char"/>
-    <w:basedOn w:val="Phngmcinhcuaoanvn"/>
-    <w:link w:val="u9"/>
+  <w:style w:type="character" w:customStyle="1" w:styleId="Heading9Char">
+    <w:name w:val="Heading 9 Char"/>
+    <w:basedOn w:val="DefaultParagraphFont"/>
+    <w:link w:val="Heading9"/>
     <w:uiPriority w:val="9"/>
     <w:semiHidden/>
     <w:rsid w:val="00FC693F"/>
@@ -1726,10 +6349,10 @@
       <w:szCs w:val="20"/>
     </w:rPr>
   </w:style>
-  <w:style w:type="paragraph" w:styleId="Chuthich">
+  <w:style w:type="paragraph" w:styleId="Caption">
     <w:name w:val="caption"/>
-    <w:basedOn w:val="Binhthng"/>
-    <w:next w:val="Binhthng"/>
+    <w:basedOn w:val="Normal"/>
+    <w:next w:val="Normal"/>
     <w:uiPriority w:val="35"/>
     <w:semiHidden/>
     <w:unhideWhenUsed/>
@@ -1746,9 +6369,9 @@
       <w:szCs w:val="18"/>
     </w:rPr>
   </w:style>
-  <w:style w:type="character" w:styleId="Manh">
+  <w:style w:type="character" w:styleId="Strong">
     <w:name w:val="Strong"/>
-    <w:basedOn w:val="Phngmcinhcuaoanvn"/>
+    <w:basedOn w:val="DefaultParagraphFont"/>
     <w:uiPriority w:val="22"/>
     <w:qFormat/>
     <w:rsid w:val="00FC693F"/>
@@ -1757,9 +6380,9 @@
       <w:bCs/>
     </w:rPr>
   </w:style>
-  <w:style w:type="character" w:styleId="Nhnmanh">
+  <w:style w:type="character" w:styleId="Emphasis">
     <w:name w:val="Emphasis"/>
-    <w:basedOn w:val="Phngmcinhcuaoanvn"/>
+    <w:basedOn w:val="DefaultParagraphFont"/>
     <w:uiPriority w:val="20"/>
     <w:qFormat/>
     <w:rsid w:val="00FC693F"/>
@@ -1768,11 +6391,11 @@
       <w:iCs/>
     </w:rPr>
   </w:style>
-  <w:style w:type="paragraph" w:styleId="Nhaykepm">
+  <w:style w:type="paragraph" w:styleId="IntenseQuote">
     <w:name w:val="Intense Quote"/>
-    <w:basedOn w:val="Binhthng"/>
-    <w:next w:val="Binhthng"/>
-    <w:link w:val="NhaykepmChar"/>
+    <w:basedOn w:val="Normal"/>
+    <w:next w:val="Normal"/>
+    <w:link w:val="IntenseQuoteChar"/>
     <w:uiPriority w:val="30"/>
     <w:qFormat/>
     <w:rsid w:val="00FC693F"/>
@@ -1791,10 +6414,10 @@
       <w:color w:val="4F81BD" w:themeColor="accent1"/>
     </w:rPr>
   </w:style>
-  <w:style w:type="character" w:customStyle="1" w:styleId="NhaykepmChar">
-    <w:name w:val="Nháy kép Đậm Char"/>
-    <w:basedOn w:val="Phngmcinhcuaoanvn"/>
-    <w:link w:val="Nhaykepm"/>
+  <w:style w:type="character" w:customStyle="1" w:styleId="IntenseQuoteChar">
+    <w:name w:val="Intense Quote Char"/>
+    <w:basedOn w:val="DefaultParagraphFont"/>
+    <w:link w:val="IntenseQuote"/>
     <w:uiPriority w:val="30"/>
     <w:rsid w:val="00FC693F"/>
     <w:rPr>
@@ -1805,9 +6428,9 @@
       <w:color w:val="4F81BD" w:themeColor="accent1"/>
     </w:rPr>
   </w:style>
-  <w:style w:type="character" w:styleId="NhnmanhTinht">
+  <w:style w:type="character" w:styleId="SubtleEmphasis">
     <w:name w:val="Subtle Emphasis"/>
-    <w:basedOn w:val="Phngmcinhcuaoanvn"/>
+    <w:basedOn w:val="DefaultParagraphFont"/>
     <w:uiPriority w:val="19"/>
     <w:qFormat/>
     <w:rsid w:val="00FC693F"/>
@@ -1817,9 +6440,9 @@
       <w:color w:val="808080" w:themeColor="text1" w:themeTint="7F"/>
     </w:rPr>
   </w:style>
-  <w:style w:type="character" w:styleId="NhnmnhThm">
+  <w:style w:type="character" w:styleId="IntenseEmphasis">
     <w:name w:val="Intense Emphasis"/>
-    <w:basedOn w:val="Phngmcinhcuaoanvn"/>
+    <w:basedOn w:val="DefaultParagraphFont"/>
     <w:uiPriority w:val="21"/>
     <w:qFormat/>
     <w:rsid w:val="00FC693F"/>
@@ -1831,9 +6454,9 @@
       <w:color w:val="4F81BD" w:themeColor="accent1"/>
     </w:rPr>
   </w:style>
-  <w:style w:type="character" w:styleId="ThamchiuTinht">
+  <w:style w:type="character" w:styleId="SubtleReference">
     <w:name w:val="Subtle Reference"/>
-    <w:basedOn w:val="Phngmcinhcuaoanvn"/>
+    <w:basedOn w:val="DefaultParagraphFont"/>
     <w:uiPriority w:val="31"/>
     <w:qFormat/>
     <w:rsid w:val="00FC693F"/>
@@ -1843,9 +6466,9 @@
       <w:u w:val="single"/>
     </w:rPr>
   </w:style>
-  <w:style w:type="character" w:styleId="ThamchiuNhnmnh">
+  <w:style w:type="character" w:styleId="IntenseReference">
     <w:name w:val="Intense Reference"/>
-    <w:basedOn w:val="Phngmcinhcuaoanvn"/>
+    <w:basedOn w:val="DefaultParagraphFont"/>
     <w:uiPriority w:val="32"/>
     <w:qFormat/>
     <w:rsid w:val="00FC693F"/>
@@ -1858,9 +6481,9 @@
       <w:u w:val="single"/>
     </w:rPr>
   </w:style>
-  <w:style w:type="character" w:styleId="TiuSach">
+  <w:style w:type="character" w:styleId="BookTitle">
     <w:name w:val="Book Title"/>
-    <w:basedOn w:val="Phngmcinhcuaoanvn"/>
+    <w:basedOn w:val="DefaultParagraphFont"/>
     <w:uiPriority w:val="33"/>
     <w:qFormat/>
     <w:rsid w:val="00FC693F"/>
@@ -1871,10 +6494,10 @@
       <w:spacing w:val="5"/>
     </w:rPr>
   </w:style>
-  <w:style w:type="paragraph" w:styleId="uMucluc">
+  <w:style w:type="paragraph" w:styleId="TOCHeading">
     <w:name w:val="TOC Heading"/>
-    <w:basedOn w:val="u1"/>
-    <w:next w:val="Binhthng"/>
+    <w:basedOn w:val="Heading1"/>
+    <w:next w:val="Normal"/>
     <w:uiPriority w:val="39"/>
     <w:semiHidden/>
     <w:unhideWhenUsed/>
@@ -1884,9 +6507,9 @@
       <w:outlineLvl w:val="9"/>
     </w:pPr>
   </w:style>
-  <w:style w:type="table" w:styleId="LiBang">
+  <w:style w:type="table" w:styleId="TableGrid">
     <w:name w:val="Table Grid"/>
-    <w:basedOn w:val="BangThngthng"/>
+    <w:basedOn w:val="TableNormal"/>
     <w:uiPriority w:val="59"/>
     <w:rsid w:val="00FC693F"/>
     <w:pPr>
@@ -1903,9 +6526,9 @@
       </w:tblBorders>
     </w:tblPr>
   </w:style>
-  <w:style w:type="table" w:styleId="TnnMausang">
+  <w:style w:type="table" w:styleId="LightShading">
     <w:name w:val="Light Shading"/>
-    <w:basedOn w:val="BangThngthng"/>
+    <w:basedOn w:val="TableNormal"/>
     <w:uiPriority w:val="60"/>
     <w:rsid w:val="00FC693F"/>
     <w:pPr>
@@ -1999,9 +6622,9 @@
       </w:tcPr>
     </w:tblStylePr>
   </w:style>
-  <w:style w:type="table" w:styleId="TnnMausang-Nhnmanh1">
+  <w:style w:type="table" w:styleId="LightShading-Accent1">
     <w:name w:val="Light Shading Accent 1"/>
-    <w:basedOn w:val="BangThngthng"/>
+    <w:basedOn w:val="TableNormal"/>
     <w:uiPriority w:val="60"/>
     <w:rsid w:val="00FC693F"/>
     <w:pPr>
@@ -2095,9 +6718,9 @@
       </w:tcPr>
     </w:tblStylePr>
   </w:style>
-  <w:style w:type="table" w:styleId="TnnMausang-Nhnmanh2">
+  <w:style w:type="table" w:styleId="LightShading-Accent2">
     <w:name w:val="Light Shading Accent 2"/>
-    <w:basedOn w:val="BangThngthng"/>
+    <w:basedOn w:val="TableNormal"/>
     <w:uiPriority w:val="60"/>
     <w:rsid w:val="00FC693F"/>
     <w:pPr>
@@ -2191,9 +6814,9 @@
       </w:tcPr>
     </w:tblStylePr>
   </w:style>
-  <w:style w:type="table" w:styleId="TnnMausang-Nhnmanh3">
+  <w:style w:type="table" w:styleId="LightShading-Accent3">
     <w:name w:val="Light Shading Accent 3"/>
-    <w:basedOn w:val="BangThngthng"/>
+    <w:basedOn w:val="TableNormal"/>
     <w:uiPriority w:val="60"/>
     <w:rsid w:val="00FC693F"/>
     <w:pPr>
@@ -2287,9 +6910,9 @@
       </w:tcPr>
     </w:tblStylePr>
   </w:style>
-  <w:style w:type="table" w:styleId="TnnMausang-Nhnmanh4">
+  <w:style w:type="table" w:styleId="LightShading-Accent4">
     <w:name w:val="Light Shading Accent 4"/>
-    <w:basedOn w:val="BangThngthng"/>
+    <w:basedOn w:val="TableNormal"/>
     <w:uiPriority w:val="60"/>
     <w:rsid w:val="00FC693F"/>
     <w:pPr>
@@ -2383,9 +7006,9 @@
       </w:tcPr>
     </w:tblStylePr>
   </w:style>
-  <w:style w:type="table" w:styleId="TnnMausang-Nhnmanh5">
+  <w:style w:type="table" w:styleId="LightShading-Accent5">
     <w:name w:val="Light Shading Accent 5"/>
-    <w:basedOn w:val="BangThngthng"/>
+    <w:basedOn w:val="TableNormal"/>
     <w:uiPriority w:val="60"/>
     <w:rsid w:val="00FC693F"/>
     <w:pPr>
@@ -2479,9 +7102,9 @@
       </w:tcPr>
     </w:tblStylePr>
   </w:style>
-  <w:style w:type="table" w:styleId="TnnMausang-Nhnmanh6">
+  <w:style w:type="table" w:styleId="LightShading-Accent6">
     <w:name w:val="Light Shading Accent 6"/>
-    <w:basedOn w:val="BangThngthng"/>
+    <w:basedOn w:val="TableNormal"/>
     <w:uiPriority w:val="60"/>
     <w:rsid w:val="00FC693F"/>
     <w:pPr>
@@ -2575,9 +7198,9 @@
       </w:tcPr>
     </w:tblStylePr>
   </w:style>
-  <w:style w:type="table" w:styleId="DanhsachMausang">
+  <w:style w:type="table" w:styleId="LightList">
     <w:name w:val="Light List"/>
-    <w:basedOn w:val="BangThngthng"/>
+    <w:basedOn w:val="TableNormal"/>
     <w:uiPriority w:val="61"/>
     <w:rsid w:val="00FC693F"/>
     <w:pPr>
@@ -2660,9 +7283,9 @@
       </w:tcPr>
     </w:tblStylePr>
   </w:style>
-  <w:style w:type="table" w:styleId="DanhsachMausang-Nhnmanh1">
+  <w:style w:type="table" w:styleId="LightList-Accent1">
     <w:name w:val="Light List Accent 1"/>
-    <w:basedOn w:val="BangThngthng"/>
+    <w:basedOn w:val="TableNormal"/>
     <w:uiPriority w:val="61"/>
     <w:rsid w:val="00FC693F"/>
     <w:pPr>
@@ -2745,9 +7368,9 @@
       </w:tcPr>
     </w:tblStylePr>
   </w:style>
-  <w:style w:type="table" w:styleId="DanhsachMausang-Nhnmanh2">
+  <w:style w:type="table" w:styleId="LightList-Accent2">
     <w:name w:val="Light List Accent 2"/>
-    <w:basedOn w:val="BangThngthng"/>
+    <w:basedOn w:val="TableNormal"/>
     <w:uiPriority w:val="61"/>
     <w:rsid w:val="00CB0664"/>
     <w:pPr>
@@ -2830,9 +7453,9 @@
       </w:tcPr>
     </w:tblStylePr>
   </w:style>
-  <w:style w:type="table" w:styleId="DanhsachMausang-Nhnmanh3">
+  <w:style w:type="table" w:styleId="LightList-Accent3">
     <w:name w:val="Light List Accent 3"/>
-    <w:basedOn w:val="BangThngthng"/>
+    <w:basedOn w:val="TableNormal"/>
     <w:uiPriority w:val="61"/>
     <w:rsid w:val="00CB0664"/>
     <w:pPr>
@@ -2915,9 +7538,9 @@
       </w:tcPr>
     </w:tblStylePr>
   </w:style>
-  <w:style w:type="table" w:styleId="DanhsachMausang-Nhnmanh4">
+  <w:style w:type="table" w:styleId="LightList-Accent4">
     <w:name w:val="Light List Accent 4"/>
-    <w:basedOn w:val="BangThngthng"/>
+    <w:basedOn w:val="TableNormal"/>
     <w:uiPriority w:val="61"/>
     <w:rsid w:val="00CB0664"/>
     <w:pPr>
@@ -3000,9 +7623,9 @@
       </w:tcPr>
     </w:tblStylePr>
   </w:style>
-  <w:style w:type="table" w:styleId="DanhsachMausang-Nhnmanh5">
+  <w:style w:type="table" w:styleId="LightList-Accent5">
     <w:name w:val="Light List Accent 5"/>
-    <w:basedOn w:val="BangThngthng"/>
+    <w:basedOn w:val="TableNormal"/>
     <w:uiPriority w:val="61"/>
     <w:rsid w:val="00CB0664"/>
     <w:pPr>
@@ -3085,9 +7708,9 @@
       </w:tcPr>
     </w:tblStylePr>
   </w:style>
-  <w:style w:type="table" w:styleId="DanhsachMausang-Nhnmanh6">
+  <w:style w:type="table" w:styleId="LightList-Accent6">
     <w:name w:val="Light List Accent 6"/>
-    <w:basedOn w:val="BangThngthng"/>
+    <w:basedOn w:val="TableNormal"/>
     <w:uiPriority w:val="61"/>
     <w:rsid w:val="00CB0664"/>
     <w:pPr>
@@ -3170,9 +7793,9 @@
       </w:tcPr>
     </w:tblStylePr>
   </w:style>
-  <w:style w:type="table" w:styleId="LiMausang">
+  <w:style w:type="table" w:styleId="LightGrid">
     <w:name w:val="Light Grid"/>
-    <w:basedOn w:val="BangThngthng"/>
+    <w:basedOn w:val="TableNormal"/>
     <w:uiPriority w:val="62"/>
     <w:rsid w:val="00CB0664"/>
     <w:pPr>
@@ -3293,9 +7916,9 @@
       </w:tcPr>
     </w:tblStylePr>
   </w:style>
-  <w:style w:type="table" w:styleId="LiMausang-Nhnmanh1">
+  <w:style w:type="table" w:styleId="LightGrid-Accent1">
     <w:name w:val="Light Grid Accent 1"/>
-    <w:basedOn w:val="BangThngthng"/>
+    <w:basedOn w:val="TableNormal"/>
     <w:uiPriority w:val="62"/>
     <w:rsid w:val="00CB0664"/>
     <w:pPr>
@@ -3416,9 +8039,9 @@
       </w:tcPr>
     </w:tblStylePr>
   </w:style>
-  <w:style w:type="table" w:styleId="LiMausang-Nhnmanh2">
+  <w:style w:type="table" w:styleId="LightGrid-Accent2">
     <w:name w:val="Light Grid Accent 2"/>
-    <w:basedOn w:val="BangThngthng"/>
+    <w:basedOn w:val="TableNormal"/>
     <w:uiPriority w:val="62"/>
     <w:rsid w:val="00CB0664"/>
     <w:pPr>
@@ -3539,9 +8162,9 @@
       </w:tcPr>
     </w:tblStylePr>
   </w:style>
-  <w:style w:type="table" w:styleId="LiMausang-Nhnmanh3">
+  <w:style w:type="table" w:styleId="LightGrid-Accent3">
     <w:name w:val="Light Grid Accent 3"/>
-    <w:basedOn w:val="BangThngthng"/>
+    <w:basedOn w:val="TableNormal"/>
     <w:uiPriority w:val="62"/>
     <w:rsid w:val="00CB0664"/>
     <w:pPr>
@@ -3662,9 +8285,9 @@
       </w:tcPr>
     </w:tblStylePr>
   </w:style>
-  <w:style w:type="table" w:styleId="LiMausang-Nhnmanh4">
+  <w:style w:type="table" w:styleId="LightGrid-Accent4">
     <w:name w:val="Light Grid Accent 4"/>
-    <w:basedOn w:val="BangThngthng"/>
+    <w:basedOn w:val="TableNormal"/>
     <w:uiPriority w:val="62"/>
     <w:rsid w:val="00CB0664"/>
     <w:pPr>
@@ -3785,9 +8408,9 @@
       </w:tcPr>
     </w:tblStylePr>
   </w:style>
-  <w:style w:type="table" w:styleId="LiMausang-Nhnmanh5">
+  <w:style w:type="table" w:styleId="LightGrid-Accent5">
     <w:name w:val="Light Grid Accent 5"/>
-    <w:basedOn w:val="BangThngthng"/>
+    <w:basedOn w:val="TableNormal"/>
     <w:uiPriority w:val="62"/>
     <w:rsid w:val="00CB0664"/>
     <w:pPr>
@@ -3908,9 +8531,9 @@
       </w:tcPr>
     </w:tblStylePr>
   </w:style>
-  <w:style w:type="table" w:styleId="LiMausang-Nhnmanh6">
+  <w:style w:type="table" w:styleId="LightGrid-Accent6">
     <w:name w:val="Light Grid Accent 6"/>
-    <w:basedOn w:val="BangThngthng"/>
+    <w:basedOn w:val="TableNormal"/>
     <w:uiPriority w:val="62"/>
     <w:rsid w:val="00CB0664"/>
     <w:pPr>
@@ -4031,9 +8654,9 @@
       </w:tcPr>
     </w:tblStylePr>
   </w:style>
-  <w:style w:type="table" w:styleId="TnnVa1">
+  <w:style w:type="table" w:styleId="MediumShading1">
     <w:name w:val="Medium Shading 1"/>
-    <w:basedOn w:val="BangThngthng"/>
+    <w:basedOn w:val="TableNormal"/>
     <w:uiPriority w:val="63"/>
     <w:rsid w:val="00CB0664"/>
     <w:pPr>
@@ -4130,9 +8753,9 @@
       </w:tcPr>
     </w:tblStylePr>
   </w:style>
-  <w:style w:type="table" w:styleId="TnnVa1-Nhnmanh1">
+  <w:style w:type="table" w:styleId="MediumShading1-Accent1">
     <w:name w:val="Medium Shading 1 Accent 1"/>
-    <w:basedOn w:val="BangThngthng"/>
+    <w:basedOn w:val="TableNormal"/>
     <w:uiPriority w:val="63"/>
     <w:rsid w:val="00CB0664"/>
     <w:pPr>
@@ -4229,9 +8852,9 @@
       </w:tcPr>
     </w:tblStylePr>
   </w:style>
-  <w:style w:type="table" w:styleId="TnnVa1-Nhnmanh2">
+  <w:style w:type="table" w:styleId="MediumShading1-Accent2">
     <w:name w:val="Medium Shading 1 Accent 2"/>
-    <w:basedOn w:val="BangThngthng"/>
+    <w:basedOn w:val="TableNormal"/>
     <w:uiPriority w:val="63"/>
     <w:rsid w:val="00CB0664"/>
     <w:pPr>
@@ -4328,9 +8951,9 @@
       </w:tcPr>
     </w:tblStylePr>
   </w:style>
-  <w:style w:type="table" w:styleId="TnnVa1-Nhnmanh3">
+  <w:style w:type="table" w:styleId="MediumShading1-Accent3">
     <w:name w:val="Medium Shading 1 Accent 3"/>
-    <w:basedOn w:val="BangThngthng"/>
+    <w:basedOn w:val="TableNormal"/>
     <w:uiPriority w:val="63"/>
     <w:rsid w:val="00CB0664"/>
     <w:pPr>
@@ -4427,9 +9050,9 @@
       </w:tcPr>
     </w:tblStylePr>
   </w:style>
-  <w:style w:type="table" w:styleId="TnnVa1-Nhnmanh4">
+  <w:style w:type="table" w:styleId="MediumShading1-Accent4">
     <w:name w:val="Medium Shading 1 Accent 4"/>
-    <w:basedOn w:val="BangThngthng"/>
+    <w:basedOn w:val="TableNormal"/>
     <w:uiPriority w:val="63"/>
     <w:rsid w:val="00CB0664"/>
     <w:pPr>
@@ -4526,9 +9149,9 @@
       </w:tcPr>
     </w:tblStylePr>
   </w:style>
-  <w:style w:type="table" w:styleId="TnnVa1-Nhnmanh5">
+  <w:style w:type="table" w:styleId="MediumShading1-Accent5">
     <w:name w:val="Medium Shading 1 Accent 5"/>
-    <w:basedOn w:val="BangThngthng"/>
+    <w:basedOn w:val="TableNormal"/>
     <w:uiPriority w:val="63"/>
     <w:rsid w:val="00CB0664"/>
     <w:pPr>
@@ -4625,9 +9248,9 @@
       </w:tcPr>
     </w:tblStylePr>
   </w:style>
-  <w:style w:type="table" w:styleId="TnnVa1-Nhnmanh6">
+  <w:style w:type="table" w:styleId="MediumShading1-Accent6">
     <w:name w:val="Medium Shading 1 Accent 6"/>
-    <w:basedOn w:val="BangThngthng"/>
+    <w:basedOn w:val="TableNormal"/>
     <w:uiPriority w:val="63"/>
     <w:rsid w:val="00CB0664"/>
     <w:pPr>
@@ -4724,9 +9347,9 @@
       </w:tcPr>
     </w:tblStylePr>
   </w:style>
-  <w:style w:type="table" w:styleId="TnnVa2">
+  <w:style w:type="table" w:styleId="MediumShading2">
     <w:name w:val="Medium Shading 2"/>
-    <w:basedOn w:val="BangThngthng"/>
+    <w:basedOn w:val="TableNormal"/>
     <w:uiPriority w:val="64"/>
     <w:rsid w:val="00CB0664"/>
     <w:pPr>
@@ -4866,9 +9489,9 @@
       </w:tcPr>
     </w:tblStylePr>
   </w:style>
-  <w:style w:type="table" w:styleId="TnnVa2-Nhnmanh1">
+  <w:style w:type="table" w:styleId="MediumShading2-Accent1">
     <w:name w:val="Medium Shading 2 Accent 1"/>
-    <w:basedOn w:val="BangThngthng"/>
+    <w:basedOn w:val="TableNormal"/>
     <w:uiPriority w:val="64"/>
     <w:rsid w:val="00CB0664"/>
     <w:pPr>
@@ -5008,9 +9631,9 @@
       </w:tcPr>
     </w:tblStylePr>
   </w:style>
-  <w:style w:type="table" w:styleId="TnnVa2-Nhnmanh2">
+  <w:style w:type="table" w:styleId="MediumShading2-Accent2">
     <w:name w:val="Medium Shading 2 Accent 2"/>
-    <w:basedOn w:val="BangThngthng"/>
+    <w:basedOn w:val="TableNormal"/>
     <w:uiPriority w:val="64"/>
     <w:rsid w:val="00CB0664"/>
     <w:pPr>
@@ -5150,9 +9773,9 @@
       </w:tcPr>
     </w:tblStylePr>
   </w:style>
-  <w:style w:type="table" w:styleId="TnnVa2-Nhnmanh3">
+  <w:style w:type="table" w:styleId="MediumShading2-Accent3">
     <w:name w:val="Medium Shading 2 Accent 3"/>
-    <w:basedOn w:val="BangThngthng"/>
+    <w:basedOn w:val="TableNormal"/>
     <w:uiPriority w:val="64"/>
     <w:rsid w:val="00CB0664"/>
     <w:pPr>
@@ -5292,9 +9915,9 @@
       </w:tcPr>
     </w:tblStylePr>
   </w:style>
-  <w:style w:type="table" w:styleId="TnnVa2-Nhnmanh4">
+  <w:style w:type="table" w:styleId="MediumShading2-Accent4">
     <w:name w:val="Medium Shading 2 Accent 4"/>
-    <w:basedOn w:val="BangThngthng"/>
+    <w:basedOn w:val="TableNormal"/>
     <w:uiPriority w:val="64"/>
     <w:rsid w:val="00CB0664"/>
     <w:pPr>
@@ -5434,9 +10057,9 @@
       </w:tcPr>
     </w:tblStylePr>
   </w:style>
-  <w:style w:type="table" w:styleId="TnnVa2-Nhnmanh5">
+  <w:style w:type="table" w:styleId="MediumShading2-Accent5">
     <w:name w:val="Medium Shading 2 Accent 5"/>
-    <w:basedOn w:val="BangThngthng"/>
+    <w:basedOn w:val="TableNormal"/>
     <w:uiPriority w:val="64"/>
     <w:rsid w:val="00CB0664"/>
     <w:pPr>
@@ -5576,9 +10199,9 @@
       </w:tcPr>
     </w:tblStylePr>
   </w:style>
-  <w:style w:type="table" w:styleId="TnnVa2-Nhnmanh6">
+  <w:style w:type="table" w:styleId="MediumShading2-Accent6">
     <w:name w:val="Medium Shading 2 Accent 6"/>
-    <w:basedOn w:val="BangThngthng"/>
+    <w:basedOn w:val="TableNormal"/>
     <w:uiPriority w:val="64"/>
     <w:rsid w:val="00CB0664"/>
     <w:pPr>
@@ -5718,9 +10341,9 @@
       </w:tcPr>
     </w:tblStylePr>
   </w:style>
-  <w:style w:type="table" w:styleId="DanhsachVa1">
+  <w:style w:type="table" w:styleId="MediumList1">
     <w:name w:val="Medium List 1"/>
-    <w:basedOn w:val="BangThngthng"/>
+    <w:basedOn w:val="TableNormal"/>
     <w:uiPriority w:val="65"/>
     <w:rsid w:val="00CB0664"/>
     <w:pPr>
@@ -5795,9 +10418,9 @@
       </w:tcPr>
     </w:tblStylePr>
   </w:style>
-  <w:style w:type="table" w:styleId="DanhsachVa1-Nhnmanh1">
+  <w:style w:type="table" w:styleId="MediumList1-Accent1">
     <w:name w:val="Medium List 1 Accent 1"/>
-    <w:basedOn w:val="BangThngthng"/>
+    <w:basedOn w:val="TableNormal"/>
     <w:uiPriority w:val="65"/>
     <w:rsid w:val="00CB0664"/>
     <w:pPr>
@@ -5872,9 +10495,9 @@
       </w:tcPr>
     </w:tblStylePr>
   </w:style>
-  <w:style w:type="table" w:styleId="DanhsachVa1-Nhnmanh2">
+  <w:style w:type="table" w:styleId="MediumList1-Accent2">
     <w:name w:val="Medium List 1 Accent 2"/>
-    <w:basedOn w:val="BangThngthng"/>
+    <w:basedOn w:val="TableNormal"/>
     <w:uiPriority w:val="65"/>
     <w:rsid w:val="00CB0664"/>
     <w:pPr>
@@ -5949,9 +10572,9 @@
       </w:tcPr>
     </w:tblStylePr>
   </w:style>
-  <w:style w:type="table" w:styleId="DanhsachVa1-Nhnmanh3">
+  <w:style w:type="table" w:styleId="MediumList1-Accent3">
     <w:name w:val="Medium List 1 Accent 3"/>
-    <w:basedOn w:val="BangThngthng"/>
+    <w:basedOn w:val="TableNormal"/>
     <w:uiPriority w:val="65"/>
     <w:rsid w:val="00CB0664"/>
     <w:pPr>
@@ -6026,9 +10649,9 @@
       </w:tcPr>
     </w:tblStylePr>
   </w:style>
-  <w:style w:type="table" w:styleId="DanhsachVa1-Nhnmanh4">
+  <w:style w:type="table" w:styleId="MediumList1-Accent4">
     <w:name w:val="Medium List 1 Accent 4"/>
-    <w:basedOn w:val="BangThngthng"/>
+    <w:basedOn w:val="TableNormal"/>
     <w:uiPriority w:val="65"/>
     <w:rsid w:val="00CB0664"/>
     <w:pPr>
@@ -6103,9 +10726,9 @@
       </w:tcPr>
     </w:tblStylePr>
   </w:style>
-  <w:style w:type="table" w:styleId="DanhsachVa1-Nhnmanh5">
+  <w:style w:type="table" w:styleId="MediumList1-Accent5">
     <w:name w:val="Medium List 1 Accent 5"/>
-    <w:basedOn w:val="BangThngthng"/>
+    <w:basedOn w:val="TableNormal"/>
     <w:uiPriority w:val="65"/>
     <w:rsid w:val="00CB0664"/>
     <w:pPr>
@@ -6180,9 +10803,9 @@
       </w:tcPr>
     </w:tblStylePr>
   </w:style>
-  <w:style w:type="table" w:styleId="DanhsachVa1-Nhnmanh6">
+  <w:style w:type="table" w:styleId="MediumList1-Accent6">
     <w:name w:val="Medium List 1 Accent 6"/>
-    <w:basedOn w:val="BangThngthng"/>
+    <w:basedOn w:val="TableNormal"/>
     <w:uiPriority w:val="65"/>
     <w:rsid w:val="00CB0664"/>
     <w:pPr>
@@ -6257,9 +10880,9 @@
       </w:tcPr>
     </w:tblStylePr>
   </w:style>
-  <w:style w:type="table" w:styleId="DanhsachVa2">
+  <w:style w:type="table" w:styleId="MediumList2">
     <w:name w:val="Medium List 2"/>
-    <w:basedOn w:val="BangThngthng"/>
+    <w:basedOn w:val="TableNormal"/>
     <w:uiPriority w:val="66"/>
     <w:rsid w:val="00CB0664"/>
     <w:pPr>
@@ -6378,9 +11001,9 @@
       </w:tcPr>
     </w:tblStylePr>
   </w:style>
-  <w:style w:type="table" w:styleId="DanhsachVa2-Nhnmanh1">
+  <w:style w:type="table" w:styleId="MediumList2-Accent1">
     <w:name w:val="Medium List 2 Accent 1"/>
-    <w:basedOn w:val="BangThngthng"/>
+    <w:basedOn w:val="TableNormal"/>
     <w:uiPriority w:val="66"/>
     <w:rsid w:val="00CB0664"/>
     <w:pPr>
@@ -6499,9 +11122,9 @@
       </w:tcPr>
     </w:tblStylePr>
   </w:style>
-  <w:style w:type="table" w:styleId="DanhsachVa2-Nhnmanh2">
+  <w:style w:type="table" w:styleId="MediumList2-Accent2">
     <w:name w:val="Medium List 2 Accent 2"/>
-    <w:basedOn w:val="BangThngthng"/>
+    <w:basedOn w:val="TableNormal"/>
     <w:uiPriority w:val="66"/>
     <w:rsid w:val="00CB0664"/>
     <w:pPr>
@@ -6620,9 +11243,9 @@
       </w:tcPr>
     </w:tblStylePr>
   </w:style>
-  <w:style w:type="table" w:styleId="DanhsachVa2-Nhnmanh3">
+  <w:style w:type="table" w:styleId="MediumList2-Accent3">
     <w:name w:val="Medium List 2 Accent 3"/>
-    <w:basedOn w:val="BangThngthng"/>
+    <w:basedOn w:val="TableNormal"/>
     <w:uiPriority w:val="66"/>
     <w:rsid w:val="00CB0664"/>
     <w:pPr>
@@ -6741,9 +11364,9 @@
       </w:tcPr>
     </w:tblStylePr>
   </w:style>
-  <w:style w:type="table" w:styleId="DanhsachVa2-Nhnmanh4">
+  <w:style w:type="table" w:styleId="MediumList2-Accent4">
     <w:name w:val="Medium List 2 Accent 4"/>
-    <w:basedOn w:val="BangThngthng"/>
+    <w:basedOn w:val="TableNormal"/>
     <w:uiPriority w:val="66"/>
     <w:rsid w:val="00CB0664"/>
     <w:pPr>
@@ -6862,9 +11485,9 @@
       </w:tcPr>
     </w:tblStylePr>
   </w:style>
-  <w:style w:type="table" w:styleId="DanhsachVa2-Nhnmanh5">
+  <w:style w:type="table" w:styleId="MediumList2-Accent5">
     <w:name w:val="Medium List 2 Accent 5"/>
-    <w:basedOn w:val="BangThngthng"/>
+    <w:basedOn w:val="TableNormal"/>
     <w:uiPriority w:val="66"/>
     <w:rsid w:val="00CB0664"/>
     <w:pPr>
@@ -6983,9 +11606,9 @@
       </w:tcPr>
     </w:tblStylePr>
   </w:style>
-  <w:style w:type="table" w:styleId="DanhsachVa2-Nhnmanh6">
+  <w:style w:type="table" w:styleId="MediumList2-Accent6">
     <w:name w:val="Medium List 2 Accent 6"/>
-    <w:basedOn w:val="BangThngthng"/>
+    <w:basedOn w:val="TableNormal"/>
     <w:uiPriority w:val="66"/>
     <w:rsid w:val="00CB0664"/>
     <w:pPr>
@@ -7104,9 +11727,9 @@
       </w:tcPr>
     </w:tblStylePr>
   </w:style>
-  <w:style w:type="table" w:styleId="LiVa1">
+  <w:style w:type="table" w:styleId="MediumGrid1">
     <w:name w:val="Medium Grid 1"/>
-    <w:basedOn w:val="BangThngthng"/>
+    <w:basedOn w:val="TableNormal"/>
     <w:uiPriority w:val="67"/>
     <w:rsid w:val="00CB0664"/>
     <w:pPr>
@@ -7170,9 +11793,9 @@
       </w:tcPr>
     </w:tblStylePr>
   </w:style>
-  <w:style w:type="table" w:styleId="LiVa1-Nhnmanh1">
+  <w:style w:type="table" w:styleId="MediumGrid1-Accent1">
     <w:name w:val="Medium Grid 1 Accent 1"/>
-    <w:basedOn w:val="BangThngthng"/>
+    <w:basedOn w:val="TableNormal"/>
     <w:uiPriority w:val="67"/>
     <w:rsid w:val="00CB0664"/>
     <w:pPr>
@@ -7236,9 +11859,9 @@
       </w:tcPr>
     </w:tblStylePr>
   </w:style>
-  <w:style w:type="table" w:styleId="LiVa1-Nhnmanh2">
+  <w:style w:type="table" w:styleId="MediumGrid1-Accent2">
     <w:name w:val="Medium Grid 1 Accent 2"/>
-    <w:basedOn w:val="BangThngthng"/>
+    <w:basedOn w:val="TableNormal"/>
     <w:uiPriority w:val="67"/>
     <w:rsid w:val="00CB0664"/>
     <w:pPr>
@@ -7302,9 +11925,9 @@
       </w:tcPr>
     </w:tblStylePr>
   </w:style>
-  <w:style w:type="table" w:styleId="LiVa1-Nhnmanh3">
+  <w:style w:type="table" w:styleId="MediumGrid1-Accent3">
     <w:name w:val="Medium Grid 1 Accent 3"/>
-    <w:basedOn w:val="BangThngthng"/>
+    <w:basedOn w:val="TableNormal"/>
     <w:uiPriority w:val="67"/>
     <w:rsid w:val="00CB0664"/>
     <w:pPr>
@@ -7368,9 +11991,9 @@
       </w:tcPr>
     </w:tblStylePr>
   </w:style>
-  <w:style w:type="table" w:styleId="LiVa1-Nhnmanh4">
+  <w:style w:type="table" w:styleId="MediumGrid1-Accent4">
     <w:name w:val="Medium Grid 1 Accent 4"/>
-    <w:basedOn w:val="BangThngthng"/>
+    <w:basedOn w:val="TableNormal"/>
     <w:uiPriority w:val="67"/>
     <w:rsid w:val="00CB0664"/>
     <w:pPr>
@@ -7434,9 +12057,9 @@
       </w:tcPr>
     </w:tblStylePr>
   </w:style>
-  <w:style w:type="table" w:styleId="LiVa1-Nhnmanh5">
+  <w:style w:type="table" w:styleId="MediumGrid1-Accent5">
     <w:name w:val="Medium Grid 1 Accent 5"/>
-    <w:basedOn w:val="BangThngthng"/>
+    <w:basedOn w:val="TableNormal"/>
     <w:uiPriority w:val="67"/>
     <w:rsid w:val="00CB0664"/>
     <w:pPr>
@@ -7500,9 +12123,9 @@
       </w:tcPr>
     </w:tblStylePr>
   </w:style>
-  <w:style w:type="table" w:styleId="LiVa1-Nhnmanh6">
+  <w:style w:type="table" w:styleId="MediumGrid1-Accent6">
     <w:name w:val="Medium Grid 1 Accent 6"/>
-    <w:basedOn w:val="BangThngthng"/>
+    <w:basedOn w:val="TableNormal"/>
     <w:uiPriority w:val="67"/>
     <w:rsid w:val="00CB0664"/>
     <w:pPr>
@@ -7566,9 +12189,9 @@
       </w:tcPr>
     </w:tblStylePr>
   </w:style>
-  <w:style w:type="table" w:styleId="LiVa2">
+  <w:style w:type="table" w:styleId="MediumGrid2">
     <w:name w:val="Medium Grid 2"/>
-    <w:basedOn w:val="BangThngthng"/>
+    <w:basedOn w:val="TableNormal"/>
     <w:uiPriority w:val="68"/>
     <w:rsid w:val="00CB0664"/>
     <w:pPr>
@@ -7684,9 +12307,9 @@
       </w:tcPr>
     </w:tblStylePr>
   </w:style>
-  <w:style w:type="table" w:styleId="LiVa2-Nhnmanh1">
+  <w:style w:type="table" w:styleId="MediumGrid2-Accent1">
     <w:name w:val="Medium Grid 2 Accent 1"/>
-    <w:basedOn w:val="BangThngthng"/>
+    <w:basedOn w:val="TableNormal"/>
     <w:uiPriority w:val="68"/>
     <w:rsid w:val="00CB0664"/>
     <w:pPr>
@@ -7802,9 +12425,9 @@
       </w:tcPr>
     </w:tblStylePr>
   </w:style>
-  <w:style w:type="table" w:styleId="LiVa2-Nhnmanh2">
+  <w:style w:type="table" w:styleId="MediumGrid2-Accent2">
     <w:name w:val="Medium Grid 2 Accent 2"/>
-    <w:basedOn w:val="BangThngthng"/>
+    <w:basedOn w:val="TableNormal"/>
     <w:uiPriority w:val="68"/>
     <w:rsid w:val="00CB0664"/>
     <w:pPr>
@@ -7920,9 +12543,9 @@
       </w:tcPr>
     </w:tblStylePr>
   </w:style>
-  <w:style w:type="table" w:styleId="LiVa2-Nhnmanh3">
+  <w:style w:type="table" w:styleId="MediumGrid2-Accent3">
     <w:name w:val="Medium Grid 2 Accent 3"/>
-    <w:basedOn w:val="BangThngthng"/>
+    <w:basedOn w:val="TableNormal"/>
     <w:uiPriority w:val="68"/>
     <w:rsid w:val="00CB0664"/>
     <w:pPr>
@@ -8038,9 +12661,9 @@
       </w:tcPr>
     </w:tblStylePr>
   </w:style>
-  <w:style w:type="table" w:styleId="LiVa2-Nhnmanh4">
+  <w:style w:type="table" w:styleId="MediumGrid2-Accent4">
     <w:name w:val="Medium Grid 2 Accent 4"/>
-    <w:basedOn w:val="BangThngthng"/>
+    <w:basedOn w:val="TableNormal"/>
     <w:uiPriority w:val="68"/>
     <w:rsid w:val="00CB0664"/>
     <w:pPr>
@@ -8156,9 +12779,9 @@
       </w:tcPr>
     </w:tblStylePr>
   </w:style>
-  <w:style w:type="table" w:styleId="LiVa2-Nhnmanh5">
+  <w:style w:type="table" w:styleId="MediumGrid2-Accent5">
     <w:name w:val="Medium Grid 2 Accent 5"/>
-    <w:basedOn w:val="BangThngthng"/>
+    <w:basedOn w:val="TableNormal"/>
     <w:uiPriority w:val="68"/>
     <w:rsid w:val="00CB0664"/>
     <w:pPr>
@@ -8274,9 +12897,9 @@
       </w:tcPr>
     </w:tblStylePr>
   </w:style>
-  <w:style w:type="table" w:styleId="LiVa2-Nhnmanh6">
+  <w:style w:type="table" w:styleId="MediumGrid2-Accent6">
     <w:name w:val="Medium Grid 2 Accent 6"/>
-    <w:basedOn w:val="BangThngthng"/>
+    <w:basedOn w:val="TableNormal"/>
     <w:uiPriority w:val="68"/>
     <w:rsid w:val="00CB0664"/>
     <w:pPr>
@@ -8392,9 +13015,9 @@
       </w:tcPr>
     </w:tblStylePr>
   </w:style>
-  <w:style w:type="table" w:styleId="LiVa3">
+  <w:style w:type="table" w:styleId="MediumGrid3">
     <w:name w:val="Medium Grid 3"/>
-    <w:basedOn w:val="BangThngthng"/>
+    <w:basedOn w:val="TableNormal"/>
     <w:uiPriority w:val="69"/>
     <w:rsid w:val="00CB0664"/>
     <w:pPr>
@@ -8526,9 +13149,9 @@
       </w:tcPr>
     </w:tblStylePr>
   </w:style>
-  <w:style w:type="table" w:styleId="LiVa3-Nhnmanh1">
+  <w:style w:type="table" w:styleId="MediumGrid3-Accent1">
     <w:name w:val="Medium Grid 3 Accent 1"/>
-    <w:basedOn w:val="BangThngthng"/>
+    <w:basedOn w:val="TableNormal"/>
     <w:uiPriority w:val="69"/>
     <w:rsid w:val="00CB0664"/>
     <w:pPr>
@@ -8660,9 +13283,9 @@
       </w:tcPr>
     </w:tblStylePr>
   </w:style>
-  <w:style w:type="table" w:styleId="LiVa3-Nhnmanh2">
+  <w:style w:type="table" w:styleId="MediumGrid3-Accent2">
     <w:name w:val="Medium Grid 3 Accent 2"/>
-    <w:basedOn w:val="BangThngthng"/>
+    <w:basedOn w:val="TableNormal"/>
     <w:uiPriority w:val="69"/>
     <w:rsid w:val="00CB0664"/>
     <w:pPr>
@@ -8794,9 +13417,9 @@
       </w:tcPr>
     </w:tblStylePr>
   </w:style>
-  <w:style w:type="table" w:styleId="LiVa3-Nhnmanh3">
+  <w:style w:type="table" w:styleId="MediumGrid3-Accent3">
     <w:name w:val="Medium Grid 3 Accent 3"/>
-    <w:basedOn w:val="BangThngthng"/>
+    <w:basedOn w:val="TableNormal"/>
     <w:uiPriority w:val="69"/>
     <w:rsid w:val="00CB0664"/>
     <w:pPr>
@@ -8928,9 +13551,9 @@
       </w:tcPr>
     </w:tblStylePr>
   </w:style>
-  <w:style w:type="table" w:styleId="LiVa3-Nhnmanh4">
+  <w:style w:type="table" w:styleId="MediumGrid3-Accent4">
     <w:name w:val="Medium Grid 3 Accent 4"/>
-    <w:basedOn w:val="BangThngthng"/>
+    <w:basedOn w:val="TableNormal"/>
     <w:uiPriority w:val="69"/>
     <w:rsid w:val="00CB0664"/>
     <w:pPr>
@@ -9062,9 +13685,9 @@
       </w:tcPr>
     </w:tblStylePr>
   </w:style>
-  <w:style w:type="table" w:styleId="LiVa3-Nhnmanh5">
+  <w:style w:type="table" w:styleId="MediumGrid3-Accent5">
     <w:name w:val="Medium Grid 3 Accent 5"/>
-    <w:basedOn w:val="BangThngthng"/>
+    <w:basedOn w:val="TableNormal"/>
     <w:uiPriority w:val="69"/>
     <w:rsid w:val="00CB0664"/>
     <w:pPr>
@@ -9196,9 +13819,9 @@
       </w:tcPr>
     </w:tblStylePr>
   </w:style>
-  <w:style w:type="table" w:styleId="LiVa3-Nhnmanh6">
+  <w:style w:type="table" w:styleId="MediumGrid3-Accent6">
     <w:name w:val="Medium Grid 3 Accent 6"/>
-    <w:basedOn w:val="BangThngthng"/>
+    <w:basedOn w:val="TableNormal"/>
     <w:uiPriority w:val="69"/>
     <w:rsid w:val="00CB0664"/>
     <w:pPr>
@@ -9330,9 +13953,9 @@
       </w:tcPr>
     </w:tblStylePr>
   </w:style>
-  <w:style w:type="table" w:styleId="DanhsachSm">
+  <w:style w:type="table" w:styleId="DarkList">
     <w:name w:val="Dark List"/>
-    <w:basedOn w:val="BangThngthng"/>
+    <w:basedOn w:val="TableNormal"/>
     <w:uiPriority w:val="70"/>
     <w:rsid w:val="00CB0664"/>
     <w:pPr>
@@ -9437,9 +14060,9 @@
       </w:tcPr>
     </w:tblStylePr>
   </w:style>
-  <w:style w:type="table" w:styleId="DanhsachSm-Nhnmanh1">
+  <w:style w:type="table" w:styleId="DarkList-Accent1">
     <w:name w:val="Dark List Accent 1"/>
-    <w:basedOn w:val="BangThngthng"/>
+    <w:basedOn w:val="TableNormal"/>
     <w:uiPriority w:val="70"/>
     <w:rsid w:val="00CB0664"/>
     <w:pPr>
@@ -9544,9 +14167,9 @@
       </w:tcPr>
     </w:tblStylePr>
   </w:style>
-  <w:style w:type="table" w:styleId="DanhsachSm-Nhnmanh2">
+  <w:style w:type="table" w:styleId="DarkList-Accent2">
     <w:name w:val="Dark List Accent 2"/>
-    <w:basedOn w:val="BangThngthng"/>
+    <w:basedOn w:val="TableNormal"/>
     <w:uiPriority w:val="70"/>
     <w:rsid w:val="00CB0664"/>
     <w:pPr>
@@ -9651,9 +14274,9 @@
       </w:tcPr>
     </w:tblStylePr>
   </w:style>
-  <w:style w:type="table" w:styleId="DanhsachSm-Nhnmanh3">
+  <w:style w:type="table" w:styleId="DarkList-Accent3">
     <w:name w:val="Dark List Accent 3"/>
-    <w:basedOn w:val="BangThngthng"/>
+    <w:basedOn w:val="TableNormal"/>
     <w:uiPriority w:val="70"/>
     <w:rsid w:val="00CB0664"/>
     <w:pPr>
@@ -9758,9 +14381,9 @@
       </w:tcPr>
     </w:tblStylePr>
   </w:style>
-  <w:style w:type="table" w:styleId="DanhsachSm-Nhnmanh4">
+  <w:style w:type="table" w:styleId="DarkList-Accent4">
     <w:name w:val="Dark List Accent 4"/>
-    <w:basedOn w:val="BangThngthng"/>
+    <w:basedOn w:val="TableNormal"/>
     <w:uiPriority w:val="70"/>
     <w:rsid w:val="00CB0664"/>
     <w:pPr>
@@ -9865,9 +14488,9 @@
       </w:tcPr>
     </w:tblStylePr>
   </w:style>
-  <w:style w:type="table" w:styleId="DanhsachSm-Nhnmanh5">
+  <w:style w:type="table" w:styleId="DarkList-Accent5">
     <w:name w:val="Dark List Accent 5"/>
-    <w:basedOn w:val="BangThngthng"/>
+    <w:basedOn w:val="TableNormal"/>
     <w:uiPriority w:val="70"/>
     <w:rsid w:val="00CB0664"/>
     <w:pPr>
@@ -9972,9 +14595,9 @@
       </w:tcPr>
     </w:tblStylePr>
   </w:style>
-  <w:style w:type="table" w:styleId="DanhsachSm-Nhnmanh6">
+  <w:style w:type="table" w:styleId="DarkList-Accent6">
     <w:name w:val="Dark List Accent 6"/>
-    <w:basedOn w:val="BangThngthng"/>
+    <w:basedOn w:val="TableNormal"/>
     <w:uiPriority w:val="70"/>
     <w:rsid w:val="00CB0664"/>
     <w:pPr>
@@ -10079,9 +14702,9 @@
       </w:tcPr>
     </w:tblStylePr>
   </w:style>
-  <w:style w:type="table" w:styleId="TnnScs">
+  <w:style w:type="table" w:styleId="ColorfulShading">
     <w:name w:val="Colorful Shading"/>
-    <w:basedOn w:val="BangThngthng"/>
+    <w:basedOn w:val="TableNormal"/>
     <w:uiPriority w:val="71"/>
     <w:rsid w:val="00CB0664"/>
     <w:pPr>
@@ -10194,9 +14817,9 @@
       </w:rPr>
     </w:tblStylePr>
   </w:style>
-  <w:style w:type="table" w:styleId="TnnScs-Nhnmanh1">
+  <w:style w:type="table" w:styleId="ColorfulShading-Accent1">
     <w:name w:val="Colorful Shading Accent 1"/>
-    <w:basedOn w:val="BangThngthng"/>
+    <w:basedOn w:val="TableNormal"/>
     <w:uiPriority w:val="71"/>
     <w:rsid w:val="00CB0664"/>
     <w:pPr>
@@ -10309,9 +14932,9 @@
       </w:rPr>
     </w:tblStylePr>
   </w:style>
-  <w:style w:type="table" w:styleId="TnnScs-Nhnmanh2">
+  <w:style w:type="table" w:styleId="ColorfulShading-Accent2">
     <w:name w:val="Colorful Shading Accent 2"/>
-    <w:basedOn w:val="BangThngthng"/>
+    <w:basedOn w:val="TableNormal"/>
     <w:uiPriority w:val="71"/>
     <w:rsid w:val="00CB0664"/>
     <w:pPr>
@@ -10424,9 +15047,9 @@
       </w:rPr>
     </w:tblStylePr>
   </w:style>
-  <w:style w:type="table" w:styleId="TnnScs-Nhnmanh3">
+  <w:style w:type="table" w:styleId="ColorfulShading-Accent3">
     <w:name w:val="Colorful Shading Accent 3"/>
-    <w:basedOn w:val="BangThngthng"/>
+    <w:basedOn w:val="TableNormal"/>
     <w:uiPriority w:val="71"/>
     <w:rsid w:val="00CB0664"/>
     <w:pPr>
@@ -10529,9 +15152,9 @@
       </w:tcPr>
     </w:tblStylePr>
   </w:style>
-  <w:style w:type="table" w:styleId="TnnScs-Nhnmanh4">
+  <w:style w:type="table" w:styleId="ColorfulShading-Accent4">
     <w:name w:val="Colorful Shading Accent 4"/>
-    <w:basedOn w:val="BangThngthng"/>
+    <w:basedOn w:val="TableNormal"/>
     <w:uiPriority w:val="71"/>
     <w:rsid w:val="00CB0664"/>
     <w:pPr>
@@ -10644,9 +15267,9 @@
       </w:rPr>
     </w:tblStylePr>
   </w:style>
-  <w:style w:type="table" w:styleId="TnnScs-Nhnmanh5">
+  <w:style w:type="table" w:styleId="ColorfulShading-Accent5">
     <w:name w:val="Colorful Shading Accent 5"/>
-    <w:basedOn w:val="BangThngthng"/>
+    <w:basedOn w:val="TableNormal"/>
     <w:uiPriority w:val="71"/>
     <w:rsid w:val="00CB0664"/>
     <w:pPr>
@@ -10759,9 +15382,9 @@
       </w:rPr>
     </w:tblStylePr>
   </w:style>
-  <w:style w:type="table" w:styleId="TnnScs-Nhnmanh6">
+  <w:style w:type="table" w:styleId="ColorfulShading-Accent6">
     <w:name w:val="Colorful Shading Accent 6"/>
-    <w:basedOn w:val="BangThngthng"/>
+    <w:basedOn w:val="TableNormal"/>
     <w:uiPriority w:val="71"/>
     <w:rsid w:val="00CB0664"/>
     <w:pPr>
@@ -10874,9 +15497,9 @@
       </w:rPr>
     </w:tblStylePr>
   </w:style>
-  <w:style w:type="table" w:styleId="DanhsachScs">
+  <w:style w:type="table" w:styleId="ColorfulList">
     <w:name w:val="Colorful List"/>
-    <w:basedOn w:val="BangThngthng"/>
+    <w:basedOn w:val="TableNormal"/>
     <w:uiPriority w:val="72"/>
     <w:rsid w:val="00CB0664"/>
     <w:pPr>
@@ -10953,9 +15576,9 @@
       </w:tcPr>
     </w:tblStylePr>
   </w:style>
-  <w:style w:type="table" w:styleId="DanhsachScs-Nhnmanh1">
+  <w:style w:type="table" w:styleId="ColorfulList-Accent1">
     <w:name w:val="Colorful List Accent 1"/>
-    <w:basedOn w:val="BangThngthng"/>
+    <w:basedOn w:val="TableNormal"/>
     <w:uiPriority w:val="72"/>
     <w:rsid w:val="00CB0664"/>
     <w:pPr>
@@ -11032,9 +15655,9 @@
       </w:tcPr>
     </w:tblStylePr>
   </w:style>
-  <w:style w:type="table" w:styleId="DanhsachScs-Nhnmanh2">
+  <w:style w:type="table" w:styleId="ColorfulList-Accent2">
     <w:name w:val="Colorful List Accent 2"/>
-    <w:basedOn w:val="BangThngthng"/>
+    <w:basedOn w:val="TableNormal"/>
     <w:uiPriority w:val="72"/>
     <w:rsid w:val="00CB0664"/>
     <w:pPr>
@@ -11111,9 +15734,9 @@
       </w:tcPr>
     </w:tblStylePr>
   </w:style>
-  <w:style w:type="table" w:styleId="DanhsachScs-Nhnmanh3">
+  <w:style w:type="table" w:styleId="ColorfulList-Accent3">
     <w:name w:val="Colorful List Accent 3"/>
-    <w:basedOn w:val="BangThngthng"/>
+    <w:basedOn w:val="TableNormal"/>
     <w:uiPriority w:val="72"/>
     <w:rsid w:val="00CB0664"/>
     <w:pPr>
@@ -11190,9 +15813,9 @@
       </w:tcPr>
     </w:tblStylePr>
   </w:style>
-  <w:style w:type="table" w:styleId="DanhsachScs-Nhnmanh4">
+  <w:style w:type="table" w:styleId="ColorfulList-Accent4">
     <w:name w:val="Colorful List Accent 4"/>
-    <w:basedOn w:val="BangThngthng"/>
+    <w:basedOn w:val="TableNormal"/>
     <w:uiPriority w:val="72"/>
     <w:rsid w:val="00CB0664"/>
     <w:pPr>
@@ -11269,9 +15892,9 @@
       </w:tcPr>
     </w:tblStylePr>
   </w:style>
-  <w:style w:type="table" w:styleId="DanhsachScs-Nhnmanh5">
+  <w:style w:type="table" w:styleId="ColorfulList-Accent5">
     <w:name w:val="Colorful List Accent 5"/>
-    <w:basedOn w:val="BangThngthng"/>
+    <w:basedOn w:val="TableNormal"/>
     <w:uiPriority w:val="72"/>
     <w:rsid w:val="00CB0664"/>
     <w:pPr>
@@ -11348,9 +15971,9 @@
       </w:tcPr>
     </w:tblStylePr>
   </w:style>
-  <w:style w:type="table" w:styleId="DanhsachScs-Nhnmanh6">
+  <w:style w:type="table" w:styleId="ColorfulList-Accent6">
     <w:name w:val="Colorful List Accent 6"/>
-    <w:basedOn w:val="BangThngthng"/>
+    <w:basedOn w:val="TableNormal"/>
     <w:uiPriority w:val="72"/>
     <w:rsid w:val="00CB0664"/>
     <w:pPr>
@@ -11427,9 +16050,9 @@
       </w:tcPr>
     </w:tblStylePr>
   </w:style>
-  <w:style w:type="table" w:styleId="LiScs">
+  <w:style w:type="table" w:styleId="ColorfulGrid">
     <w:name w:val="Colorful Grid"/>
-    <w:basedOn w:val="BangThngthng"/>
+    <w:basedOn w:val="TableNormal"/>
     <w:uiPriority w:val="73"/>
     <w:rsid w:val="00CB0664"/>
     <w:pPr>
@@ -11500,9 +16123,9 @@
       </w:tcPr>
     </w:tblStylePr>
   </w:style>
-  <w:style w:type="table" w:styleId="LiScs-Nhnmanh1">
+  <w:style w:type="table" w:styleId="ColorfulGrid-Accent1">
     <w:name w:val="Colorful Grid Accent 1"/>
-    <w:basedOn w:val="BangThngthng"/>
+    <w:basedOn w:val="TableNormal"/>
     <w:uiPriority w:val="73"/>
     <w:rsid w:val="00CB0664"/>
     <w:pPr>
@@ -11573,9 +16196,9 @@
       </w:tcPr>
     </w:tblStylePr>
   </w:style>
-  <w:style w:type="table" w:styleId="LiScs-Nhnmanh2">
+  <w:style w:type="table" w:styleId="ColorfulGrid-Accent2">
     <w:name w:val="Colorful Grid Accent 2"/>
-    <w:basedOn w:val="BangThngthng"/>
+    <w:basedOn w:val="TableNormal"/>
     <w:uiPriority w:val="73"/>
     <w:rsid w:val="00CB0664"/>
     <w:pPr>
@@ -11646,9 +16269,9 @@
       </w:tcPr>
     </w:tblStylePr>
   </w:style>
-  <w:style w:type="table" w:styleId="LiScs-Nhnmanh3">
+  <w:style w:type="table" w:styleId="ColorfulGrid-Accent3">
     <w:name w:val="Colorful Grid Accent 3"/>
-    <w:basedOn w:val="BangThngthng"/>
+    <w:basedOn w:val="TableNormal"/>
     <w:uiPriority w:val="73"/>
     <w:rsid w:val="00CB0664"/>
     <w:pPr>
@@ -11719,9 +16342,9 @@
       </w:tcPr>
     </w:tblStylePr>
   </w:style>
-  <w:style w:type="table" w:styleId="LiScs-Nhnmanh4">
+  <w:style w:type="table" w:styleId="ColorfulGrid-Accent4">
     <w:name w:val="Colorful Grid Accent 4"/>
-    <w:basedOn w:val="BangThngthng"/>
+    <w:basedOn w:val="TableNormal"/>
     <w:uiPriority w:val="73"/>
     <w:rsid w:val="00CB0664"/>
     <w:pPr>
@@ -11792,9 +16415,9 @@
       </w:tcPr>
     </w:tblStylePr>
   </w:style>
-  <w:style w:type="table" w:styleId="LiScs-Nhnmanh5">
+  <w:style w:type="table" w:styleId="ColorfulGrid-Accent5">
     <w:name w:val="Colorful Grid Accent 5"/>
-    <w:basedOn w:val="BangThngthng"/>
+    <w:basedOn w:val="TableNormal"/>
     <w:uiPriority w:val="73"/>
     <w:rsid w:val="00CB0664"/>
     <w:pPr>
@@ -11865,9 +16488,9 @@
       </w:tcPr>
     </w:tblStylePr>
   </w:style>
-  <w:style w:type="table" w:styleId="LiScs-Nhnmanh6">
+  <w:style w:type="table" w:styleId="ColorfulGrid-Accent6">
     <w:name w:val="Colorful Grid Accent 6"/>
-    <w:basedOn w:val="BangThngthng"/>
+    <w:basedOn w:val="TableNormal"/>
     <w:uiPriority w:val="73"/>
     <w:rsid w:val="00CB0664"/>
     <w:pPr>
@@ -11937,6 +16560,17 @@
         <w:shd w:val="clear" w:color="auto" w:fill="FBCAA2" w:themeFill="accent6" w:themeFillTint="7F"/>
       </w:tcPr>
     </w:tblStylePr>
+  </w:style>
+  <w:style w:type="character" w:styleId="Hyperlink">
+    <w:name w:val="Hyperlink"/>
+    <w:basedOn w:val="DefaultParagraphFont"/>
+    <w:uiPriority w:val="99"/>
+    <w:unhideWhenUsed/>
+    <w:rsid w:val="00477A09"/>
+    <w:rPr>
+      <w:color w:val="0000FF" w:themeColor="hyperlink"/>
+      <w:u w:val="single"/>
+    </w:rPr>
   </w:style>
 </w:styles>
 </file>
